--- a/benchmarks/navix_single_cta/NAVIX_GPU_OPT_CPU_BASELINES_REPORT.docx
+++ b/benchmarks/navix_single_cta/NAVIX_GPU_OPT_CPU_BASELINES_REPORT.docx
@@ -67,13 +67,13 @@
         <w:t xml:space="preserve"> </w:t>
       </w:r>
       <w:r>
-        <w:t xml:space="preserve">complete. GPU correctness, the complete B0 sweep, two optimization-ablation gates, all native CPU</w:t>
-      </w:r>
-      <w:r>
-        <w:t xml:space="preserve"> </w:t>
-      </w:r>
-      <w:r>
-        <w:t xml:space="preserve">graphs, the</w:t>
+        <w:t xml:space="preserve">complete. GPU correctness, the complete primary and five-policy B0 sweeps, two</w:t>
+      </w:r>
+      <w:r>
+        <w:t xml:space="preserve"> </w:t>
+      </w:r>
+      <w:r>
+        <w:t xml:space="preserve">optimization-ablation gates, all native CPU graphs, the</w:t>
       </w:r>
       <w:r>
         <w:t xml:space="preserve"> </w:t>
@@ -85,19 +85,19 @@
         <w:t xml:space="preserve">8/16/32</w:t>
       </w:r>
       <w:r>
-        <w:t xml:space="preserve">-thread scaling gate, deterministic-seed ablations, and every conditional deep</w:t>
-      </w:r>
-      <w:r>
-        <w:t xml:space="preserve"> </w:t>
-      </w:r>
-      <w:r>
-        <w:t xml:space="preserve">sweep are complete. The original plan is retained so deviations and rejected optimizations remain</w:t>
-      </w:r>
-      <w:r>
-        <w:t xml:space="preserve"> </w:t>
-      </w:r>
-      <w:r>
-        <w:t xml:space="preserve">auditable.</w:t>
+        <w:t xml:space="preserve">-thread scaling gate,</w:t>
+      </w:r>
+      <w:r>
+        <w:t xml:space="preserve"> </w:t>
+      </w:r>
+      <w:r>
+        <w:t xml:space="preserve">deterministic-seed ablations, and every conditional deep sweep are complete. The original plan is</w:t>
+      </w:r>
+      <w:r>
+        <w:t xml:space="preserve"> </w:t>
+      </w:r>
+      <w:r>
+        <w:t xml:space="preserve">retained so deviations and rejected optimizations remain auditable.</w:t>
       </w:r>
     </w:p>
     <w:p>
@@ -4793,6 +4793,41 @@
       </w:r>
       <w:r>
         <w:t xml:space="preserve">bit-for-bit identical to the reference outputs.</w:t>
+      </w:r>
+    </w:p>
+    <w:p>
+      <w:pPr>
+        <w:pStyle w:val="BodyText"/>
+      </w:pPr>
+      <w:r>
+        <w:t xml:space="preserve">The matched 10,000-query GPU policy sweep contributes 120 aggregates: five policies times six</w:t>
+      </w:r>
+      <w:r>
+        <w:t xml:space="preserve"> </w:t>
+      </w:r>
+      <w:r>
+        <w:rPr>
+          <w:rStyle w:val="VerbatimChar"/>
+        </w:rPr>
+        <w:t xml:space="preserve">(L,W)</w:t>
+      </w:r>
+      <w:r>
+        <w:t xml:space="preserve"> </w:t>
+      </w:r>
+      <w:r>
+        <w:t xml:space="preserve">cells on each of four workloads. Every aggregate covers exactly 10,000 queries (five</w:t>
+      </w:r>
+      <w:r>
+        <w:t xml:space="preserve"> </w:t>
+      </w:r>
+      <w:r>
+        <w:t xml:space="preserve">disjoint YFCC shards or one ArXiv shard) and has zero filter violations and zero invalid-sentinel</w:t>
+      </w:r>
+      <w:r>
+        <w:t xml:space="preserve"> </w:t>
+      </w:r>
+      <w:r>
+        <w:t xml:space="preserve">errors. Intrinsic underfill is preserved and reported rather than treated as malformed output.</w:t>
       </w:r>
     </w:p>
     <w:p>
@@ -6793,11 +6828,11 @@
     </w:p>
     <w:p>
       <w:pPr>
-        <w:pStyle w:val="Heading1"/>
-      </w:pPr>
-      <w:bookmarkStart w:id="55" w:name="cpu-baseline-implementation-and-results"/>
-      <w:r>
-        <w:t xml:space="preserve">CPU baseline implementation and results</w:t>
+        <w:pStyle w:val="Heading2"/>
+      </w:pPr>
+      <w:bookmarkStart w:id="55" w:name="gpu-navix-policy-comparison"/>
+      <w:r>
+        <w:t xml:space="preserve">GPU NaviX policy comparison</w:t>
       </w:r>
       <w:bookmarkEnd w:id="55"/>
     </w:p>
@@ -6806,7 +6841,34 @@
         <w:pStyle w:val="FirstParagraph"/>
       </w:pPr>
       <w:r>
-        <w:t xml:space="preserve">The completed graph artifacts are:</w:t>
+        <w:t xml:space="preserve">This matched sweep uses the accepted reference kernel, tiled scheduler, strict bitmap seeds, B0,</w:t>
+      </w:r>
+      <w:r>
+        <w:t xml:space="preserve"> </w:t>
+      </w:r>
+      <w:r>
+        <w:t xml:space="preserve">and the same six</w:t>
+      </w:r>
+      <w:r>
+        <w:t xml:space="preserve"> </w:t>
+      </w:r>
+      <w:r>
+        <w:rPr>
+          <w:rStyle w:val="VerbatimChar"/>
+        </w:rPr>
+        <w:t xml:space="preserve">(L,W)</w:t>
+      </w:r>
+      <w:r>
+        <w:t xml:space="preserve"> </w:t>
+      </w:r>
+      <w:r>
+        <w:t xml:space="preserve">cells for every policy. The earlier 1,000-query policy points remain</w:t>
+      </w:r>
+      <w:r>
+        <w:t xml:space="preserve"> </w:t>
+      </w:r>
+      <w:r>
+        <w:t xml:space="preserve">correctness evidence only and are excluded from these throughput frontiers.</w:t>
       </w:r>
     </w:p>
     <w:tbl>
@@ -6833,7 +6895,7 @@
               <w:jc w:val="left"/>
             </w:pPr>
             <w:r>
-              <w:t xml:space="preserve">Graph</w:t>
+              <w:t xml:space="preserve">Workload</w:t>
             </w:r>
           </w:p>
         </w:tc>
@@ -6850,7 +6912,7 @@
               <w:jc w:val="left"/>
             </w:pPr>
             <w:r>
-              <w:t xml:space="preserve">Parameters</w:t>
+              <w:t xml:space="preserve">Fastest useful high-recall policy</w:t>
             </w:r>
           </w:p>
         </w:tc>
@@ -6867,7 +6929,7 @@
               <w:jc w:val="left"/>
             </w:pPr>
             <w:r>
-              <w:t xml:space="preserve">Build time</w:t>
+              <w:t xml:space="preserve">Highest-recall policy point</w:t>
             </w:r>
           </w:p>
         </w:tc>
@@ -6884,7 +6946,7 @@
               <w:jc w:val="left"/>
             </w:pPr>
             <w:r>
-              <w:t xml:space="preserve">Serialized size</w:t>
+              <w:t xml:space="preserve">Verdict</w:t>
             </w:r>
           </w:p>
         </w:tc>
@@ -6897,55 +6959,40 @@
               <w:jc w:val="left"/>
             </w:pPr>
             <w:r>
-              <w:t xml:space="preserve">ArXiv FAISS HNSW</w:t>
-            </w:r>
-          </w:p>
-        </w:tc>
-        <w:tc>
-          <w:p>
-            <w:pPr>
-              <w:pStyle w:val="Compact"/>
-              <w:jc w:val="left"/>
-            </w:pPr>
-            <w:r>
-              <w:rPr>
-                <w:rStyle w:val="VerbatimChar"/>
-              </w:rPr>
-              <w:t xml:space="preserve">M=32</w:t>
-            </w:r>
-            <w:r>
-              <w:t xml:space="preserve">,</w:t>
-            </w:r>
-            <w:r>
-              <w:t xml:space="preserve"> </w:t>
-            </w:r>
-            <w:r>
-              <w:rPr>
-                <w:rStyle w:val="VerbatimChar"/>
-              </w:rPr>
-              <w:t xml:space="preserve">efConstruction=200</w:t>
-            </w:r>
-          </w:p>
-        </w:tc>
-        <w:tc>
-          <w:p>
-            <w:pPr>
-              <w:pStyle w:val="Compact"/>
-              <w:jc w:val="left"/>
-            </w:pPr>
-            <w:r>
-              <w:t xml:space="preserve">59.30 s</w:t>
-            </w:r>
-          </w:p>
-        </w:tc>
-        <w:tc>
-          <w:p>
-            <w:pPr>
-              <w:pStyle w:val="Compact"/>
-              <w:jc w:val="left"/>
-            </w:pPr>
-            <w:r>
-              <w:t xml:space="preserve">1,665,620,834 B</w:t>
+              <w:t xml:space="preserve">YFCC</w:t>
+            </w:r>
+          </w:p>
+        </w:tc>
+        <w:tc>
+          <w:p>
+            <w:pPr>
+              <w:pStyle w:val="Compact"/>
+              <w:jc w:val="left"/>
+            </w:pPr>
+            <w:r>
+              <w:t xml:space="preserve">Blind: 9,036 QPS at 0.70380</w:t>
+            </w:r>
+          </w:p>
+        </w:tc>
+        <w:tc>
+          <w:p>
+            <w:pPr>
+              <w:pStyle w:val="Compact"/>
+              <w:jc w:val="left"/>
+            </w:pPr>
+            <w:r>
+              <w:t xml:space="preserve">Directed: 0.70395 at 8,137 QPS</w:t>
+            </w:r>
+          </w:p>
+        </w:tc>
+        <w:tc>
+          <w:p>
+            <w:pPr>
+              <w:pStyle w:val="Compact"/>
+              <w:jc w:val="left"/>
+            </w:pPr>
+            <w:r>
+              <w:t xml:space="preserve">Blind obtains effectively the same ceiling 11.0% faster; no policy reaches 0.90.</w:t>
             </w:r>
           </w:p>
         </w:tc>
@@ -6958,79 +7005,40 @@
               <w:jc w:val="left"/>
             </w:pPr>
             <w:r>
-              <w:t xml:space="preserve">ArXiv ACORN-1</w:t>
-            </w:r>
-          </w:p>
-        </w:tc>
-        <w:tc>
-          <w:p>
-            <w:pPr>
-              <w:pStyle w:val="Compact"/>
-              <w:jc w:val="left"/>
-            </w:pPr>
-            <w:r>
-              <w:rPr>
-                <w:rStyle w:val="VerbatimChar"/>
-              </w:rPr>
-              <w:t xml:space="preserve">M=32</w:t>
-            </w:r>
-            <w:r>
-              <w:t xml:space="preserve">,</w:t>
-            </w:r>
-            <w:r>
-              <w:t xml:space="preserve"> </w:t>
-            </w:r>
-            <w:r>
-              <w:rPr>
-                <w:rStyle w:val="VerbatimChar"/>
-              </w:rPr>
-              <w:t xml:space="preserve">gamma=1</w:t>
-            </w:r>
-            <w:r>
-              <w:t xml:space="preserve">,</w:t>
-            </w:r>
-            <w:r>
-              <w:t xml:space="preserve"> </w:t>
-            </w:r>
-            <w:r>
-              <w:rPr>
-                <w:rStyle w:val="VerbatimChar"/>
-              </w:rPr>
-              <w:t xml:space="preserve">M_beta=32</w:t>
-            </w:r>
-            <w:r>
-              <w:t xml:space="preserve">,</w:t>
-            </w:r>
-            <w:r>
-              <w:t xml:space="preserve"> </w:t>
-            </w:r>
-            <w:r>
-              <w:rPr>
-                <w:rStyle w:val="VerbatimChar"/>
-              </w:rPr>
-              <w:t xml:space="preserve">efConstruction=200</w:t>
-            </w:r>
-          </w:p>
-        </w:tc>
-        <w:tc>
-          <w:p>
-            <w:pPr>
-              <w:pStyle w:val="Compact"/>
-              <w:jc w:val="left"/>
-            </w:pPr>
-            <w:r>
-              <w:t xml:space="preserve">6.46 s</w:t>
-            </w:r>
-          </w:p>
-        </w:tc>
-        <w:tc>
-          <w:p>
-            <w:pPr>
-              <w:pStyle w:val="Compact"/>
-              <w:jc w:val="left"/>
-            </w:pPr>
-            <w:r>
-              <w:t xml:space="preserve">1,672,020,878 B</w:t>
+              <w:t xml:space="preserve">EM</w:t>
+            </w:r>
+          </w:p>
+        </w:tc>
+        <w:tc>
+          <w:p>
+            <w:pPr>
+              <w:pStyle w:val="Compact"/>
+              <w:jc w:val="left"/>
+            </w:pPr>
+            <w:r>
+              <w:t xml:space="preserve">Adaptive Kuzu: 11,909 QPS at 0.98957</w:t>
+            </w:r>
+          </w:p>
+        </w:tc>
+        <w:tc>
+          <w:p>
+            <w:pPr>
+              <w:pStyle w:val="Compact"/>
+              <w:jc w:val="left"/>
+            </w:pPr>
+            <w:r>
+              <w:t xml:space="preserve">Blind/directed: 0.99960; blind is 2,033 QPS versus 800</w:t>
+            </w:r>
+          </w:p>
+        </w:tc>
+        <w:tc>
+          <w:p>
+            <w:pPr>
+              <w:pStyle w:val="Compact"/>
+              <w:jc w:val="left"/>
+            </w:pPr>
+            <w:r>
+              <w:t xml:space="preserve">Adaptive Kuzu leads near 0.99; blind dominates the extreme-recall endpoint.</w:t>
             </w:r>
           </w:p>
         </w:tc>
@@ -7043,79 +7051,40 @@
               <w:jc w:val="left"/>
             </w:pPr>
             <w:r>
-              <w:t xml:space="preserve">ArXiv ACORN-gamma EM</w:t>
-            </w:r>
-          </w:p>
-        </w:tc>
-        <w:tc>
-          <w:p>
-            <w:pPr>
-              <w:pStyle w:val="Compact"/>
-              <w:jc w:val="left"/>
-            </w:pPr>
-            <w:r>
-              <w:rPr>
-                <w:rStyle w:val="VerbatimChar"/>
-              </w:rPr>
-              <w:t xml:space="preserve">M=16</w:t>
-            </w:r>
-            <w:r>
-              <w:t xml:space="preserve">,</w:t>
-            </w:r>
-            <w:r>
-              <w:t xml:space="preserve"> </w:t>
-            </w:r>
-            <w:r>
-              <w:rPr>
-                <w:rStyle w:val="VerbatimChar"/>
-              </w:rPr>
-              <w:t xml:space="preserve">gamma=10</w:t>
-            </w:r>
-            <w:r>
-              <w:t xml:space="preserve">,</w:t>
-            </w:r>
-            <w:r>
-              <w:t xml:space="preserve"> </w:t>
-            </w:r>
-            <w:r>
-              <w:rPr>
-                <w:rStyle w:val="VerbatimChar"/>
-              </w:rPr>
-              <w:t xml:space="preserve">M_beta=24</w:t>
-            </w:r>
-            <w:r>
-              <w:t xml:space="preserve">,</w:t>
-            </w:r>
-            <w:r>
-              <w:t xml:space="preserve"> </w:t>
-            </w:r>
-            <w:r>
-              <w:rPr>
-                <w:rStyle w:val="VerbatimChar"/>
-              </w:rPr>
-              <w:t xml:space="preserve">efConstruction=160</w:t>
-            </w:r>
-          </w:p>
-        </w:tc>
-        <w:tc>
-          <w:p>
-            <w:pPr>
-              <w:pStyle w:val="Compact"/>
-              <w:jc w:val="left"/>
-            </w:pPr>
-            <w:r>
-              <w:t xml:space="preserve">70.99 s</w:t>
-            </w:r>
-          </w:p>
-        </w:tc>
-        <w:tc>
-          <w:p>
-            <w:pPr>
-              <w:pStyle w:val="Compact"/>
-              <w:jc w:val="left"/>
-            </w:pPr>
-            <w:r>
-              <w:t xml:space="preserve">1,663,130,542 B</w:t>
+              <w:t xml:space="preserve">EMIS</w:t>
+            </w:r>
+          </w:p>
+        </w:tc>
+        <w:tc>
+          <w:p>
+            <w:pPr>
+              <w:pStyle w:val="Compact"/>
+              <w:jc w:val="left"/>
+            </w:pPr>
+            <w:r>
+              <w:t xml:space="preserve">Blind: 12,966 QPS at 0.97275</w:t>
+            </w:r>
+          </w:p>
+        </w:tc>
+        <w:tc>
+          <w:p>
+            <w:pPr>
+              <w:pStyle w:val="Compact"/>
+              <w:jc w:val="left"/>
+            </w:pPr>
+            <w:r>
+              <w:t xml:space="preserve">Directed: 0.99901 at 849 QPS</w:t>
+            </w:r>
+          </w:p>
+        </w:tc>
+        <w:tc>
+          <w:p>
+            <w:pPr>
+              <w:pStyle w:val="Compact"/>
+              <w:jc w:val="left"/>
+            </w:pPr>
+            <w:r>
+              <w:t xml:space="preserve">Blind dominates through 0.99873; directed buys only the final 0.00028 recall at large cost.</w:t>
             </w:r>
           </w:p>
         </w:tc>
@@ -7128,395 +7097,40 @@
               <w:jc w:val="left"/>
             </w:pPr>
             <w:r>
-              <w:t xml:space="preserve">ArXiv ACORN-gamma EMIS</w:t>
-            </w:r>
-          </w:p>
-        </w:tc>
-        <w:tc>
-          <w:p>
-            <w:pPr>
-              <w:pStyle w:val="Compact"/>
-              <w:jc w:val="left"/>
-            </w:pPr>
-            <w:r>
-              <w:rPr>
-                <w:rStyle w:val="VerbatimChar"/>
-              </w:rPr>
-              <w:t xml:space="preserve">M=16</w:t>
-            </w:r>
-            <w:r>
-              <w:t xml:space="preserve">,</w:t>
-            </w:r>
-            <w:r>
-              <w:t xml:space="preserve"> </w:t>
-            </w:r>
-            <w:r>
-              <w:rPr>
-                <w:rStyle w:val="VerbatimChar"/>
-              </w:rPr>
-              <w:t xml:space="preserve">gamma=15</w:t>
-            </w:r>
-            <w:r>
-              <w:t xml:space="preserve">,</w:t>
-            </w:r>
-            <w:r>
-              <w:t xml:space="preserve"> </w:t>
-            </w:r>
-            <w:r>
-              <w:rPr>
-                <w:rStyle w:val="VerbatimChar"/>
-              </w:rPr>
-              <w:t xml:space="preserve">M_beta=24</w:t>
-            </w:r>
-            <w:r>
-              <w:t xml:space="preserve">,</w:t>
-            </w:r>
-            <w:r>
-              <w:t xml:space="preserve"> </w:t>
-            </w:r>
-            <w:r>
-              <w:rPr>
-                <w:rStyle w:val="VerbatimChar"/>
-              </w:rPr>
-              <w:t xml:space="preserve">efConstruction=240</w:t>
-            </w:r>
-          </w:p>
-        </w:tc>
-        <w:tc>
-          <w:p>
-            <w:pPr>
-              <w:pStyle w:val="Compact"/>
-              <w:jc w:val="left"/>
-            </w:pPr>
-            <w:r>
-              <w:t xml:space="preserve">112.75 s</w:t>
-            </w:r>
-          </w:p>
-        </w:tc>
-        <w:tc>
-          <w:p>
-            <w:pPr>
-              <w:pStyle w:val="Compact"/>
-              <w:jc w:val="left"/>
-            </w:pPr>
-            <w:r>
-              <w:t xml:space="preserve">1,665,295,662 B</w:t>
-            </w:r>
-          </w:p>
-        </w:tc>
-      </w:tr>
-      <w:tr>
-        <w:tc>
-          <w:p>
-            <w:pPr>
-              <w:pStyle w:val="Compact"/>
-              <w:jc w:val="left"/>
-            </w:pPr>
-            <w:r>
-              <w:t xml:space="preserve">ArXiv ACORN-gamma R</w:t>
-            </w:r>
-          </w:p>
-        </w:tc>
-        <w:tc>
-          <w:p>
-            <w:pPr>
-              <w:pStyle w:val="Compact"/>
-              <w:jc w:val="left"/>
-            </w:pPr>
-            <w:r>
-              <w:rPr>
-                <w:rStyle w:val="VerbatimChar"/>
-              </w:rPr>
-              <w:t xml:space="preserve">M=32</w:t>
-            </w:r>
-            <w:r>
-              <w:t xml:space="preserve">,</w:t>
-            </w:r>
-            <w:r>
-              <w:t xml:space="preserve"> </w:t>
-            </w:r>
-            <w:r>
-              <w:rPr>
-                <w:rStyle w:val="VerbatimChar"/>
-              </w:rPr>
-              <w:t xml:space="preserve">gamma=12</w:t>
-            </w:r>
-            <w:r>
-              <w:t xml:space="preserve">,</w:t>
-            </w:r>
-            <w:r>
-              <w:t xml:space="preserve"> </w:t>
-            </w:r>
-            <w:r>
-              <w:rPr>
-                <w:rStyle w:val="VerbatimChar"/>
-              </w:rPr>
-              <w:t xml:space="preserve">M_beta=24</w:t>
-            </w:r>
-            <w:r>
-              <w:t xml:space="preserve">,</w:t>
-            </w:r>
-            <w:r>
-              <w:t xml:space="preserve"> </w:t>
-            </w:r>
-            <w:r>
-              <w:rPr>
-                <w:rStyle w:val="VerbatimChar"/>
-              </w:rPr>
-              <w:t xml:space="preserve">efConstruction=384</w:t>
-            </w:r>
-          </w:p>
-        </w:tc>
-        <w:tc>
-          <w:p>
-            <w:pPr>
-              <w:pStyle w:val="Compact"/>
-              <w:jc w:val="left"/>
-            </w:pPr>
-            <w:r>
-              <w:t xml:space="preserve">159.35 s</w:t>
-            </w:r>
-          </w:p>
-        </w:tc>
-        <w:tc>
-          <w:p>
-            <w:pPr>
-              <w:pStyle w:val="Compact"/>
-              <w:jc w:val="left"/>
-            </w:pPr>
-            <w:r>
-              <w:t xml:space="preserve">1,673,447,566 B</w:t>
-            </w:r>
-          </w:p>
-        </w:tc>
-      </w:tr>
-      <w:tr>
-        <w:tc>
-          <w:p>
-            <w:pPr>
-              <w:pStyle w:val="Compact"/>
-              <w:jc w:val="left"/>
-            </w:pPr>
-            <w:r>
-              <w:t xml:space="preserve">YFCC FAISS HNSW</w:t>
-            </w:r>
-          </w:p>
-        </w:tc>
-        <w:tc>
-          <w:p>
-            <w:pPr>
-              <w:pStyle w:val="Compact"/>
-              <w:jc w:val="left"/>
-            </w:pPr>
-            <w:r>
-              <w:rPr>
-                <w:rStyle w:val="VerbatimChar"/>
-              </w:rPr>
-              <w:t xml:space="preserve">M=64</w:t>
-            </w:r>
-            <w:r>
-              <w:t xml:space="preserve">,</w:t>
-            </w:r>
-            <w:r>
-              <w:t xml:space="preserve"> </w:t>
-            </w:r>
-            <w:r>
-              <w:rPr>
-                <w:rStyle w:val="VerbatimChar"/>
-              </w:rPr>
-              <w:t xml:space="preserve">efConstruction=200</w:t>
-            </w:r>
-          </w:p>
-        </w:tc>
-        <w:tc>
-          <w:p>
-            <w:pPr>
-              <w:pStyle w:val="Compact"/>
-              <w:jc w:val="left"/>
-            </w:pPr>
-            <w:r>
-              <w:t xml:space="preserve">1,505.26 s</w:t>
-            </w:r>
-          </w:p>
-        </w:tc>
-        <w:tc>
-          <w:p>
-            <w:pPr>
-              <w:pStyle w:val="Compact"/>
-              <w:jc w:val="left"/>
-            </w:pPr>
-            <w:r>
-              <w:t xml:space="preserve">12,960,704,214 B</w:t>
-            </w:r>
-          </w:p>
-        </w:tc>
-      </w:tr>
-      <w:tr>
-        <w:tc>
-          <w:p>
-            <w:pPr>
-              <w:pStyle w:val="Compact"/>
-              <w:jc w:val="left"/>
-            </w:pPr>
-            <w:r>
-              <w:t xml:space="preserve">YFCC ACORN-1</w:t>
-            </w:r>
-          </w:p>
-        </w:tc>
-        <w:tc>
-          <w:p>
-            <w:pPr>
-              <w:pStyle w:val="Compact"/>
-              <w:jc w:val="left"/>
-            </w:pPr>
-            <w:r>
-              <w:rPr>
-                <w:rStyle w:val="VerbatimChar"/>
-              </w:rPr>
-              <w:t xml:space="preserve">M=32</w:t>
-            </w:r>
-            <w:r>
-              <w:t xml:space="preserve">,</w:t>
-            </w:r>
-            <w:r>
-              <w:t xml:space="preserve"> </w:t>
-            </w:r>
-            <w:r>
-              <w:rPr>
-                <w:rStyle w:val="VerbatimChar"/>
-              </w:rPr>
-              <w:t xml:space="preserve">gamma=1</w:t>
-            </w:r>
-            <w:r>
-              <w:t xml:space="preserve">,</w:t>
-            </w:r>
-            <w:r>
-              <w:t xml:space="preserve"> </w:t>
-            </w:r>
-            <w:r>
-              <w:rPr>
-                <w:rStyle w:val="VerbatimChar"/>
-              </w:rPr>
-              <w:t xml:space="preserve">M_beta=32</w:t>
-            </w:r>
-            <w:r>
-              <w:t xml:space="preserve">,</w:t>
-            </w:r>
-            <w:r>
-              <w:t xml:space="preserve"> </w:t>
-            </w:r>
-            <w:r>
-              <w:rPr>
-                <w:rStyle w:val="VerbatimChar"/>
-              </w:rPr>
-              <w:t xml:space="preserve">efConstruction=200</w:t>
-            </w:r>
-          </w:p>
-        </w:tc>
-        <w:tc>
-          <w:p>
-            <w:pPr>
-              <w:pStyle w:val="Compact"/>
-              <w:jc w:val="left"/>
-            </w:pPr>
-            <w:r>
-              <w:t xml:space="preserve">184.78 s</w:t>
-            </w:r>
-          </w:p>
-        </w:tc>
-        <w:tc>
-          <w:p>
-            <w:pPr>
-              <w:pStyle w:val="Compact"/>
-              <w:jc w:val="left"/>
-            </w:pPr>
-            <w:r>
-              <w:t xml:space="preserve">11,041,292,174 B</w:t>
-            </w:r>
-          </w:p>
-        </w:tc>
-      </w:tr>
-      <w:tr>
-        <w:tc>
-          <w:p>
-            <w:pPr>
-              <w:pStyle w:val="Compact"/>
-              <w:jc w:val="left"/>
-            </w:pPr>
-            <w:r>
-              <w:t xml:space="preserve">YFCC ACORN-gamma</w:t>
-            </w:r>
-          </w:p>
-        </w:tc>
-        <w:tc>
-          <w:p>
-            <w:pPr>
-              <w:pStyle w:val="Compact"/>
-              <w:jc w:val="left"/>
-            </w:pPr>
-            <w:r>
-              <w:rPr>
-                <w:rStyle w:val="VerbatimChar"/>
-              </w:rPr>
-              <w:t xml:space="preserve">M=64</w:t>
-            </w:r>
-            <w:r>
-              <w:t xml:space="preserve">,</w:t>
-            </w:r>
-            <w:r>
-              <w:t xml:space="preserve"> </w:t>
-            </w:r>
-            <w:r>
-              <w:rPr>
-                <w:rStyle w:val="VerbatimChar"/>
-              </w:rPr>
-              <w:t xml:space="preserve">gamma=30</w:t>
-            </w:r>
-            <w:r>
-              <w:t xml:space="preserve">,</w:t>
-            </w:r>
-            <w:r>
-              <w:t xml:space="preserve"> </w:t>
-            </w:r>
-            <w:r>
-              <w:rPr>
-                <w:rStyle w:val="VerbatimChar"/>
-              </w:rPr>
-              <w:t xml:space="preserve">M_beta=64</w:t>
-            </w:r>
-            <w:r>
-              <w:t xml:space="preserve">,</w:t>
-            </w:r>
-            <w:r>
-              <w:t xml:space="preserve"> </w:t>
-            </w:r>
-            <w:r>
-              <w:rPr>
-                <w:rStyle w:val="VerbatimChar"/>
-              </w:rPr>
-              <w:t xml:space="preserve">efConstruction=1920</w:t>
-            </w:r>
-          </w:p>
-        </w:tc>
-        <w:tc>
-          <w:p>
-            <w:pPr>
-              <w:pStyle w:val="Compact"/>
-              <w:jc w:val="left"/>
-            </w:pPr>
-            <w:r>
-              <w:t xml:space="preserve">22,533 s</w:t>
-            </w:r>
-          </w:p>
-        </w:tc>
-        <w:tc>
-          <w:p>
-            <w:pPr>
-              <w:pStyle w:val="Compact"/>
-              <w:jc w:val="left"/>
-            </w:pPr>
-            <w:r>
-              <w:t xml:space="preserve">15,421,120,254 B</w:t>
+              <w:t xml:space="preserve">R</w:t>
+            </w:r>
+          </w:p>
+        </w:tc>
+        <w:tc>
+          <w:p>
+            <w:pPr>
+              <w:pStyle w:val="Compact"/>
+              <w:jc w:val="left"/>
+            </w:pPr>
+            <w:r>
+              <w:t xml:space="preserve">Adaptive Kuzu: 14,643 QPS at 0.98907</w:t>
+            </w:r>
+          </w:p>
+        </w:tc>
+        <w:tc>
+          <w:p>
+            <w:pPr>
+              <w:pStyle w:val="Compact"/>
+              <w:jc w:val="left"/>
+            </w:pPr>
+            <w:r>
+              <w:t xml:space="preserve">Blind/directed: 0.99987; blind is 2,137 QPS versus 844</w:t>
+            </w:r>
+          </w:p>
+        </w:tc>
+        <w:tc>
+          <w:p>
+            <w:pPr>
+              <w:pStyle w:val="Compact"/>
+              <w:jc w:val="left"/>
+            </w:pPr>
+            <w:r>
+              <w:t xml:space="preserve">Adaptive Kuzu leads near 0.99 and blind dominates the highest-recall region.</w:t>
             </w:r>
           </w:p>
         </w:tc>
@@ -7527,2522 +7141,25 @@
         <w:pStyle w:val="BodyText"/>
       </w:pPr>
       <w:r>
-        <w:t xml:space="preserve">The same FAISS HNSW graph is used by all three FAISS-NaviX query sets. ACORN-1 likewise uses one</w:t>
-      </w:r>
-      <w:r>
-        <w:t xml:space="preserve"> </w:t>
-      </w:r>
-      <w:r>
-        <w:t xml:space="preserve">independent ArXiv ACORN-1 graph. ACORN-gamma uses different construction parameters and therefore</w:t>
-      </w:r>
-      <w:r>
-        <w:t xml:space="preserve"> </w:t>
-      </w:r>
-      <w:r>
-        <w:t xml:space="preserve">different graphs for EM, EMIS, and R. The final YFCC FAISS and ACORN-gamma graphs use the</w:t>
-      </w:r>
-      <w:r>
-        <w:t xml:space="preserve"> </w:t>
-      </w:r>
-      <w:r>
-        <w:t xml:space="preserve">JAG-aligned values in the provenance table; obsolete exploratory YFCC graphs are not consumed by</w:t>
-      </w:r>
-      <w:r>
-        <w:t xml:space="preserve"> </w:t>
-      </w:r>
-      <w:r>
-        <w:t xml:space="preserve">the final CSVs.</w:t>
-      </w:r>
-    </w:p>
-    <w:p>
-      <w:pPr>
-        <w:pStyle w:val="BodyText"/>
-      </w:pPr>
-      <w:r>
-        <w:t xml:space="preserve">Both CPU forks accept dense byte masks, so packed-bitmap-to-byte-mask conversion is performed before</w:t>
-      </w:r>
-      <w:r>
-        <w:t xml:space="preserve"> </w:t>
-      </w:r>
-      <w:r>
-        <w:t xml:space="preserve">the timed search call. This measures each native CPU search API rather than an adapter conversion.</w:t>
-      </w:r>
-      <w:r>
-        <w:t xml:space="preserve"> </w:t>
-      </w:r>
-      <w:r>
-        <w:t xml:space="preserve">GPU timing begins with an already resident packed bitmap and includes its strict seed-selection</w:t>
-      </w:r>
-      <w:r>
-        <w:t xml:space="preserve"> </w:t>
-      </w:r>
-      <w:r>
-        <w:t xml:space="preserve">kernel. For this reason CPU/GPU overlay figures are descriptive hardware comparisons, not claims</w:t>
-      </w:r>
-      <w:r>
-        <w:t xml:space="preserve"> </w:t>
-      </w:r>
-      <w:r>
-        <w:t xml:space="preserve">that mask-representation overhead is identical.</w:t>
-      </w:r>
-    </w:p>
-    <w:p>
-      <w:pPr>
-        <w:pStyle w:val="BodyText"/>
-      </w:pPr>
-      <w:r>
-        <w:t xml:space="preserve">The clean YFCC chunk gate measured 1,444.09, 1,496.35, and 1,533.65 QPS for chunks 128, 256, and</w:t>
-      </w:r>
-      <w:r>
-        <w:t xml:space="preserve"> </w:t>
-      </w:r>
-      <w:r>
-        <w:t xml:space="preserve">512 respectively at</w:t>
-      </w:r>
-      <w:r>
-        <w:t xml:space="preserve"> </w:t>
-      </w:r>
-      <w:r>
-        <w:rPr>
-          <w:rStyle w:val="VerbatimChar"/>
-        </w:rPr>
-        <w:t xml:space="preserve">efSearch=100</w:t>
-      </w:r>
-      <w:r>
-        <w:t xml:space="preserve"> </w:t>
-      </w:r>
-      <w:r>
-        <w:t xml:space="preserve">with eight threads. Only 512 lies within two percent of the</w:t>
-      </w:r>
-      <w:r>
-        <w:t xml:space="preserve"> </w:t>
-      </w:r>
-      <w:r>
-        <w:t xml:space="preserve">best, so all final YFCC CPU sweeps use chunks of 512 queries. Five native calls collectively cover</w:t>
-      </w:r>
-      <w:r>
-        <w:t xml:space="preserve"> </w:t>
-      </w:r>
-      <w:r>
-        <w:t xml:space="preserve">the same 10,000 queries; aggregate QPS is</w:t>
-      </w:r>
-      <w:r>
-        <w:t xml:space="preserve"> </w:t>
-      </w:r>
-      <w:r>
-        <w:rPr>
-          <w:rStyle w:val="VerbatimChar"/>
-        </w:rPr>
-        <w:t xml:space="preserve">10000 / sum(search_seconds)</w:t>
-      </w:r>
-      <w:r>
-        <w:t xml:space="preserve">.</w:t>
-      </w:r>
-    </w:p>
-    <w:p>
-      <w:pPr>
-        <w:pStyle w:val="BodyText"/>
-      </w:pPr>
-      <w:r>
-        <w:t xml:space="preserve">The complete</w:t>
-      </w:r>
-      <w:r>
-        <w:t xml:space="preserve"> </w:t>
-      </w:r>
-      <w:r>
-        <w:rPr>
-          <w:rStyle w:val="VerbatimChar"/>
-        </w:rPr>
-        <w:t xml:space="preserve">8/16/32</w:t>
-      </w:r>
-      <w:r>
-        <w:t xml:space="preserve">-thread gate shows that CPU scaling is method dependent. At</w:t>
-      </w:r>
-      <w:r>
-        <w:t xml:space="preserve"> </w:t>
-      </w:r>
-      <w:r>
-        <w:rPr>
-          <w:rStyle w:val="VerbatimChar"/>
-        </w:rPr>
-        <w:t xml:space="preserve">efSearch=100</w:t>
-      </w:r>
-      <w:r>
-        <w:t xml:space="preserve">, 32 threads is fastest for every YFCC method and every ACORN method; 16 threads is</w:t>
-      </w:r>
-      <w:r>
-        <w:t xml:space="preserve"> </w:t>
-      </w:r>
-      <w:r>
-        <w:t xml:space="preserve">slightly faster for FAISS-NaviX on each ArXiv workload. Accordingly, conditional deep search uses</w:t>
-      </w:r>
-      <w:r>
-        <w:t xml:space="preserve"> </w:t>
-      </w:r>
-      <w:r>
-        <w:t xml:space="preserve">32 threads. Tables and Pareto curves choose the fastest measured resource setting at each recall</w:t>
-      </w:r>
-      <w:r>
-        <w:t xml:space="preserve"> </w:t>
-      </w:r>
-      <w:r>
-        <w:t xml:space="preserve">point rather than assuming that 32 threads always wins.</w:t>
-      </w:r>
-    </w:p>
-    <w:p>
-      <w:pPr>
-        <w:pStyle w:val="BodyText"/>
-      </w:pPr>
-      <w:r>
-        <w:t xml:space="preserve">The paired 32-thread</w:t>
-      </w:r>
-      <w:r>
-        <w:t xml:space="preserve"> </w:t>
-      </w:r>
-      <w:r>
-        <w:rPr>
-          <w:rStyle w:val="VerbatimChar"/>
-        </w:rPr>
-        <w:t xml:space="preserve">efSearch=100</w:t>
-      </w:r>
-      <w:r>
-        <w:t xml:space="preserve"> </w:t>
-      </w:r>
-      <w:r>
-        <w:t xml:space="preserve">seed ablation gives the most direct causal comparison because</w:t>
-      </w:r>
-      <w:r>
-        <w:t xml:space="preserve"> </w:t>
-      </w:r>
-      <w:r>
-        <w:t xml:space="preserve">each pair uses the same graph, query order, mask, and search budget:</w:t>
-      </w:r>
-    </w:p>
-    <w:tbl>
-      <w:tblPr>
-        <w:tblStyle w:val="Table"/>
-        <w:tblW w:type="pct" w:w="0.0"/>
-        <w:tblLook w:firstRow="1"/>
-      </w:tblPr>
-      <w:tblGrid/>
-      <w:tr>
-        <w:trPr>
-          <w:cnfStyle w:firstRow="1"/>
-        </w:trPr>
-        <w:tc>
-          <w:tcPr>
-            <w:tcBorders>
-              <w:bottom w:val="single"/>
-            </w:tcBorders>
-            <w:vAlign w:val="bottom"/>
-          </w:tcPr>
-          <w:p>
-            <w:pPr>
-              <w:pStyle w:val="Compact"/>
-              <w:jc w:val="left"/>
-            </w:pPr>
-            <w:r>
-              <w:t xml:space="preserve">Workload</w:t>
-            </w:r>
-          </w:p>
-        </w:tc>
-        <w:tc>
-          <w:tcPr>
-            <w:tcBorders>
-              <w:bottom w:val="single"/>
-            </w:tcBorders>
-            <w:vAlign w:val="bottom"/>
-          </w:tcPr>
-          <w:p>
-            <w:pPr>
-              <w:pStyle w:val="Compact"/>
-              <w:jc w:val="left"/>
-            </w:pPr>
-            <w:r>
-              <w:t xml:space="preserve">Graph/search</w:t>
-            </w:r>
-          </w:p>
-        </w:tc>
-        <w:tc>
-          <w:tcPr>
-            <w:tcBorders>
-              <w:bottom w:val="single"/>
-            </w:tcBorders>
-            <w:vAlign w:val="bottom"/>
-          </w:tcPr>
-          <w:p>
-            <w:pPr>
-              <w:pStyle w:val="Compact"/>
-              <w:jc w:val="left"/>
-            </w:pPr>
-            <w:r>
-              <w:t xml:space="preserve">Reference recall</w:t>
-            </w:r>
-          </w:p>
-        </w:tc>
-        <w:tc>
-          <w:tcPr>
-            <w:tcBorders>
-              <w:bottom w:val="single"/>
-            </w:tcBorders>
-            <w:vAlign w:val="bottom"/>
-          </w:tcPr>
-          <w:p>
-            <w:pPr>
-              <w:pStyle w:val="Compact"/>
-              <w:jc w:val="left"/>
-            </w:pPr>
-            <w:r>
-              <w:t xml:space="preserve">Seeded recall</w:t>
-            </w:r>
-          </w:p>
-        </w:tc>
-        <w:tc>
-          <w:tcPr>
-            <w:tcBorders>
-              <w:bottom w:val="single"/>
-            </w:tcBorders>
-            <w:vAlign w:val="bottom"/>
-          </w:tcPr>
-          <w:p>
-            <w:pPr>
-              <w:pStyle w:val="Compact"/>
-              <w:jc w:val="left"/>
-            </w:pPr>
-            <w:r>
-              <w:t xml:space="preserve">Recall delta</w:t>
-            </w:r>
-          </w:p>
-        </w:tc>
-        <w:tc>
-          <w:tcPr>
-            <w:tcBorders>
-              <w:bottom w:val="single"/>
-            </w:tcBorders>
-            <w:vAlign w:val="bottom"/>
-          </w:tcPr>
-          <w:p>
-            <w:pPr>
-              <w:pStyle w:val="Compact"/>
-              <w:jc w:val="left"/>
-            </w:pPr>
-            <w:r>
-              <w:t xml:space="preserve">Seeded QPS delta</w:t>
-            </w:r>
-          </w:p>
-        </w:tc>
-        <w:tc>
-          <w:tcPr>
-            <w:tcBorders>
-              <w:bottom w:val="single"/>
-            </w:tcBorders>
-            <w:vAlign w:val="bottom"/>
-          </w:tcPr>
-          <w:p>
-            <w:pPr>
-              <w:pStyle w:val="Compact"/>
-              <w:jc w:val="left"/>
-            </w:pPr>
-            <w:r>
-              <w:t xml:space="preserve">Underfilled queries</w:t>
-            </w:r>
-          </w:p>
-        </w:tc>
-      </w:tr>
-      <w:tr>
-        <w:tc>
-          <w:p>
-            <w:pPr>
-              <w:pStyle w:val="Compact"/>
-              <w:jc w:val="left"/>
-            </w:pPr>
-            <w:r>
-              <w:t xml:space="preserve">EM</w:t>
-            </w:r>
-          </w:p>
-        </w:tc>
-        <w:tc>
-          <w:p>
-            <w:pPr>
-              <w:pStyle w:val="Compact"/>
-              <w:jc w:val="left"/>
-            </w:pPr>
-            <w:r>
-              <w:t xml:space="preserve">ACORN-1</w:t>
-            </w:r>
-          </w:p>
-        </w:tc>
-        <w:tc>
-          <w:p>
-            <w:pPr>
-              <w:pStyle w:val="Compact"/>
-              <w:jc w:val="left"/>
-            </w:pPr>
-            <w:r>
-              <w:t xml:space="preserve">0.61921</w:t>
-            </w:r>
-          </w:p>
-        </w:tc>
-        <w:tc>
-          <w:p>
-            <w:pPr>
-              <w:pStyle w:val="Compact"/>
-              <w:jc w:val="left"/>
-            </w:pPr>
-            <w:r>
-              <w:t xml:space="preserve">0.62175</w:t>
-            </w:r>
-          </w:p>
-        </w:tc>
-        <w:tc>
-          <w:p>
-            <w:pPr>
-              <w:pStyle w:val="Compact"/>
-              <w:jc w:val="left"/>
-            </w:pPr>
-            <w:r>
-              <w:t xml:space="preserve">+0.00254</w:t>
-            </w:r>
-          </w:p>
-        </w:tc>
-        <w:tc>
-          <w:p>
-            <w:pPr>
-              <w:pStyle w:val="Compact"/>
-              <w:jc w:val="left"/>
-            </w:pPr>
-            <w:r>
-              <w:t xml:space="preserve">-0.22%</w:t>
-            </w:r>
-          </w:p>
-        </w:tc>
-        <w:tc>
-          <w:p>
-            <w:pPr>
-              <w:pStyle w:val="Compact"/>
-              <w:jc w:val="left"/>
-            </w:pPr>
-            <w:r>
-              <w:t xml:space="preserve">6 -&gt; 1</w:t>
-            </w:r>
-          </w:p>
-        </w:tc>
-      </w:tr>
-      <w:tr>
-        <w:tc>
-          <w:p>
-            <w:pPr>
-              <w:pStyle w:val="Compact"/>
-              <w:jc w:val="left"/>
-            </w:pPr>
-            <w:r>
-              <w:t xml:space="preserve">EM</w:t>
-            </w:r>
-          </w:p>
-        </w:tc>
-        <w:tc>
-          <w:p>
-            <w:pPr>
-              <w:pStyle w:val="Compact"/>
-              <w:jc w:val="left"/>
-            </w:pPr>
-            <w:r>
-              <w:t xml:space="preserve">ACORN-gamma</w:t>
-            </w:r>
-          </w:p>
-        </w:tc>
-        <w:tc>
-          <w:p>
-            <w:pPr>
-              <w:pStyle w:val="Compact"/>
-              <w:jc w:val="left"/>
-            </w:pPr>
-            <w:r>
-              <w:t xml:space="preserve">0.95227</w:t>
-            </w:r>
-          </w:p>
-        </w:tc>
-        <w:tc>
-          <w:p>
-            <w:pPr>
-              <w:pStyle w:val="Compact"/>
-              <w:jc w:val="left"/>
-            </w:pPr>
-            <w:r>
-              <w:t xml:space="preserve">0.95390</w:t>
-            </w:r>
-          </w:p>
-        </w:tc>
-        <w:tc>
-          <w:p>
-            <w:pPr>
-              <w:pStyle w:val="Compact"/>
-              <w:jc w:val="left"/>
-            </w:pPr>
-            <w:r>
-              <w:t xml:space="preserve">+0.00163</w:t>
-            </w:r>
-          </w:p>
-        </w:tc>
-        <w:tc>
-          <w:p>
-            <w:pPr>
-              <w:pStyle w:val="Compact"/>
-              <w:jc w:val="left"/>
-            </w:pPr>
-            <w:r>
-              <w:t xml:space="preserve">+0.88%</w:t>
-            </w:r>
-          </w:p>
-        </w:tc>
-        <w:tc>
-          <w:p>
-            <w:pPr>
-              <w:pStyle w:val="Compact"/>
-              <w:jc w:val="left"/>
-            </w:pPr>
-            <w:r>
-              <w:t xml:space="preserve">39 -&gt; 1</w:t>
-            </w:r>
-          </w:p>
-        </w:tc>
-      </w:tr>
-      <w:tr>
-        <w:tc>
-          <w:p>
-            <w:pPr>
-              <w:pStyle w:val="Compact"/>
-              <w:jc w:val="left"/>
-            </w:pPr>
-            <w:r>
-              <w:t xml:space="preserve">EMIS</w:t>
-            </w:r>
-          </w:p>
-        </w:tc>
-        <w:tc>
-          <w:p>
-            <w:pPr>
-              <w:pStyle w:val="Compact"/>
-              <w:jc w:val="left"/>
-            </w:pPr>
-            <w:r>
-              <w:t xml:space="preserve">ACORN-1</w:t>
-            </w:r>
-          </w:p>
-        </w:tc>
-        <w:tc>
-          <w:p>
-            <w:pPr>
-              <w:pStyle w:val="Compact"/>
-              <w:jc w:val="left"/>
-            </w:pPr>
-            <w:r>
-              <w:t xml:space="preserve">0.56922</w:t>
-            </w:r>
-          </w:p>
-        </w:tc>
-        <w:tc>
-          <w:p>
-            <w:pPr>
-              <w:pStyle w:val="Compact"/>
-              <w:jc w:val="left"/>
-            </w:pPr>
-            <w:r>
-              <w:t xml:space="preserve">0.57219</w:t>
-            </w:r>
-          </w:p>
-        </w:tc>
-        <w:tc>
-          <w:p>
-            <w:pPr>
-              <w:pStyle w:val="Compact"/>
-              <w:jc w:val="left"/>
-            </w:pPr>
-            <w:r>
-              <w:t xml:space="preserve">+0.00297</w:t>
-            </w:r>
-          </w:p>
-        </w:tc>
-        <w:tc>
-          <w:p>
-            <w:pPr>
-              <w:pStyle w:val="Compact"/>
-              <w:jc w:val="left"/>
-            </w:pPr>
-            <w:r>
-              <w:t xml:space="preserve">-0.13%</w:t>
-            </w:r>
-          </w:p>
-        </w:tc>
-        <w:tc>
-          <w:p>
-            <w:pPr>
-              <w:pStyle w:val="Compact"/>
-              <w:jc w:val="left"/>
-            </w:pPr>
-            <w:r>
-              <w:t xml:space="preserve">40 -&gt; 0</w:t>
-            </w:r>
-          </w:p>
-        </w:tc>
-      </w:tr>
-      <w:tr>
-        <w:tc>
-          <w:p>
-            <w:pPr>
-              <w:pStyle w:val="Compact"/>
-              <w:jc w:val="left"/>
-            </w:pPr>
-            <w:r>
-              <w:t xml:space="preserve">EMIS</w:t>
-            </w:r>
-          </w:p>
-        </w:tc>
-        <w:tc>
-          <w:p>
-            <w:pPr>
-              <w:pStyle w:val="Compact"/>
-              <w:jc w:val="left"/>
-            </w:pPr>
-            <w:r>
-              <w:t xml:space="preserve">ACORN-gamma</w:t>
-            </w:r>
-          </w:p>
-        </w:tc>
-        <w:tc>
-          <w:p>
-            <w:pPr>
-              <w:pStyle w:val="Compact"/>
-              <w:jc w:val="left"/>
-            </w:pPr>
-            <w:r>
-              <w:t xml:space="preserve">0.86782</w:t>
-            </w:r>
-          </w:p>
-        </w:tc>
-        <w:tc>
-          <w:p>
-            <w:pPr>
-              <w:pStyle w:val="Compact"/>
-              <w:jc w:val="left"/>
-            </w:pPr>
-            <w:r>
-              <w:t xml:space="preserve">0.87705</w:t>
-            </w:r>
-          </w:p>
-        </w:tc>
-        <w:tc>
-          <w:p>
-            <w:pPr>
-              <w:pStyle w:val="Compact"/>
-              <w:jc w:val="left"/>
-            </w:pPr>
-            <w:r>
-              <w:t xml:space="preserve">+0.00923</w:t>
-            </w:r>
-          </w:p>
-        </w:tc>
-        <w:tc>
-          <w:p>
-            <w:pPr>
-              <w:pStyle w:val="Compact"/>
-              <w:jc w:val="left"/>
-            </w:pPr>
-            <w:r>
-              <w:t xml:space="preserve">-2.74%</w:t>
-            </w:r>
-          </w:p>
-        </w:tc>
-        <w:tc>
-          <w:p>
-            <w:pPr>
-              <w:pStyle w:val="Compact"/>
-              <w:jc w:val="left"/>
-            </w:pPr>
-            <w:r>
-              <w:t xml:space="preserve">130 -&gt; 0</w:t>
-            </w:r>
-          </w:p>
-        </w:tc>
-      </w:tr>
-      <w:tr>
-        <w:tc>
-          <w:p>
-            <w:pPr>
-              <w:pStyle w:val="Compact"/>
-              <w:jc w:val="left"/>
-            </w:pPr>
-            <w:r>
-              <w:t xml:space="preserve">R</w:t>
-            </w:r>
-          </w:p>
-        </w:tc>
-        <w:tc>
-          <w:p>
-            <w:pPr>
-              <w:pStyle w:val="Compact"/>
-              <w:jc w:val="left"/>
-            </w:pPr>
-            <w:r>
-              <w:t xml:space="preserve">ACORN-1</w:t>
-            </w:r>
-          </w:p>
-        </w:tc>
-        <w:tc>
-          <w:p>
-            <w:pPr>
-              <w:pStyle w:val="Compact"/>
-              <w:jc w:val="left"/>
-            </w:pPr>
-            <w:r>
-              <w:t xml:space="preserve">0.59835</w:t>
-            </w:r>
-          </w:p>
-        </w:tc>
-        <w:tc>
-          <w:p>
-            <w:pPr>
-              <w:pStyle w:val="Compact"/>
-              <w:jc w:val="left"/>
-            </w:pPr>
-            <w:r>
-              <w:t xml:space="preserve">0.60364</w:t>
-            </w:r>
-          </w:p>
-        </w:tc>
-        <w:tc>
-          <w:p>
-            <w:pPr>
-              <w:pStyle w:val="Compact"/>
-              <w:jc w:val="left"/>
-            </w:pPr>
-            <w:r>
-              <w:t xml:space="preserve">+0.00529</w:t>
-            </w:r>
-          </w:p>
-        </w:tc>
-        <w:tc>
-          <w:p>
-            <w:pPr>
-              <w:pStyle w:val="Compact"/>
-              <w:jc w:val="left"/>
-            </w:pPr>
-            <w:r>
-              <w:t xml:space="preserve">+1.58%</w:t>
-            </w:r>
-          </w:p>
-        </w:tc>
-        <w:tc>
-          <w:p>
-            <w:pPr>
-              <w:pStyle w:val="Compact"/>
-              <w:jc w:val="left"/>
-            </w:pPr>
-            <w:r>
-              <w:t xml:space="preserve">3 -&gt; 0</w:t>
-            </w:r>
-          </w:p>
-        </w:tc>
-      </w:tr>
-      <w:tr>
-        <w:tc>
-          <w:p>
-            <w:pPr>
-              <w:pStyle w:val="Compact"/>
-              <w:jc w:val="left"/>
-            </w:pPr>
-            <w:r>
-              <w:t xml:space="preserve">R</w:t>
-            </w:r>
-          </w:p>
-        </w:tc>
-        <w:tc>
-          <w:p>
-            <w:pPr>
-              <w:pStyle w:val="Compact"/>
-              <w:jc w:val="left"/>
-            </w:pPr>
-            <w:r>
-              <w:t xml:space="preserve">ACORN-gamma</w:t>
-            </w:r>
-          </w:p>
-        </w:tc>
-        <w:tc>
-          <w:p>
-            <w:pPr>
-              <w:pStyle w:val="Compact"/>
-              <w:jc w:val="left"/>
-            </w:pPr>
-            <w:r>
-              <w:t xml:space="preserve">0.98120</w:t>
-            </w:r>
-          </w:p>
-        </w:tc>
-        <w:tc>
-          <w:p>
-            <w:pPr>
-              <w:pStyle w:val="Compact"/>
-              <w:jc w:val="left"/>
-            </w:pPr>
-            <w:r>
-              <w:t xml:space="preserve">0.98192</w:t>
-            </w:r>
-          </w:p>
-        </w:tc>
-        <w:tc>
-          <w:p>
-            <w:pPr>
-              <w:pStyle w:val="Compact"/>
-              <w:jc w:val="left"/>
-            </w:pPr>
-            <w:r>
-              <w:t xml:space="preserve">+0.00072</w:t>
-            </w:r>
-          </w:p>
-        </w:tc>
-        <w:tc>
-          <w:p>
-            <w:pPr>
-              <w:pStyle w:val="Compact"/>
-              <w:jc w:val="left"/>
-            </w:pPr>
-            <w:r>
-              <w:t xml:space="preserve">-2.44%</w:t>
-            </w:r>
-          </w:p>
-        </w:tc>
-        <w:tc>
-          <w:p>
-            <w:pPr>
-              <w:pStyle w:val="Compact"/>
-              <w:jc w:val="left"/>
-            </w:pPr>
-            <w:r>
-              <w:t xml:space="preserve">8 -&gt; 0</w:t>
-            </w:r>
-          </w:p>
-        </w:tc>
-      </w:tr>
-      <w:tr>
-        <w:tc>
-          <w:p>
-            <w:pPr>
-              <w:pStyle w:val="Compact"/>
-              <w:jc w:val="left"/>
-            </w:pPr>
-            <w:r>
-              <w:t xml:space="preserve">YFCC</w:t>
-            </w:r>
-          </w:p>
-        </w:tc>
-        <w:tc>
-          <w:p>
-            <w:pPr>
-              <w:pStyle w:val="Compact"/>
-              <w:jc w:val="left"/>
-            </w:pPr>
-            <w:r>
-              <w:t xml:space="preserve">ACORN-1</w:t>
-            </w:r>
-          </w:p>
-        </w:tc>
-        <w:tc>
-          <w:p>
-            <w:pPr>
-              <w:pStyle w:val="Compact"/>
-              <w:jc w:val="left"/>
-            </w:pPr>
-            <w:r>
-              <w:t xml:space="preserve">0.17087</w:t>
-            </w:r>
-          </w:p>
-        </w:tc>
-        <w:tc>
-          <w:p>
-            <w:pPr>
-              <w:pStyle w:val="Compact"/>
-              <w:jc w:val="left"/>
-            </w:pPr>
-            <w:r>
-              <w:t xml:space="preserve">0.22515</w:t>
-            </w:r>
-          </w:p>
-        </w:tc>
-        <w:tc>
-          <w:p>
-            <w:pPr>
-              <w:pStyle w:val="Compact"/>
-              <w:jc w:val="left"/>
-            </w:pPr>
-            <w:r>
-              <w:t xml:space="preserve">+0.05428</w:t>
-            </w:r>
-          </w:p>
-        </w:tc>
-        <w:tc>
-          <w:p>
-            <w:pPr>
-              <w:pStyle w:val="Compact"/>
-              <w:jc w:val="left"/>
-            </w:pPr>
-            <w:r>
-              <w:t xml:space="preserve">-15.33%</w:t>
-            </w:r>
-          </w:p>
-        </w:tc>
-        <w:tc>
-          <w:p>
-            <w:pPr>
-              <w:pStyle w:val="Compact"/>
-              <w:jc w:val="left"/>
-            </w:pPr>
-            <w:r>
-              <w:t xml:space="preserve">4,422 -&gt; 0</w:t>
-            </w:r>
-          </w:p>
-        </w:tc>
-      </w:tr>
-      <w:tr>
-        <w:tc>
-          <w:p>
-            <w:pPr>
-              <w:pStyle w:val="Compact"/>
-              <w:jc w:val="left"/>
-            </w:pPr>
-            <w:r>
-              <w:t xml:space="preserve">YFCC</w:t>
-            </w:r>
-          </w:p>
-        </w:tc>
-        <w:tc>
-          <w:p>
-            <w:pPr>
-              <w:pStyle w:val="Compact"/>
-              <w:jc w:val="left"/>
-            </w:pPr>
-            <w:r>
-              <w:t xml:space="preserve">ACORN-gamma</w:t>
-            </w:r>
-          </w:p>
-        </w:tc>
-        <w:tc>
-          <w:p>
-            <w:pPr>
-              <w:pStyle w:val="Compact"/>
-              <w:jc w:val="left"/>
-            </w:pPr>
-            <w:r>
-              <w:t xml:space="preserve">0.58614</w:t>
-            </w:r>
-          </w:p>
-        </w:tc>
-        <w:tc>
-          <w:p>
-            <w:pPr>
-              <w:pStyle w:val="Compact"/>
-              <w:jc w:val="left"/>
-            </w:pPr>
-            <w:r>
-              <w:t xml:space="preserve">0.72524</w:t>
-            </w:r>
-          </w:p>
-        </w:tc>
-        <w:tc>
-          <w:p>
-            <w:pPr>
-              <w:pStyle w:val="Compact"/>
-              <w:jc w:val="left"/>
-            </w:pPr>
-            <w:r>
-              <w:t xml:space="preserve">+0.13910</w:t>
-            </w:r>
-          </w:p>
-        </w:tc>
-        <w:tc>
-          <w:p>
-            <w:pPr>
-              <w:pStyle w:val="Compact"/>
-              <w:jc w:val="left"/>
-            </w:pPr>
-            <w:r>
-              <w:t xml:space="preserve">-18.25%</w:t>
-            </w:r>
-          </w:p>
-        </w:tc>
-        <w:tc>
-          <w:p>
-            <w:pPr>
-              <w:pStyle w:val="Compact"/>
-              <w:jc w:val="left"/>
-            </w:pPr>
-            <w:r>
-              <w:t xml:space="preserve">3,274 -&gt; 0</w:t>
-            </w:r>
-          </w:p>
-        </w:tc>
-      </w:tr>
-    </w:tbl>
-    <w:p>
-      <w:pPr>
-        <w:pStyle w:val="BodyText"/>
-      </w:pPr>
-      <w:r>
-        <w:t xml:space="preserve">The sole remaining EM underfill is intrinsic: that query has only one passing database row. On</w:t>
-      </w:r>
-      <w:r>
-        <w:t xml:space="preserve"> </w:t>
-      </w:r>
-      <w:r>
-        <w:t xml:space="preserve">YFCC the seeded ACORN-gamma point closes 74.1% of its</w:t>
-      </w:r>
-      <w:r>
-        <w:t xml:space="preserve"> </w:t>
-      </w:r>
-      <w:r>
-        <w:rPr>
-          <w:rStyle w:val="VerbatimChar"/>
-        </w:rPr>
-        <w:t xml:space="preserve">efSearch=100</w:t>
-      </w:r>
-      <w:r>
-        <w:t xml:space="preserve"> </w:t>
-      </w:r>
-      <w:r>
-        <w:t xml:space="preserve">recall gap to FAISS-NaviX</w:t>
-      </w:r>
-      <w:r>
-        <w:t xml:space="preserve"> </w:t>
-      </w:r>
-      <w:r>
-        <w:t xml:space="preserve">(0.58614 -&gt; 0.72524 versus 0.77396), while eliminating every underfilled query. Therefore missing</w:t>
-      </w:r>
-      <w:r>
-        <w:t xml:space="preserve"> </w:t>
-      </w:r>
-      <w:r>
-        <w:t xml:space="preserve">passing initialization was the dominant cause of ACORN-gamma's YFCC underfill and much of its</w:t>
-      </w:r>
-      <w:r>
-        <w:t xml:space="preserve"> </w:t>
-      </w:r>
-      <w:r>
-        <w:t xml:space="preserve">recall gap, but not all of it. The cost is real: finding and distance-evaluating seeds for very</w:t>
-      </w:r>
-      <w:r>
-        <w:t xml:space="preserve"> </w:t>
-      </w:r>
-      <w:r>
-        <w:t xml:space="preserve">sparse masks reduces YFCC QPS by 15–18%. ACORN-1 gains much less, showing that its remaining</w:t>
-      </w:r>
-      <w:r>
-        <w:t xml:space="preserve"> </w:t>
-      </w:r>
-      <w:r>
-        <w:t xml:space="preserve">limitation is not merely initialization.</w:t>
-      </w:r>
-    </w:p>
-    <w:p>
-      <w:pPr>
-        <w:pStyle w:val="BodyText"/>
-      </w:pPr>
-      <w:r>
-        <w:t xml:space="preserve">Final results through the conditional</w:t>
-      </w:r>
-      <w:r>
-        <w:t xml:space="preserve"> </w:t>
-      </w:r>
-      <w:r>
-        <w:rPr>
-          <w:rStyle w:val="VerbatimChar"/>
-        </w:rPr>
-        <w:t xml:space="preserve">efSearch={250,500,750}</w:t>
-      </w:r>
-      <w:r>
-        <w:t xml:space="preserve"> </w:t>
-      </w:r>
-      <w:r>
-        <w:t xml:space="preserve">sweep are:</w:t>
-      </w:r>
-    </w:p>
-    <w:tbl>
-      <w:tblPr>
-        <w:tblStyle w:val="Table"/>
-        <w:tblW w:type="pct" w:w="0.0"/>
-        <w:tblLook w:firstRow="1"/>
-      </w:tblPr>
-      <w:tblGrid/>
-      <w:tr>
-        <w:trPr>
-          <w:cnfStyle w:firstRow="1"/>
-        </w:trPr>
-        <w:tc>
-          <w:tcPr>
-            <w:tcBorders>
-              <w:bottom w:val="single"/>
-            </w:tcBorders>
-            <w:vAlign w:val="bottom"/>
-          </w:tcPr>
-          <w:p>
-            <w:pPr>
-              <w:pStyle w:val="Compact"/>
-              <w:jc w:val="left"/>
-            </w:pPr>
-            <w:r>
-              <w:t xml:space="preserve">Workload</w:t>
-            </w:r>
-          </w:p>
-        </w:tc>
-        <w:tc>
-          <w:tcPr>
-            <w:tcBorders>
-              <w:bottom w:val="single"/>
-            </w:tcBorders>
-            <w:vAlign w:val="bottom"/>
-          </w:tcPr>
-          <w:p>
-            <w:pPr>
-              <w:pStyle w:val="Compact"/>
-              <w:jc w:val="left"/>
-            </w:pPr>
-            <w:r>
-              <w:t xml:space="preserve">Method</w:t>
-            </w:r>
-          </w:p>
-        </w:tc>
-        <w:tc>
-          <w:tcPr>
-            <w:tcBorders>
-              <w:bottom w:val="single"/>
-            </w:tcBorders>
-            <w:vAlign w:val="bottom"/>
-          </w:tcPr>
-          <w:p>
-            <w:pPr>
-              <w:pStyle w:val="Compact"/>
-              <w:jc w:val="left"/>
-            </w:pPr>
-            <w:r>
-              <w:t xml:space="preserve">Fastest QPS at recall &gt;= 0.90</w:t>
-            </w:r>
-          </w:p>
-        </w:tc>
-        <w:tc>
-          <w:tcPr>
-            <w:tcBorders>
-              <w:bottom w:val="single"/>
-            </w:tcBorders>
-            <w:vAlign w:val="bottom"/>
-          </w:tcPr>
-          <w:p>
-            <w:pPr>
-              <w:pStyle w:val="Compact"/>
-              <w:jc w:val="left"/>
-            </w:pPr>
-            <w:r>
-              <w:t xml:space="preserve">Fastest QPS at recall &gt;= 0.95</w:t>
-            </w:r>
-          </w:p>
-        </w:tc>
-        <w:tc>
-          <w:tcPr>
-            <w:tcBorders>
-              <w:bottom w:val="single"/>
-            </w:tcBorders>
-            <w:vAlign w:val="bottom"/>
-          </w:tcPr>
-          <w:p>
-            <w:pPr>
-              <w:pStyle w:val="Compact"/>
-              <w:jc w:val="left"/>
-            </w:pPr>
-            <w:r>
-              <w:t xml:space="preserve">Maximum recall</w:t>
-            </w:r>
-          </w:p>
-        </w:tc>
-      </w:tr>
-      <w:tr>
-        <w:tc>
-          <w:p>
-            <w:pPr>
-              <w:pStyle w:val="Compact"/>
-              <w:jc w:val="left"/>
-            </w:pPr>
-            <w:r>
-              <w:t xml:space="preserve">YFCC</w:t>
-            </w:r>
-          </w:p>
-        </w:tc>
-        <w:tc>
-          <w:p>
-            <w:pPr>
-              <w:pStyle w:val="Compact"/>
-              <w:jc w:val="left"/>
-            </w:pPr>
-            <w:r>
-              <w:t xml:space="preserve">FAISS-NaviX</w:t>
-            </w:r>
-          </w:p>
-        </w:tc>
-        <w:tc>
-          <w:p>
-            <w:pPr>
-              <w:pStyle w:val="Compact"/>
-              <w:jc w:val="left"/>
-            </w:pPr>
-            <w:r>
-              <w:t xml:space="preserve">–</w:t>
-            </w:r>
-          </w:p>
-        </w:tc>
-        <w:tc>
-          <w:p>
-            <w:pPr>
-              <w:pStyle w:val="Compact"/>
-              <w:jc w:val="left"/>
-            </w:pPr>
-            <w:r>
-              <w:t xml:space="preserve">–</w:t>
-            </w:r>
-          </w:p>
-        </w:tc>
-        <w:tc>
-          <w:p>
-            <w:pPr>
-              <w:pStyle w:val="Compact"/>
-              <w:jc w:val="left"/>
-            </w:pPr>
-            <w:r>
-              <w:t xml:space="preserve">0.79664</w:t>
-            </w:r>
-          </w:p>
-        </w:tc>
-      </w:tr>
-      <w:tr>
-        <w:tc>
-          <w:p>
-            <w:pPr>
-              <w:pStyle w:val="Compact"/>
-              <w:jc w:val="left"/>
-            </w:pPr>
-            <w:r>
-              <w:t xml:space="preserve">YFCC</w:t>
-            </w:r>
-          </w:p>
-        </w:tc>
-        <w:tc>
-          <w:p>
-            <w:pPr>
-              <w:pStyle w:val="Compact"/>
-              <w:jc w:val="left"/>
-            </w:pPr>
-            <w:r>
-              <w:t xml:space="preserve">ACORN-1</w:t>
-            </w:r>
-          </w:p>
-        </w:tc>
-        <w:tc>
-          <w:p>
-            <w:pPr>
-              <w:pStyle w:val="Compact"/>
-              <w:jc w:val="left"/>
-            </w:pPr>
-            <w:r>
-              <w:t xml:space="preserve">–</w:t>
-            </w:r>
-          </w:p>
-        </w:tc>
-        <w:tc>
-          <w:p>
-            <w:pPr>
-              <w:pStyle w:val="Compact"/>
-              <w:jc w:val="left"/>
-            </w:pPr>
-            <w:r>
-              <w:t xml:space="preserve">–</w:t>
-            </w:r>
-          </w:p>
-        </w:tc>
-        <w:tc>
-          <w:p>
-            <w:pPr>
-              <w:pStyle w:val="Compact"/>
-              <w:jc w:val="left"/>
-            </w:pPr>
-            <w:r>
-              <w:t xml:space="preserve">0.32283</w:t>
-            </w:r>
-          </w:p>
-        </w:tc>
-      </w:tr>
-      <w:tr>
-        <w:tc>
-          <w:p>
-            <w:pPr>
-              <w:pStyle w:val="Compact"/>
-              <w:jc w:val="left"/>
-            </w:pPr>
-            <w:r>
-              <w:t xml:space="preserve">YFCC</w:t>
-            </w:r>
-          </w:p>
-        </w:tc>
-        <w:tc>
-          <w:p>
-            <w:pPr>
-              <w:pStyle w:val="Compact"/>
-              <w:jc w:val="left"/>
-            </w:pPr>
-            <w:r>
-              <w:t xml:space="preserve">ACORN-1 + NaviX seeds</w:t>
-            </w:r>
-          </w:p>
-        </w:tc>
-        <w:tc>
-          <w:p>
-            <w:pPr>
-              <w:pStyle w:val="Compact"/>
-              <w:jc w:val="left"/>
-            </w:pPr>
-            <w:r>
-              <w:t xml:space="preserve">–</w:t>
-            </w:r>
-          </w:p>
-        </w:tc>
-        <w:tc>
-          <w:p>
-            <w:pPr>
-              <w:pStyle w:val="Compact"/>
-              <w:jc w:val="left"/>
-            </w:pPr>
-            <w:r>
-              <w:t xml:space="preserve">–</w:t>
-            </w:r>
-          </w:p>
-        </w:tc>
-        <w:tc>
-          <w:p>
-            <w:pPr>
-              <w:pStyle w:val="Compact"/>
-              <w:jc w:val="left"/>
-            </w:pPr>
-            <w:r>
-              <w:t xml:space="preserve">0.38798</w:t>
-            </w:r>
-          </w:p>
-        </w:tc>
-      </w:tr>
-      <w:tr>
-        <w:tc>
-          <w:p>
-            <w:pPr>
-              <w:pStyle w:val="Compact"/>
-              <w:jc w:val="left"/>
-            </w:pPr>
-            <w:r>
-              <w:t xml:space="preserve">YFCC</w:t>
-            </w:r>
-          </w:p>
-        </w:tc>
-        <w:tc>
-          <w:p>
-            <w:pPr>
-              <w:pStyle w:val="Compact"/>
-              <w:jc w:val="left"/>
-            </w:pPr>
-            <w:r>
-              <w:t xml:space="preserve">ACORN-gamma</w:t>
-            </w:r>
-          </w:p>
-        </w:tc>
-        <w:tc>
-          <w:p>
-            <w:pPr>
-              <w:pStyle w:val="Compact"/>
-              <w:jc w:val="left"/>
-            </w:pPr>
-            <w:r>
-              <w:t xml:space="preserve">–</w:t>
-            </w:r>
-          </w:p>
-        </w:tc>
-        <w:tc>
-          <w:p>
-            <w:pPr>
-              <w:pStyle w:val="Compact"/>
-              <w:jc w:val="left"/>
-            </w:pPr>
-            <w:r>
-              <w:t xml:space="preserve">–</w:t>
-            </w:r>
-          </w:p>
-        </w:tc>
-        <w:tc>
-          <w:p>
-            <w:pPr>
-              <w:pStyle w:val="Compact"/>
-              <w:jc w:val="left"/>
-            </w:pPr>
-            <w:r>
-              <w:t xml:space="preserve">0.61513</w:t>
-            </w:r>
-          </w:p>
-        </w:tc>
-      </w:tr>
-      <w:tr>
-        <w:tc>
-          <w:p>
-            <w:pPr>
-              <w:pStyle w:val="Compact"/>
-              <w:jc w:val="left"/>
-            </w:pPr>
-            <w:r>
-              <w:t xml:space="preserve">YFCC</w:t>
-            </w:r>
-          </w:p>
-        </w:tc>
-        <w:tc>
-          <w:p>
-            <w:pPr>
-              <w:pStyle w:val="Compact"/>
-              <w:jc w:val="left"/>
-            </w:pPr>
-            <w:r>
-              <w:t xml:space="preserve">ACORN-gamma + NaviX seeds</w:t>
-            </w:r>
-          </w:p>
-        </w:tc>
-        <w:tc>
-          <w:p>
-            <w:pPr>
-              <w:pStyle w:val="Compact"/>
-              <w:jc w:val="left"/>
-            </w:pPr>
-            <w:r>
-              <w:t xml:space="preserve">–</w:t>
-            </w:r>
-          </w:p>
-        </w:tc>
-        <w:tc>
-          <w:p>
-            <w:pPr>
-              <w:pStyle w:val="Compact"/>
-              <w:jc w:val="left"/>
-            </w:pPr>
-            <w:r>
-              <w:t xml:space="preserve">–</w:t>
-            </w:r>
-          </w:p>
-        </w:tc>
-        <w:tc>
-          <w:p>
-            <w:pPr>
-              <w:pStyle w:val="Compact"/>
-              <w:jc w:val="left"/>
-            </w:pPr>
-            <w:r>
-              <w:t xml:space="preserve">0.76141</w:t>
-            </w:r>
-          </w:p>
-        </w:tc>
-      </w:tr>
-      <w:tr>
-        <w:tc>
-          <w:p>
-            <w:pPr>
-              <w:pStyle w:val="Compact"/>
-              <w:jc w:val="left"/>
-            </w:pPr>
-            <w:r>
-              <w:t xml:space="preserve">EM</w:t>
-            </w:r>
-          </w:p>
-        </w:tc>
-        <w:tc>
-          <w:p>
-            <w:pPr>
-              <w:pStyle w:val="Compact"/>
-              <w:jc w:val="left"/>
-            </w:pPr>
-            <w:r>
-              <w:t xml:space="preserve">FAISS-NaviX</w:t>
-            </w:r>
-          </w:p>
-        </w:tc>
-        <w:tc>
-          <w:p>
-            <w:pPr>
-              <w:pStyle w:val="Compact"/>
-              <w:jc w:val="left"/>
-            </w:pPr>
-            <w:r>
-              <w:t xml:space="preserve">13,149 (0.91824)</w:t>
-            </w:r>
-          </w:p>
-        </w:tc>
-        <w:tc>
-          <w:p>
-            <w:pPr>
-              <w:pStyle w:val="Compact"/>
-              <w:jc w:val="left"/>
-            </w:pPr>
-            <w:r>
-              <w:t xml:space="preserve">8,733 (0.95801)</w:t>
-            </w:r>
-          </w:p>
-        </w:tc>
-        <w:tc>
-          <w:p>
-            <w:pPr>
-              <w:pStyle w:val="Compact"/>
-              <w:jc w:val="left"/>
-            </w:pPr>
-            <w:r>
-              <w:t xml:space="preserve">0.99559</w:t>
-            </w:r>
-          </w:p>
-        </w:tc>
-      </w:tr>
-      <w:tr>
-        <w:tc>
-          <w:p>
-            <w:pPr>
-              <w:pStyle w:val="Compact"/>
-              <w:jc w:val="left"/>
-            </w:pPr>
-            <w:r>
-              <w:t xml:space="preserve">EM</w:t>
-            </w:r>
-          </w:p>
-        </w:tc>
-        <w:tc>
-          <w:p>
-            <w:pPr>
-              <w:pStyle w:val="Compact"/>
-              <w:jc w:val="left"/>
-            </w:pPr>
-            <w:r>
-              <w:t xml:space="preserve">ACORN-1</w:t>
-            </w:r>
-          </w:p>
-        </w:tc>
-        <w:tc>
-          <w:p>
-            <w:pPr>
-              <w:pStyle w:val="Compact"/>
-              <w:jc w:val="left"/>
-            </w:pPr>
-            <w:r>
-              <w:t xml:space="preserve">–</w:t>
-            </w:r>
-          </w:p>
-        </w:tc>
-        <w:tc>
-          <w:p>
-            <w:pPr>
-              <w:pStyle w:val="Compact"/>
-              <w:jc w:val="left"/>
-            </w:pPr>
-            <w:r>
-              <w:t xml:space="preserve">–</w:t>
-            </w:r>
-          </w:p>
-        </w:tc>
-        <w:tc>
-          <w:p>
-            <w:pPr>
-              <w:pStyle w:val="Compact"/>
-              <w:jc w:val="left"/>
-            </w:pPr>
-            <w:r>
-              <w:t xml:space="preserve">0.89392</w:t>
-            </w:r>
-          </w:p>
-        </w:tc>
-      </w:tr>
-      <w:tr>
-        <w:tc>
-          <w:p>
-            <w:pPr>
-              <w:pStyle w:val="Compact"/>
-              <w:jc w:val="left"/>
-            </w:pPr>
-            <w:r>
-              <w:t xml:space="preserve">EM</w:t>
-            </w:r>
-          </w:p>
-        </w:tc>
-        <w:tc>
-          <w:p>
-            <w:pPr>
-              <w:pStyle w:val="Compact"/>
-              <w:jc w:val="left"/>
-            </w:pPr>
-            <w:r>
-              <w:t xml:space="preserve">ACORN-1 + NaviX seeds</w:t>
-            </w:r>
-          </w:p>
-        </w:tc>
-        <w:tc>
-          <w:p>
-            <w:pPr>
-              <w:pStyle w:val="Compact"/>
-              <w:jc w:val="left"/>
-            </w:pPr>
-            <w:r>
-              <w:t xml:space="preserve">–</w:t>
-            </w:r>
-          </w:p>
-        </w:tc>
-        <w:tc>
-          <w:p>
-            <w:pPr>
-              <w:pStyle w:val="Compact"/>
-              <w:jc w:val="left"/>
-            </w:pPr>
-            <w:r>
-              <w:t xml:space="preserve">–</w:t>
-            </w:r>
-          </w:p>
-        </w:tc>
-        <w:tc>
-          <w:p>
-            <w:pPr>
-              <w:pStyle w:val="Compact"/>
-              <w:jc w:val="left"/>
-            </w:pPr>
-            <w:r>
-              <w:t xml:space="preserve">0.89410</w:t>
-            </w:r>
-          </w:p>
-        </w:tc>
-      </w:tr>
-      <w:tr>
-        <w:tc>
-          <w:p>
-            <w:pPr>
-              <w:pStyle w:val="Compact"/>
-              <w:jc w:val="left"/>
-            </w:pPr>
-            <w:r>
-              <w:t xml:space="preserve">EM</w:t>
-            </w:r>
-          </w:p>
-        </w:tc>
-        <w:tc>
-          <w:p>
-            <w:pPr>
-              <w:pStyle w:val="Compact"/>
-              <w:jc w:val="left"/>
-            </w:pPr>
-            <w:r>
-              <w:t xml:space="preserve">ACORN-gamma</w:t>
-            </w:r>
-          </w:p>
-        </w:tc>
-        <w:tc>
-          <w:p>
-            <w:pPr>
-              <w:pStyle w:val="Compact"/>
-              <w:jc w:val="left"/>
-            </w:pPr>
-            <w:r>
-              <w:t xml:space="preserve">10,833 (0.90195)</w:t>
-            </w:r>
-          </w:p>
-        </w:tc>
-        <w:tc>
-          <w:p>
-            <w:pPr>
-              <w:pStyle w:val="Compact"/>
-              <w:jc w:val="left"/>
-            </w:pPr>
-            <w:r>
-              <w:t xml:space="preserve">6,140 (0.95227)</w:t>
-            </w:r>
-          </w:p>
-        </w:tc>
-        <w:tc>
-          <w:p>
-            <w:pPr>
-              <w:pStyle w:val="Compact"/>
-              <w:jc w:val="left"/>
-            </w:pPr>
-            <w:r>
-              <w:t xml:space="preserve">0.95227</w:t>
-            </w:r>
-          </w:p>
-        </w:tc>
-      </w:tr>
-      <w:tr>
-        <w:tc>
-          <w:p>
-            <w:pPr>
-              <w:pStyle w:val="Compact"/>
-              <w:jc w:val="left"/>
-            </w:pPr>
-            <w:r>
-              <w:t xml:space="preserve">EM</w:t>
-            </w:r>
-          </w:p>
-        </w:tc>
-        <w:tc>
-          <w:p>
-            <w:pPr>
-              <w:pStyle w:val="Compact"/>
-              <w:jc w:val="left"/>
-            </w:pPr>
-            <w:r>
-              <w:t xml:space="preserve">ACORN-gamma + NaviX seeds</w:t>
-            </w:r>
-          </w:p>
-        </w:tc>
-        <w:tc>
-          <w:p>
-            <w:pPr>
-              <w:pStyle w:val="Compact"/>
-              <w:jc w:val="left"/>
-            </w:pPr>
-            <w:r>
-              <w:t xml:space="preserve">10,759 (0.90313)</w:t>
-            </w:r>
-          </w:p>
-        </w:tc>
-        <w:tc>
-          <w:p>
-            <w:pPr>
-              <w:pStyle w:val="Compact"/>
-              <w:jc w:val="left"/>
-            </w:pPr>
-            <w:r>
-              <w:t xml:space="preserve">6,194 (0.95390)</w:t>
-            </w:r>
-          </w:p>
-        </w:tc>
-        <w:tc>
-          <w:p>
-            <w:pPr>
-              <w:pStyle w:val="Compact"/>
-              <w:jc w:val="left"/>
-            </w:pPr>
-            <w:r>
-              <w:t xml:space="preserve">0.95390</w:t>
-            </w:r>
-          </w:p>
-        </w:tc>
-      </w:tr>
-      <w:tr>
-        <w:tc>
-          <w:p>
-            <w:pPr>
-              <w:pStyle w:val="Compact"/>
-              <w:jc w:val="left"/>
-            </w:pPr>
-            <w:r>
-              <w:t xml:space="preserve">EMIS</w:t>
-            </w:r>
-          </w:p>
-        </w:tc>
-        <w:tc>
-          <w:p>
-            <w:pPr>
-              <w:pStyle w:val="Compact"/>
-              <w:jc w:val="left"/>
-            </w:pPr>
-            <w:r>
-              <w:t xml:space="preserve">FAISS-NaviX</w:t>
-            </w:r>
-          </w:p>
-        </w:tc>
-        <w:tc>
-          <w:p>
-            <w:pPr>
-              <w:pStyle w:val="Compact"/>
-              <w:jc w:val="left"/>
-            </w:pPr>
-            <w:r>
-              <w:t xml:space="preserve">9,216 (0.90374)</w:t>
-            </w:r>
-          </w:p>
-        </w:tc>
-        <w:tc>
-          <w:p>
-            <w:pPr>
-              <w:pStyle w:val="Compact"/>
-              <w:jc w:val="left"/>
-            </w:pPr>
-            <w:r>
-              <w:t xml:space="preserve">5,445 (0.95165)</w:t>
-            </w:r>
-          </w:p>
-        </w:tc>
-        <w:tc>
-          <w:p>
-            <w:pPr>
-              <w:pStyle w:val="Compact"/>
-              <w:jc w:val="left"/>
-            </w:pPr>
-            <w:r>
-              <w:t xml:space="preserve">0.97782</w:t>
-            </w:r>
-          </w:p>
-        </w:tc>
-      </w:tr>
-      <w:tr>
-        <w:tc>
-          <w:p>
-            <w:pPr>
-              <w:pStyle w:val="Compact"/>
-              <w:jc w:val="left"/>
-            </w:pPr>
-            <w:r>
-              <w:t xml:space="preserve">EMIS</w:t>
-            </w:r>
-          </w:p>
-        </w:tc>
-        <w:tc>
-          <w:p>
-            <w:pPr>
-              <w:pStyle w:val="Compact"/>
-              <w:jc w:val="left"/>
-            </w:pPr>
-            <w:r>
-              <w:t xml:space="preserve">ACORN-1</w:t>
-            </w:r>
-          </w:p>
-        </w:tc>
-        <w:tc>
-          <w:p>
-            <w:pPr>
-              <w:pStyle w:val="Compact"/>
-              <w:jc w:val="left"/>
-            </w:pPr>
-            <w:r>
-              <w:t xml:space="preserve">–</w:t>
-            </w:r>
-          </w:p>
-        </w:tc>
-        <w:tc>
-          <w:p>
-            <w:pPr>
-              <w:pStyle w:val="Compact"/>
-              <w:jc w:val="left"/>
-            </w:pPr>
-            <w:r>
-              <w:t xml:space="preserve">–</w:t>
-            </w:r>
-          </w:p>
-        </w:tc>
-        <w:tc>
-          <w:p>
-            <w:pPr>
-              <w:pStyle w:val="Compact"/>
-              <w:jc w:val="left"/>
-            </w:pPr>
-            <w:r>
-              <w:t xml:space="preserve">0.84046</w:t>
-            </w:r>
-          </w:p>
-        </w:tc>
-      </w:tr>
-      <w:tr>
-        <w:tc>
-          <w:p>
-            <w:pPr>
-              <w:pStyle w:val="Compact"/>
-              <w:jc w:val="left"/>
-            </w:pPr>
-            <w:r>
-              <w:t xml:space="preserve">EMIS</w:t>
-            </w:r>
-          </w:p>
-        </w:tc>
-        <w:tc>
-          <w:p>
-            <w:pPr>
-              <w:pStyle w:val="Compact"/>
-              <w:jc w:val="left"/>
-            </w:pPr>
-            <w:r>
-              <w:t xml:space="preserve">ACORN-1 + NaviX seeds</w:t>
-            </w:r>
-          </w:p>
-        </w:tc>
-        <w:tc>
-          <w:p>
-            <w:pPr>
-              <w:pStyle w:val="Compact"/>
-              <w:jc w:val="left"/>
-            </w:pPr>
-            <w:r>
-              <w:t xml:space="preserve">–</w:t>
-            </w:r>
-          </w:p>
-        </w:tc>
-        <w:tc>
-          <w:p>
-            <w:pPr>
-              <w:pStyle w:val="Compact"/>
-              <w:jc w:val="left"/>
-            </w:pPr>
-            <w:r>
-              <w:t xml:space="preserve">–</w:t>
-            </w:r>
-          </w:p>
-        </w:tc>
-        <w:tc>
-          <w:p>
-            <w:pPr>
-              <w:pStyle w:val="Compact"/>
-              <w:jc w:val="left"/>
-            </w:pPr>
-            <w:r>
-              <w:t xml:space="preserve">0.84350</w:t>
-            </w:r>
-          </w:p>
-        </w:tc>
-      </w:tr>
-      <w:tr>
-        <w:tc>
-          <w:p>
-            <w:pPr>
-              <w:pStyle w:val="Compact"/>
-              <w:jc w:val="left"/>
-            </w:pPr>
-            <w:r>
-              <w:t xml:space="preserve">EMIS</w:t>
-            </w:r>
-          </w:p>
-        </w:tc>
-        <w:tc>
-          <w:p>
-            <w:pPr>
-              <w:pStyle w:val="Compact"/>
-              <w:jc w:val="left"/>
-            </w:pPr>
-            <w:r>
-              <w:t xml:space="preserve">ACORN-gamma</w:t>
-            </w:r>
-          </w:p>
-        </w:tc>
-        <w:tc>
-          <w:p>
-            <w:pPr>
-              <w:pStyle w:val="Compact"/>
-              <w:jc w:val="left"/>
-            </w:pPr>
-            <w:r>
-              <w:t xml:space="preserve">2,862 (0.92168)</w:t>
-            </w:r>
-          </w:p>
-        </w:tc>
-        <w:tc>
-          <w:p>
-            <w:pPr>
-              <w:pStyle w:val="Compact"/>
-              <w:jc w:val="left"/>
-            </w:pPr>
-            <w:r>
-              <w:t xml:space="preserve">1,312 (0.95226)</w:t>
-            </w:r>
-          </w:p>
-        </w:tc>
-        <w:tc>
-          <w:p>
-            <w:pPr>
-              <w:pStyle w:val="Compact"/>
-              <w:jc w:val="left"/>
-            </w:pPr>
-            <w:r>
-              <w:t xml:space="preserve">0.95226</w:t>
-            </w:r>
-          </w:p>
-        </w:tc>
-      </w:tr>
-      <w:tr>
-        <w:tc>
-          <w:p>
-            <w:pPr>
-              <w:pStyle w:val="Compact"/>
-              <w:jc w:val="left"/>
-            </w:pPr>
-            <w:r>
-              <w:t xml:space="preserve">EMIS</w:t>
-            </w:r>
-          </w:p>
-        </w:tc>
-        <w:tc>
-          <w:p>
-            <w:pPr>
-              <w:pStyle w:val="Compact"/>
-              <w:jc w:val="left"/>
-            </w:pPr>
-            <w:r>
-              <w:t xml:space="preserve">ACORN-gamma + NaviX seeds</w:t>
-            </w:r>
-          </w:p>
-        </w:tc>
-        <w:tc>
-          <w:p>
-            <w:pPr>
-              <w:pStyle w:val="Compact"/>
-              <w:jc w:val="left"/>
-            </w:pPr>
-            <w:r>
-              <w:t xml:space="preserve">2,923 (0.93204)</w:t>
-            </w:r>
-          </w:p>
-        </w:tc>
-        <w:tc>
-          <w:p>
-            <w:pPr>
-              <w:pStyle w:val="Compact"/>
-              <w:jc w:val="left"/>
-            </w:pPr>
-            <w:r>
-              <w:t xml:space="preserve">1,756 (0.95411)</w:t>
-            </w:r>
-          </w:p>
-        </w:tc>
-        <w:tc>
-          <w:p>
-            <w:pPr>
-              <w:pStyle w:val="Compact"/>
-              <w:jc w:val="left"/>
-            </w:pPr>
-            <w:r>
-              <w:t xml:space="preserve">0.96301</w:t>
-            </w:r>
-          </w:p>
-        </w:tc>
-      </w:tr>
-      <w:tr>
-        <w:tc>
-          <w:p>
-            <w:pPr>
-              <w:pStyle w:val="Compact"/>
-              <w:jc w:val="left"/>
-            </w:pPr>
-            <w:r>
-              <w:t xml:space="preserve">R</w:t>
-            </w:r>
-          </w:p>
-        </w:tc>
-        <w:tc>
-          <w:p>
-            <w:pPr>
-              <w:pStyle w:val="Compact"/>
-              <w:jc w:val="left"/>
-            </w:pPr>
-            <w:r>
-              <w:t xml:space="preserve">FAISS-NaviX</w:t>
-            </w:r>
-          </w:p>
-        </w:tc>
-        <w:tc>
-          <w:p>
-            <w:pPr>
-              <w:pStyle w:val="Compact"/>
-              <w:jc w:val="left"/>
-            </w:pPr>
-            <w:r>
-              <w:t xml:space="preserve">16,214 (0.90640)</w:t>
-            </w:r>
-          </w:p>
-        </w:tc>
-        <w:tc>
-          <w:p>
-            <w:pPr>
-              <w:pStyle w:val="Compact"/>
-              <w:jc w:val="left"/>
-            </w:pPr>
-            <w:r>
-              <w:t xml:space="preserve">9,563 (0.96024)</w:t>
-            </w:r>
-          </w:p>
-        </w:tc>
-        <w:tc>
-          <w:p>
-            <w:pPr>
-              <w:pStyle w:val="Compact"/>
-              <w:jc w:val="left"/>
-            </w:pPr>
-            <w:r>
-              <w:t xml:space="preserve">0.99413</w:t>
-            </w:r>
-          </w:p>
-        </w:tc>
-      </w:tr>
-      <w:tr>
-        <w:tc>
-          <w:p>
-            <w:pPr>
-              <w:pStyle w:val="Compact"/>
-              <w:jc w:val="left"/>
-            </w:pPr>
-            <w:r>
-              <w:t xml:space="preserve">R</w:t>
-            </w:r>
-          </w:p>
-        </w:tc>
-        <w:tc>
-          <w:p>
-            <w:pPr>
-              <w:pStyle w:val="Compact"/>
-              <w:jc w:val="left"/>
-            </w:pPr>
-            <w:r>
-              <w:t xml:space="preserve">ACORN-1</w:t>
-            </w:r>
-          </w:p>
-        </w:tc>
-        <w:tc>
-          <w:p>
-            <w:pPr>
-              <w:pStyle w:val="Compact"/>
-              <w:jc w:val="left"/>
-            </w:pPr>
-            <w:r>
-              <w:t xml:space="preserve">–</w:t>
-            </w:r>
-          </w:p>
-        </w:tc>
-        <w:tc>
-          <w:p>
-            <w:pPr>
-              <w:pStyle w:val="Compact"/>
-              <w:jc w:val="left"/>
-            </w:pPr>
-            <w:r>
-              <w:t xml:space="preserve">–</w:t>
-            </w:r>
-          </w:p>
-        </w:tc>
-        <w:tc>
-          <w:p>
-            <w:pPr>
-              <w:pStyle w:val="Compact"/>
-              <w:jc w:val="left"/>
-            </w:pPr>
-            <w:r>
-              <w:t xml:space="preserve">0.86886</w:t>
-            </w:r>
-          </w:p>
-        </w:tc>
-      </w:tr>
-      <w:tr>
-        <w:tc>
-          <w:p>
-            <w:pPr>
-              <w:pStyle w:val="Compact"/>
-              <w:jc w:val="left"/>
-            </w:pPr>
-            <w:r>
-              <w:t xml:space="preserve">R</w:t>
-            </w:r>
-          </w:p>
-        </w:tc>
-        <w:tc>
-          <w:p>
-            <w:pPr>
-              <w:pStyle w:val="Compact"/>
-              <w:jc w:val="left"/>
-            </w:pPr>
-            <w:r>
-              <w:t xml:space="preserve">ACORN-1 + NaviX seeds</w:t>
-            </w:r>
-          </w:p>
-        </w:tc>
-        <w:tc>
-          <w:p>
-            <w:pPr>
-              <w:pStyle w:val="Compact"/>
-              <w:jc w:val="left"/>
-            </w:pPr>
-            <w:r>
-              <w:t xml:space="preserve">–</w:t>
-            </w:r>
-          </w:p>
-        </w:tc>
-        <w:tc>
-          <w:p>
-            <w:pPr>
-              <w:pStyle w:val="Compact"/>
-              <w:jc w:val="left"/>
-            </w:pPr>
-            <w:r>
-              <w:t xml:space="preserve">–</w:t>
-            </w:r>
-          </w:p>
-        </w:tc>
-        <w:tc>
-          <w:p>
-            <w:pPr>
-              <w:pStyle w:val="Compact"/>
-              <w:jc w:val="left"/>
-            </w:pPr>
-            <w:r>
-              <w:t xml:space="preserve">0.86901</w:t>
-            </w:r>
-          </w:p>
-        </w:tc>
-      </w:tr>
-      <w:tr>
-        <w:tc>
-          <w:p>
-            <w:pPr>
-              <w:pStyle w:val="Compact"/>
-              <w:jc w:val="left"/>
-            </w:pPr>
-            <w:r>
-              <w:t xml:space="preserve">R</w:t>
-            </w:r>
-          </w:p>
-        </w:tc>
-        <w:tc>
-          <w:p>
-            <w:pPr>
-              <w:pStyle w:val="Compact"/>
-              <w:jc w:val="left"/>
-            </w:pPr>
-            <w:r>
-              <w:t xml:space="preserve">ACORN-gamma</w:t>
-            </w:r>
-          </w:p>
-        </w:tc>
-        <w:tc>
-          <w:p>
-            <w:pPr>
-              <w:pStyle w:val="Compact"/>
-              <w:jc w:val="left"/>
-            </w:pPr>
-            <w:r>
-              <w:t xml:space="preserve">9,499 (0.90944)</w:t>
-            </w:r>
-          </w:p>
-        </w:tc>
-        <w:tc>
-          <w:p>
-            <w:pPr>
-              <w:pStyle w:val="Compact"/>
-              <w:jc w:val="left"/>
-            </w:pPr>
-            <w:r>
-              <w:t xml:space="preserve">6,480 (0.95239)</w:t>
-            </w:r>
-          </w:p>
-        </w:tc>
-        <w:tc>
-          <w:p>
-            <w:pPr>
-              <w:pStyle w:val="Compact"/>
-              <w:jc w:val="left"/>
-            </w:pPr>
-            <w:r>
-              <w:t xml:space="preserve">0.98120</w:t>
-            </w:r>
-          </w:p>
-        </w:tc>
-      </w:tr>
-      <w:tr>
-        <w:tc>
-          <w:p>
-            <w:pPr>
-              <w:pStyle w:val="Compact"/>
-              <w:jc w:val="left"/>
-            </w:pPr>
-            <w:r>
-              <w:t xml:space="preserve">R</w:t>
-            </w:r>
-          </w:p>
-        </w:tc>
-        <w:tc>
-          <w:p>
-            <w:pPr>
-              <w:pStyle w:val="Compact"/>
-              <w:jc w:val="left"/>
-            </w:pPr>
-            <w:r>
-              <w:t xml:space="preserve">ACORN-gamma + NaviX seeds</w:t>
-            </w:r>
-          </w:p>
-        </w:tc>
-        <w:tc>
-          <w:p>
-            <w:pPr>
-              <w:pStyle w:val="Compact"/>
-              <w:jc w:val="left"/>
-            </w:pPr>
-            <w:r>
-              <w:t xml:space="preserve">9,458 (0.91130)</w:t>
-            </w:r>
-          </w:p>
-        </w:tc>
-        <w:tc>
-          <w:p>
-            <w:pPr>
-              <w:pStyle w:val="Compact"/>
-              <w:jc w:val="left"/>
-            </w:pPr>
-            <w:r>
-              <w:t xml:space="preserve">6,426 (0.95318)</w:t>
-            </w:r>
-          </w:p>
-        </w:tc>
-        <w:tc>
-          <w:p>
-            <w:pPr>
-              <w:pStyle w:val="Compact"/>
-              <w:jc w:val="left"/>
-            </w:pPr>
-            <w:r>
-              <w:t xml:space="preserve">0.98192</w:t>
-            </w:r>
-          </w:p>
-        </w:tc>
-      </w:tr>
-    </w:tbl>
-    <w:p>
-      <w:pPr>
-        <w:pStyle w:val="BodyText"/>
-      </w:pPr>
-      <w:r>
-        <w:t xml:space="preserve">The bitmap statistics distinguish intrinsic from algorithmic underfill. EM has mean selectivity</w:t>
-      </w:r>
-      <w:r>
-        <w:t xml:space="preserve"> </w:t>
-      </w:r>
-      <w:r>
-        <w:t xml:space="preserve">38.47% but one query has only one passing row; EMIS has mean 15.24% and at least 16 passing rows per</w:t>
-      </w:r>
-      <w:r>
-        <w:t xml:space="preserve"> </w:t>
-      </w:r>
-      <w:r>
-        <w:t xml:space="preserve">query; R has mean 44.55% and at least 254. Therefore the 130 ACORN-gamma EMIS underfills and eight</w:t>
-      </w:r>
-      <w:r>
-        <w:t xml:space="preserve"> </w:t>
-      </w:r>
-      <w:r>
-        <w:t xml:space="preserve">ACORN-gamma R underfills cannot be blamed on a predicate with fewer than</w:t>
-      </w:r>
-      <w:r>
-        <w:t xml:space="preserve"> </w:t>
-      </w:r>
-      <w:r>
-        <w:rPr>
-          <w:rStyle w:val="VerbatimChar"/>
-        </w:rPr>
-        <w:t xml:space="preserve">k=10</w:t>
-      </w:r>
-      <w:r>
-        <w:t xml:space="preserve"> </w:t>
-      </w:r>
-      <w:r>
-        <w:t xml:space="preserve">answers.</w:t>
-      </w:r>
-    </w:p>
-    <w:p>
-      <w:pPr>
-        <w:pStyle w:val="BodyText"/>
-      </w:pPr>
-      <w:r>
-        <w:t xml:space="preserve">The low ACORN-1 values are not parser errors: predicates are satisfied, sentinels are valid, and</w:t>
-      </w:r>
-      <w:r>
-        <w:t xml:space="preserve"> </w:t>
-      </w:r>
-      <w:r>
-        <w:t xml:space="preserve">even</w:t>
-      </w:r>
-      <w:r>
-        <w:t xml:space="preserve"> </w:t>
-      </w:r>
-      <w:r>
-        <w:rPr>
-          <w:rStyle w:val="VerbatimChar"/>
-        </w:rPr>
-        <w:t xml:space="preserve">efSearch=750</w:t>
-      </w:r>
-      <w:r>
-        <w:t xml:space="preserve"> </w:t>
-      </w:r>
-      <w:r>
-        <w:t xml:space="preserve">reaches only 0.89392/0.84046/0.86886 recall on EM/EMIS/R and 0.32283 on YFCC.</w:t>
-      </w:r>
-      <w:r>
-        <w:t xml:space="preserve"> </w:t>
-      </w:r>
-      <w:r>
-        <w:t xml:space="preserve">Giving ACORN-1 NaviX seeds changes those maxima only to 0.89410/0.84350/0.86901 and 0.38798.</w:t>
-      </w:r>
-      <w:r>
-        <w:t xml:space="preserve"> </w:t>
-      </w:r>
-      <w:r>
-        <w:t xml:space="preserve">Initialization is therefore not its main limitation. Increasing YFCC FAISS-NaviX from</w:t>
-      </w:r>
-      <w:r>
-        <w:t xml:space="preserve"> </w:t>
-      </w:r>
-      <w:r>
-        <w:rPr>
-          <w:rStyle w:val="VerbatimChar"/>
-        </w:rPr>
-        <w:t xml:space="preserve">efSearch=100</w:t>
-      </w:r>
-      <w:r>
-        <w:t xml:space="preserve"> </w:t>
-      </w:r>
-      <w:r>
-        <w:t xml:space="preserve">to 750 moves aggregate recall only from 0.77396 to 0.79664; reference ACORN-gamma</w:t>
-      </w:r>
-      <w:r>
-        <w:t xml:space="preserve"> </w:t>
-      </w:r>
-      <w:r>
-        <w:t xml:space="preserve">moves from 0.58614 to 0.61513 and seeded ACORN-gamma from 0.72524 to 0.76141. The deep points rule</w:t>
-      </w:r>
-      <w:r>
-        <w:t xml:space="preserve"> </w:t>
-      </w:r>
-      <w:r>
-        <w:t xml:space="preserve">out an accidentally shallow base sweep.</w:t>
-      </w:r>
-    </w:p>
-    <w:p>
-      <w:pPr>
-        <w:pStyle w:val="BodyText"/>
-      </w:pPr>
-      <w:r>
-        <w:t xml:space="preserve">The comparison also has an important seeding asymmetry. Bitmap GPU NaviX extracts up to</w:t>
-      </w:r>
-      <w:r>
-        <w:t xml:space="preserve"> </w:t>
-      </w:r>
-      <w:r>
-        <w:rPr>
-          <w:rStyle w:val="VerbatimChar"/>
-        </w:rPr>
-        <w:t xml:space="preserve">k</w:t>
-      </w:r>
-      <w:r>
-        <w:t xml:space="preserve"> </w:t>
-      </w:r>
-      <w:r>
-        <w:t xml:space="preserve">guaranteed-passing seeds before graph traversal, and FAISS-NaviX deterministically scans the byte</w:t>
-      </w:r>
-      <w:r>
-        <w:t xml:space="preserve"> </w:t>
-      </w:r>
-      <w:r>
-        <w:t xml:space="preserve">mask for its first ten passing IDs inside the native search call. Reference ACORN starts from its</w:t>
-      </w:r>
-      <w:r>
-        <w:t xml:space="preserve"> </w:t>
-      </w:r>
-      <w:r>
-        <w:t xml:space="preserve">ordinary hierarchical entry point and has no global passing-seed prepass or exact fallback. For</w:t>
-      </w:r>
-      <w:r>
-        <w:t xml:space="preserve"> </w:t>
-      </w:r>
-      <w:r>
-        <w:rPr>
-          <w:rStyle w:val="VerbatimChar"/>
-        </w:rPr>
-        <w:t xml:space="preserve">gamma=1</w:t>
-      </w:r>
-      <w:r>
-        <w:t xml:space="preserve"> </w:t>
-      </w:r>
-      <w:r>
-        <w:t xml:space="preserve">it blindly examines first- and second-hop neighbors, but only passing nodes persist in</w:t>
-      </w:r>
-      <w:r>
-        <w:t xml:space="preserve"> </w:t>
-      </w:r>
-      <w:r>
-        <w:t xml:space="preserve">the candidate queue. A sparse query can therefore drain that queue before it finds ten results.</w:t>
-      </w:r>
-      <w:r>
-        <w:t xml:space="preserve"> </w:t>
-      </w:r>
-      <w:r>
-        <w:t xml:space="preserve">The 4,422 ACORN-1 and 3,274 ACORN-gamma YFCC underfills persist at</w:t>
-      </w:r>
-      <w:r>
-        <w:t xml:space="preserve"> </w:t>
-      </w:r>
-      <w:r>
-        <w:rPr>
-          <w:rStyle w:val="VerbatimChar"/>
-        </w:rPr>
-        <w:t xml:space="preserve">efSearch=750</w:t>
-      </w:r>
-      <w:r>
-        <w:t xml:space="preserve">. They must not be</w:t>
-      </w:r>
-      <w:r>
-        <w:t xml:space="preserve"> </w:t>
-      </w:r>
-      <w:r>
-        <w:t xml:space="preserve">attributed solely to two-hop expansion or graph topology, because reference ACORN lacks the global</w:t>
-      </w:r>
-      <w:r>
-        <w:t xml:space="preserve"> </w:t>
-      </w:r>
-      <w:r>
-        <w:t xml:space="preserve">passing-seed prepass used by both NaviX implementations. The implemented non-reference ablation</w:t>
-      </w:r>
-      <w:r>
-        <w:t xml:space="preserve"> </w:t>
-      </w:r>
-      <w:r>
-        <w:t xml:space="preserve">settles that ambiguity: ten deterministic seeds reduce both YFCC underfill counts to zero.</w:t>
-      </w:r>
-      <w:r>
-        <w:t xml:space="preserve"> </w:t>
-      </w:r>
-      <w:r>
-        <w:t xml:space="preserve">At</w:t>
-      </w:r>
-      <w:r>
-        <w:t xml:space="preserve"> </w:t>
-      </w:r>
-      <w:r>
-        <w:rPr>
-          <w:rStyle w:val="VerbatimChar"/>
-        </w:rPr>
-        <w:t xml:space="preserve">efSearch=750</w:t>
-      </w:r>
-      <w:r>
-        <w:t xml:space="preserve">, seeding raises ACORN-gamma from 0.61513 to 0.76141, closing 80.6% of its recall</w:t>
-      </w:r>
-      <w:r>
-        <w:t xml:space="preserve"> </w:t>
-      </w:r>
-      <w:r>
-        <w:t xml:space="preserve">gap to FAISS-NaviX's 0.79664 on the same masks. The remaining 0.03523 gap despite matched seeding is</w:t>
-      </w:r>
-      <w:r>
-        <w:t xml:space="preserve"> </w:t>
-      </w:r>
-      <w:r>
-        <w:t xml:space="preserve">evidence for traversal and/or graph-topology differences. ACORN-1's much smaller 0.06515 gain</w:t>
-      </w:r>
-      <w:r>
-        <w:t xml:space="preserve"> </w:t>
-      </w:r>
-      <w:r>
-        <w:t xml:space="preserve">likewise shows that seeds are necessary for sparse-result completeness but not sufficient to make</w:t>
-      </w:r>
-      <w:r>
-        <w:t xml:space="preserve"> </w:t>
-      </w:r>
-      <w:r>
-        <w:t xml:space="preserve">every ACORN graph/search variant competitive.</w:t>
+        <w:t xml:space="preserve">Forced one hop provides the fast, lower-recall end of every frontier. Across the useful</w:t>
+      </w:r>
+      <w:r>
+        <w:t xml:space="preserve"> </w:t>
+      </w:r>
+      <w:r>
+        <w:t xml:space="preserve">high-recall region, blind two hop is the strongest general policy. Adaptive Kuzu reduces work and</w:t>
+      </w:r>
+      <w:r>
+        <w:t xml:space="preserve"> </w:t>
+      </w:r>
+      <w:r>
+        <w:t xml:space="preserve">wins at intermediate recall on EM and R, while directed two hop is justified only when the last</w:t>
+      </w:r>
+      <w:r>
+        <w:t xml:space="preserve"> </w:t>
+      </w:r>
+      <w:r>
+        <w:t xml:space="preserve">small recall increment matters. Adaptive-paper thresholds do not produce a universal advantage.</w:t>
       </w:r>
     </w:p>
     <w:p>
@@ -10054,12 +7171,12 @@
           <wp:inline>
             <wp:extent cx="5334000" cy="3120957"/>
             <wp:effectExtent b="0" l="0" r="0" t="0"/>
-            <wp:docPr descr="YFCC-10M native CPU Pareto frontier, including conditional deep points." title="" id="1" name="Picture"/>
+            <wp:docPr descr="YFCC-10M GPU NaviX policy B0 Pareto frontiers." title="" id="1" name="Picture"/>
             <a:graphic>
               <a:graphicData uri="http://schemas.openxmlformats.org/drawingml/2006/picture">
                 <pic:pic>
                   <pic:nvPicPr>
-                    <pic:cNvPr descr="results_gpu_opt_20260818_0100/analysis/yfcc_cpu_qps_recall.png" id="0" name="Picture"/>
+                    <pic:cNvPr descr="results_gpu_opt_20260818_0100/analysis/yfcc_gpu_navix_policy_qps_recall.png" id="0" name="Picture"/>
                     <pic:cNvPicPr>
                       <a:picLocks noChangeArrowheads="1" noChangeAspect="1"/>
                     </pic:cNvPicPr>
@@ -10097,7 +7214,7 @@
         <w:pStyle w:val="ImageCaption"/>
       </w:pPr>
       <w:r>
-        <w:t xml:space="preserve">YFCC-10M native CPU Pareto frontier, including conditional deep points.</w:t>
+        <w:t xml:space="preserve">YFCC-10M GPU NaviX policy B0 Pareto frontiers.</w:t>
       </w:r>
     </w:p>
     <w:p>
@@ -10109,12 +7226,12 @@
           <wp:inline>
             <wp:extent cx="5334000" cy="3120957"/>
             <wp:effectExtent b="0" l="0" r="0" t="0"/>
-            <wp:docPr descr="ArXiv-EM native CPU Pareto frontier, including conditional deep points." title="" id="1" name="Picture"/>
+            <wp:docPr descr="ArXiv-EM GPU NaviX policy B0 Pareto frontiers." title="" id="1" name="Picture"/>
             <a:graphic>
               <a:graphicData uri="http://schemas.openxmlformats.org/drawingml/2006/picture">
                 <pic:pic>
                   <pic:nvPicPr>
-                    <pic:cNvPr descr="results_gpu_opt_20260818_0100/analysis/em_cpu_qps_recall.png" id="0" name="Picture"/>
+                    <pic:cNvPr descr="results_gpu_opt_20260818_0100/analysis/em_gpu_navix_policy_qps_recall.png" id="0" name="Picture"/>
                     <pic:cNvPicPr>
                       <a:picLocks noChangeArrowheads="1" noChangeAspect="1"/>
                     </pic:cNvPicPr>
@@ -10152,7 +7269,7 @@
         <w:pStyle w:val="ImageCaption"/>
       </w:pPr>
       <w:r>
-        <w:t xml:space="preserve">ArXiv-EM native CPU Pareto frontier, including conditional deep points.</w:t>
+        <w:t xml:space="preserve">ArXiv-EM GPU NaviX policy B0 Pareto frontiers.</w:t>
       </w:r>
     </w:p>
     <w:p>
@@ -10164,12 +7281,12 @@
           <wp:inline>
             <wp:extent cx="5334000" cy="3120957"/>
             <wp:effectExtent b="0" l="0" r="0" t="0"/>
-            <wp:docPr descr="ArXiv-EMIS native CPU Pareto frontier, including conditional deep points." title="" id="1" name="Picture"/>
+            <wp:docPr descr="ArXiv-EMIS GPU NaviX policy B0 Pareto frontiers." title="" id="1" name="Picture"/>
             <a:graphic>
               <a:graphicData uri="http://schemas.openxmlformats.org/drawingml/2006/picture">
                 <pic:pic>
                   <pic:nvPicPr>
-                    <pic:cNvPr descr="results_gpu_opt_20260818_0100/analysis/emis_cpu_qps_recall.png" id="0" name="Picture"/>
+                    <pic:cNvPr descr="results_gpu_opt_20260818_0100/analysis/emis_gpu_navix_policy_qps_recall.png" id="0" name="Picture"/>
                     <pic:cNvPicPr>
                       <a:picLocks noChangeArrowheads="1" noChangeAspect="1"/>
                     </pic:cNvPicPr>
@@ -10207,7 +7324,7 @@
         <w:pStyle w:val="ImageCaption"/>
       </w:pPr>
       <w:r>
-        <w:t xml:space="preserve">ArXiv-EMIS native CPU Pareto frontier, including conditional deep points.</w:t>
+        <w:t xml:space="preserve">ArXiv-EMIS GPU NaviX policy B0 Pareto frontiers.</w:t>
       </w:r>
     </w:p>
     <w:p>
@@ -10219,12 +7336,12 @@
           <wp:inline>
             <wp:extent cx="5334000" cy="3120957"/>
             <wp:effectExtent b="0" l="0" r="0" t="0"/>
-            <wp:docPr descr="ArXiv-R native CPU Pareto frontier, including conditional deep points." title="" id="1" name="Picture"/>
+            <wp:docPr descr="ArXiv-R GPU NaviX policy B0 Pareto frontiers." title="" id="1" name="Picture"/>
             <a:graphic>
               <a:graphicData uri="http://schemas.openxmlformats.org/drawingml/2006/picture">
                 <pic:pic>
                   <pic:nvPicPr>
-                    <pic:cNvPr descr="results_gpu_opt_20260818_0100/analysis/r_cpu_qps_recall.png" id="0" name="Picture"/>
+                    <pic:cNvPr descr="results_gpu_opt_20260818_0100/analysis/r_gpu_navix_policy_qps_recall.png" id="0" name="Picture"/>
                     <pic:cNvPicPr>
                       <a:picLocks noChangeArrowheads="1" noChangeAspect="1"/>
                     </pic:cNvPicPr>
@@ -10262,16 +7379,16 @@
         <w:pStyle w:val="ImageCaption"/>
       </w:pPr>
       <w:r>
-        <w:t xml:space="preserve">ArXiv-R native CPU Pareto frontier, including conditional deep points.</w:t>
-      </w:r>
-    </w:p>
-    <w:p>
-      <w:pPr>
-        <w:pStyle w:val="Heading2"/>
-      </w:pPr>
-      <w:bookmarkStart w:id="60" w:name="Xa563f6c647321b3e6efbfaca154de516c00af95"/>
-      <w:r>
-        <w:t xml:space="preserve">Deterministic passing-seed ablation plots</w:t>
+        <w:t xml:space="preserve">ArXiv-R GPU NaviX policy B0 Pareto frontiers.</w:t>
+      </w:r>
+    </w:p>
+    <w:p>
+      <w:pPr>
+        <w:pStyle w:val="Heading1"/>
+      </w:pPr>
+      <w:bookmarkStart w:id="60" w:name="cpu-baseline-implementation-and-results"/>
+      <w:r>
+        <w:t xml:space="preserve">CPU baseline implementation and results</w:t>
       </w:r>
       <w:bookmarkEnd w:id="60"/>
     </w:p>
@@ -10280,13 +7397,3243 @@
         <w:pStyle w:val="FirstParagraph"/>
       </w:pPr>
       <w:r>
-        <w:t xml:space="preserve">These panels remove FAISS-NaviX from the visual comparison and show only paired reference/seeded</w:t>
-      </w:r>
-      <w:r>
-        <w:t xml:space="preserve"> </w:t>
-      </w:r>
-      <w:r>
-        <w:t xml:space="preserve">ACORN curves. Seeded variants are non-reference controls and reuse the exact same graph files.</w:t>
+        <w:t xml:space="preserve">The completed graph artifacts are:</w:t>
+      </w:r>
+    </w:p>
+    <w:tbl>
+      <w:tblPr>
+        <w:tblStyle w:val="Table"/>
+        <w:tblW w:type="pct" w:w="0.0"/>
+        <w:tblLook w:firstRow="1"/>
+      </w:tblPr>
+      <w:tblGrid/>
+      <w:tr>
+        <w:trPr>
+          <w:cnfStyle w:firstRow="1"/>
+        </w:trPr>
+        <w:tc>
+          <w:tcPr>
+            <w:tcBorders>
+              <w:bottom w:val="single"/>
+            </w:tcBorders>
+            <w:vAlign w:val="bottom"/>
+          </w:tcPr>
+          <w:p>
+            <w:pPr>
+              <w:pStyle w:val="Compact"/>
+              <w:jc w:val="left"/>
+            </w:pPr>
+            <w:r>
+              <w:t xml:space="preserve">Graph</w:t>
+            </w:r>
+          </w:p>
+        </w:tc>
+        <w:tc>
+          <w:tcPr>
+            <w:tcBorders>
+              <w:bottom w:val="single"/>
+            </w:tcBorders>
+            <w:vAlign w:val="bottom"/>
+          </w:tcPr>
+          <w:p>
+            <w:pPr>
+              <w:pStyle w:val="Compact"/>
+              <w:jc w:val="left"/>
+            </w:pPr>
+            <w:r>
+              <w:t xml:space="preserve">Parameters</w:t>
+            </w:r>
+          </w:p>
+        </w:tc>
+        <w:tc>
+          <w:tcPr>
+            <w:tcBorders>
+              <w:bottom w:val="single"/>
+            </w:tcBorders>
+            <w:vAlign w:val="bottom"/>
+          </w:tcPr>
+          <w:p>
+            <w:pPr>
+              <w:pStyle w:val="Compact"/>
+              <w:jc w:val="left"/>
+            </w:pPr>
+            <w:r>
+              <w:t xml:space="preserve">Build time</w:t>
+            </w:r>
+          </w:p>
+        </w:tc>
+        <w:tc>
+          <w:tcPr>
+            <w:tcBorders>
+              <w:bottom w:val="single"/>
+            </w:tcBorders>
+            <w:vAlign w:val="bottom"/>
+          </w:tcPr>
+          <w:p>
+            <w:pPr>
+              <w:pStyle w:val="Compact"/>
+              <w:jc w:val="left"/>
+            </w:pPr>
+            <w:r>
+              <w:t xml:space="preserve">Serialized size</w:t>
+            </w:r>
+          </w:p>
+        </w:tc>
+      </w:tr>
+      <w:tr>
+        <w:tc>
+          <w:p>
+            <w:pPr>
+              <w:pStyle w:val="Compact"/>
+              <w:jc w:val="left"/>
+            </w:pPr>
+            <w:r>
+              <w:t xml:space="preserve">ArXiv FAISS HNSW</w:t>
+            </w:r>
+          </w:p>
+        </w:tc>
+        <w:tc>
+          <w:p>
+            <w:pPr>
+              <w:pStyle w:val="Compact"/>
+              <w:jc w:val="left"/>
+            </w:pPr>
+            <w:r>
+              <w:rPr>
+                <w:rStyle w:val="VerbatimChar"/>
+              </w:rPr>
+              <w:t xml:space="preserve">M=32</w:t>
+            </w:r>
+            <w:r>
+              <w:t xml:space="preserve">,</w:t>
+            </w:r>
+            <w:r>
+              <w:t xml:space="preserve"> </w:t>
+            </w:r>
+            <w:r>
+              <w:rPr>
+                <w:rStyle w:val="VerbatimChar"/>
+              </w:rPr>
+              <w:t xml:space="preserve">efConstruction=200</w:t>
+            </w:r>
+          </w:p>
+        </w:tc>
+        <w:tc>
+          <w:p>
+            <w:pPr>
+              <w:pStyle w:val="Compact"/>
+              <w:jc w:val="left"/>
+            </w:pPr>
+            <w:r>
+              <w:t xml:space="preserve">59.30 s</w:t>
+            </w:r>
+          </w:p>
+        </w:tc>
+        <w:tc>
+          <w:p>
+            <w:pPr>
+              <w:pStyle w:val="Compact"/>
+              <w:jc w:val="left"/>
+            </w:pPr>
+            <w:r>
+              <w:t xml:space="preserve">1,665,620,834 B</w:t>
+            </w:r>
+          </w:p>
+        </w:tc>
+      </w:tr>
+      <w:tr>
+        <w:tc>
+          <w:p>
+            <w:pPr>
+              <w:pStyle w:val="Compact"/>
+              <w:jc w:val="left"/>
+            </w:pPr>
+            <w:r>
+              <w:t xml:space="preserve">ArXiv ACORN-1</w:t>
+            </w:r>
+          </w:p>
+        </w:tc>
+        <w:tc>
+          <w:p>
+            <w:pPr>
+              <w:pStyle w:val="Compact"/>
+              <w:jc w:val="left"/>
+            </w:pPr>
+            <w:r>
+              <w:rPr>
+                <w:rStyle w:val="VerbatimChar"/>
+              </w:rPr>
+              <w:t xml:space="preserve">M=32</w:t>
+            </w:r>
+            <w:r>
+              <w:t xml:space="preserve">,</w:t>
+            </w:r>
+            <w:r>
+              <w:t xml:space="preserve"> </w:t>
+            </w:r>
+            <w:r>
+              <w:rPr>
+                <w:rStyle w:val="VerbatimChar"/>
+              </w:rPr>
+              <w:t xml:space="preserve">gamma=1</w:t>
+            </w:r>
+            <w:r>
+              <w:t xml:space="preserve">,</w:t>
+            </w:r>
+            <w:r>
+              <w:t xml:space="preserve"> </w:t>
+            </w:r>
+            <w:r>
+              <w:rPr>
+                <w:rStyle w:val="VerbatimChar"/>
+              </w:rPr>
+              <w:t xml:space="preserve">M_beta=32</w:t>
+            </w:r>
+            <w:r>
+              <w:t xml:space="preserve">,</w:t>
+            </w:r>
+            <w:r>
+              <w:t xml:space="preserve"> </w:t>
+            </w:r>
+            <w:r>
+              <w:rPr>
+                <w:rStyle w:val="VerbatimChar"/>
+              </w:rPr>
+              <w:t xml:space="preserve">efConstruction=200</w:t>
+            </w:r>
+          </w:p>
+        </w:tc>
+        <w:tc>
+          <w:p>
+            <w:pPr>
+              <w:pStyle w:val="Compact"/>
+              <w:jc w:val="left"/>
+            </w:pPr>
+            <w:r>
+              <w:t xml:space="preserve">6.46 s</w:t>
+            </w:r>
+          </w:p>
+        </w:tc>
+        <w:tc>
+          <w:p>
+            <w:pPr>
+              <w:pStyle w:val="Compact"/>
+              <w:jc w:val="left"/>
+            </w:pPr>
+            <w:r>
+              <w:t xml:space="preserve">1,672,020,878 B</w:t>
+            </w:r>
+          </w:p>
+        </w:tc>
+      </w:tr>
+      <w:tr>
+        <w:tc>
+          <w:p>
+            <w:pPr>
+              <w:pStyle w:val="Compact"/>
+              <w:jc w:val="left"/>
+            </w:pPr>
+            <w:r>
+              <w:t xml:space="preserve">ArXiv ACORN-gamma EM</w:t>
+            </w:r>
+          </w:p>
+        </w:tc>
+        <w:tc>
+          <w:p>
+            <w:pPr>
+              <w:pStyle w:val="Compact"/>
+              <w:jc w:val="left"/>
+            </w:pPr>
+            <w:r>
+              <w:rPr>
+                <w:rStyle w:val="VerbatimChar"/>
+              </w:rPr>
+              <w:t xml:space="preserve">M=16</w:t>
+            </w:r>
+            <w:r>
+              <w:t xml:space="preserve">,</w:t>
+            </w:r>
+            <w:r>
+              <w:t xml:space="preserve"> </w:t>
+            </w:r>
+            <w:r>
+              <w:rPr>
+                <w:rStyle w:val="VerbatimChar"/>
+              </w:rPr>
+              <w:t xml:space="preserve">gamma=10</w:t>
+            </w:r>
+            <w:r>
+              <w:t xml:space="preserve">,</w:t>
+            </w:r>
+            <w:r>
+              <w:t xml:space="preserve"> </w:t>
+            </w:r>
+            <w:r>
+              <w:rPr>
+                <w:rStyle w:val="VerbatimChar"/>
+              </w:rPr>
+              <w:t xml:space="preserve">M_beta=24</w:t>
+            </w:r>
+            <w:r>
+              <w:t xml:space="preserve">,</w:t>
+            </w:r>
+            <w:r>
+              <w:t xml:space="preserve"> </w:t>
+            </w:r>
+            <w:r>
+              <w:rPr>
+                <w:rStyle w:val="VerbatimChar"/>
+              </w:rPr>
+              <w:t xml:space="preserve">efConstruction=160</w:t>
+            </w:r>
+          </w:p>
+        </w:tc>
+        <w:tc>
+          <w:p>
+            <w:pPr>
+              <w:pStyle w:val="Compact"/>
+              <w:jc w:val="left"/>
+            </w:pPr>
+            <w:r>
+              <w:t xml:space="preserve">70.99 s</w:t>
+            </w:r>
+          </w:p>
+        </w:tc>
+        <w:tc>
+          <w:p>
+            <w:pPr>
+              <w:pStyle w:val="Compact"/>
+              <w:jc w:val="left"/>
+            </w:pPr>
+            <w:r>
+              <w:t xml:space="preserve">1,663,130,542 B</w:t>
+            </w:r>
+          </w:p>
+        </w:tc>
+      </w:tr>
+      <w:tr>
+        <w:tc>
+          <w:p>
+            <w:pPr>
+              <w:pStyle w:val="Compact"/>
+              <w:jc w:val="left"/>
+            </w:pPr>
+            <w:r>
+              <w:t xml:space="preserve">ArXiv ACORN-gamma EMIS</w:t>
+            </w:r>
+          </w:p>
+        </w:tc>
+        <w:tc>
+          <w:p>
+            <w:pPr>
+              <w:pStyle w:val="Compact"/>
+              <w:jc w:val="left"/>
+            </w:pPr>
+            <w:r>
+              <w:rPr>
+                <w:rStyle w:val="VerbatimChar"/>
+              </w:rPr>
+              <w:t xml:space="preserve">M=16</w:t>
+            </w:r>
+            <w:r>
+              <w:t xml:space="preserve">,</w:t>
+            </w:r>
+            <w:r>
+              <w:t xml:space="preserve"> </w:t>
+            </w:r>
+            <w:r>
+              <w:rPr>
+                <w:rStyle w:val="VerbatimChar"/>
+              </w:rPr>
+              <w:t xml:space="preserve">gamma=15</w:t>
+            </w:r>
+            <w:r>
+              <w:t xml:space="preserve">,</w:t>
+            </w:r>
+            <w:r>
+              <w:t xml:space="preserve"> </w:t>
+            </w:r>
+            <w:r>
+              <w:rPr>
+                <w:rStyle w:val="VerbatimChar"/>
+              </w:rPr>
+              <w:t xml:space="preserve">M_beta=24</w:t>
+            </w:r>
+            <w:r>
+              <w:t xml:space="preserve">,</w:t>
+            </w:r>
+            <w:r>
+              <w:t xml:space="preserve"> </w:t>
+            </w:r>
+            <w:r>
+              <w:rPr>
+                <w:rStyle w:val="VerbatimChar"/>
+              </w:rPr>
+              <w:t xml:space="preserve">efConstruction=240</w:t>
+            </w:r>
+          </w:p>
+        </w:tc>
+        <w:tc>
+          <w:p>
+            <w:pPr>
+              <w:pStyle w:val="Compact"/>
+              <w:jc w:val="left"/>
+            </w:pPr>
+            <w:r>
+              <w:t xml:space="preserve">112.75 s</w:t>
+            </w:r>
+          </w:p>
+        </w:tc>
+        <w:tc>
+          <w:p>
+            <w:pPr>
+              <w:pStyle w:val="Compact"/>
+              <w:jc w:val="left"/>
+            </w:pPr>
+            <w:r>
+              <w:t xml:space="preserve">1,665,295,662 B</w:t>
+            </w:r>
+          </w:p>
+        </w:tc>
+      </w:tr>
+      <w:tr>
+        <w:tc>
+          <w:p>
+            <w:pPr>
+              <w:pStyle w:val="Compact"/>
+              <w:jc w:val="left"/>
+            </w:pPr>
+            <w:r>
+              <w:t xml:space="preserve">ArXiv ACORN-gamma R</w:t>
+            </w:r>
+          </w:p>
+        </w:tc>
+        <w:tc>
+          <w:p>
+            <w:pPr>
+              <w:pStyle w:val="Compact"/>
+              <w:jc w:val="left"/>
+            </w:pPr>
+            <w:r>
+              <w:rPr>
+                <w:rStyle w:val="VerbatimChar"/>
+              </w:rPr>
+              <w:t xml:space="preserve">M=32</w:t>
+            </w:r>
+            <w:r>
+              <w:t xml:space="preserve">,</w:t>
+            </w:r>
+            <w:r>
+              <w:t xml:space="preserve"> </w:t>
+            </w:r>
+            <w:r>
+              <w:rPr>
+                <w:rStyle w:val="VerbatimChar"/>
+              </w:rPr>
+              <w:t xml:space="preserve">gamma=12</w:t>
+            </w:r>
+            <w:r>
+              <w:t xml:space="preserve">,</w:t>
+            </w:r>
+            <w:r>
+              <w:t xml:space="preserve"> </w:t>
+            </w:r>
+            <w:r>
+              <w:rPr>
+                <w:rStyle w:val="VerbatimChar"/>
+              </w:rPr>
+              <w:t xml:space="preserve">M_beta=24</w:t>
+            </w:r>
+            <w:r>
+              <w:t xml:space="preserve">,</w:t>
+            </w:r>
+            <w:r>
+              <w:t xml:space="preserve"> </w:t>
+            </w:r>
+            <w:r>
+              <w:rPr>
+                <w:rStyle w:val="VerbatimChar"/>
+              </w:rPr>
+              <w:t xml:space="preserve">efConstruction=384</w:t>
+            </w:r>
+          </w:p>
+        </w:tc>
+        <w:tc>
+          <w:p>
+            <w:pPr>
+              <w:pStyle w:val="Compact"/>
+              <w:jc w:val="left"/>
+            </w:pPr>
+            <w:r>
+              <w:t xml:space="preserve">159.35 s</w:t>
+            </w:r>
+          </w:p>
+        </w:tc>
+        <w:tc>
+          <w:p>
+            <w:pPr>
+              <w:pStyle w:val="Compact"/>
+              <w:jc w:val="left"/>
+            </w:pPr>
+            <w:r>
+              <w:t xml:space="preserve">1,673,447,566 B</w:t>
+            </w:r>
+          </w:p>
+        </w:tc>
+      </w:tr>
+      <w:tr>
+        <w:tc>
+          <w:p>
+            <w:pPr>
+              <w:pStyle w:val="Compact"/>
+              <w:jc w:val="left"/>
+            </w:pPr>
+            <w:r>
+              <w:t xml:space="preserve">YFCC FAISS HNSW</w:t>
+            </w:r>
+          </w:p>
+        </w:tc>
+        <w:tc>
+          <w:p>
+            <w:pPr>
+              <w:pStyle w:val="Compact"/>
+              <w:jc w:val="left"/>
+            </w:pPr>
+            <w:r>
+              <w:rPr>
+                <w:rStyle w:val="VerbatimChar"/>
+              </w:rPr>
+              <w:t xml:space="preserve">M=64</w:t>
+            </w:r>
+            <w:r>
+              <w:t xml:space="preserve">,</w:t>
+            </w:r>
+            <w:r>
+              <w:t xml:space="preserve"> </w:t>
+            </w:r>
+            <w:r>
+              <w:rPr>
+                <w:rStyle w:val="VerbatimChar"/>
+              </w:rPr>
+              <w:t xml:space="preserve">efConstruction=200</w:t>
+            </w:r>
+          </w:p>
+        </w:tc>
+        <w:tc>
+          <w:p>
+            <w:pPr>
+              <w:pStyle w:val="Compact"/>
+              <w:jc w:val="left"/>
+            </w:pPr>
+            <w:r>
+              <w:t xml:space="preserve">1,505.26 s</w:t>
+            </w:r>
+          </w:p>
+        </w:tc>
+        <w:tc>
+          <w:p>
+            <w:pPr>
+              <w:pStyle w:val="Compact"/>
+              <w:jc w:val="left"/>
+            </w:pPr>
+            <w:r>
+              <w:t xml:space="preserve">12,960,704,214 B</w:t>
+            </w:r>
+          </w:p>
+        </w:tc>
+      </w:tr>
+      <w:tr>
+        <w:tc>
+          <w:p>
+            <w:pPr>
+              <w:pStyle w:val="Compact"/>
+              <w:jc w:val="left"/>
+            </w:pPr>
+            <w:r>
+              <w:t xml:space="preserve">YFCC ACORN-1</w:t>
+            </w:r>
+          </w:p>
+        </w:tc>
+        <w:tc>
+          <w:p>
+            <w:pPr>
+              <w:pStyle w:val="Compact"/>
+              <w:jc w:val="left"/>
+            </w:pPr>
+            <w:r>
+              <w:rPr>
+                <w:rStyle w:val="VerbatimChar"/>
+              </w:rPr>
+              <w:t xml:space="preserve">M=32</w:t>
+            </w:r>
+            <w:r>
+              <w:t xml:space="preserve">,</w:t>
+            </w:r>
+            <w:r>
+              <w:t xml:space="preserve"> </w:t>
+            </w:r>
+            <w:r>
+              <w:rPr>
+                <w:rStyle w:val="VerbatimChar"/>
+              </w:rPr>
+              <w:t xml:space="preserve">gamma=1</w:t>
+            </w:r>
+            <w:r>
+              <w:t xml:space="preserve">,</w:t>
+            </w:r>
+            <w:r>
+              <w:t xml:space="preserve"> </w:t>
+            </w:r>
+            <w:r>
+              <w:rPr>
+                <w:rStyle w:val="VerbatimChar"/>
+              </w:rPr>
+              <w:t xml:space="preserve">M_beta=32</w:t>
+            </w:r>
+            <w:r>
+              <w:t xml:space="preserve">,</w:t>
+            </w:r>
+            <w:r>
+              <w:t xml:space="preserve"> </w:t>
+            </w:r>
+            <w:r>
+              <w:rPr>
+                <w:rStyle w:val="VerbatimChar"/>
+              </w:rPr>
+              <w:t xml:space="preserve">efConstruction=200</w:t>
+            </w:r>
+          </w:p>
+        </w:tc>
+        <w:tc>
+          <w:p>
+            <w:pPr>
+              <w:pStyle w:val="Compact"/>
+              <w:jc w:val="left"/>
+            </w:pPr>
+            <w:r>
+              <w:t xml:space="preserve">184.78 s</w:t>
+            </w:r>
+          </w:p>
+        </w:tc>
+        <w:tc>
+          <w:p>
+            <w:pPr>
+              <w:pStyle w:val="Compact"/>
+              <w:jc w:val="left"/>
+            </w:pPr>
+            <w:r>
+              <w:t xml:space="preserve">11,041,292,174 B</w:t>
+            </w:r>
+          </w:p>
+        </w:tc>
+      </w:tr>
+      <w:tr>
+        <w:tc>
+          <w:p>
+            <w:pPr>
+              <w:pStyle w:val="Compact"/>
+              <w:jc w:val="left"/>
+            </w:pPr>
+            <w:r>
+              <w:t xml:space="preserve">YFCC ACORN-gamma</w:t>
+            </w:r>
+          </w:p>
+        </w:tc>
+        <w:tc>
+          <w:p>
+            <w:pPr>
+              <w:pStyle w:val="Compact"/>
+              <w:jc w:val="left"/>
+            </w:pPr>
+            <w:r>
+              <w:rPr>
+                <w:rStyle w:val="VerbatimChar"/>
+              </w:rPr>
+              <w:t xml:space="preserve">M=64</w:t>
+            </w:r>
+            <w:r>
+              <w:t xml:space="preserve">,</w:t>
+            </w:r>
+            <w:r>
+              <w:t xml:space="preserve"> </w:t>
+            </w:r>
+            <w:r>
+              <w:rPr>
+                <w:rStyle w:val="VerbatimChar"/>
+              </w:rPr>
+              <w:t xml:space="preserve">gamma=30</w:t>
+            </w:r>
+            <w:r>
+              <w:t xml:space="preserve">,</w:t>
+            </w:r>
+            <w:r>
+              <w:t xml:space="preserve"> </w:t>
+            </w:r>
+            <w:r>
+              <w:rPr>
+                <w:rStyle w:val="VerbatimChar"/>
+              </w:rPr>
+              <w:t xml:space="preserve">M_beta=64</w:t>
+            </w:r>
+            <w:r>
+              <w:t xml:space="preserve">,</w:t>
+            </w:r>
+            <w:r>
+              <w:t xml:space="preserve"> </w:t>
+            </w:r>
+            <w:r>
+              <w:rPr>
+                <w:rStyle w:val="VerbatimChar"/>
+              </w:rPr>
+              <w:t xml:space="preserve">efConstruction=1920</w:t>
+            </w:r>
+          </w:p>
+        </w:tc>
+        <w:tc>
+          <w:p>
+            <w:pPr>
+              <w:pStyle w:val="Compact"/>
+              <w:jc w:val="left"/>
+            </w:pPr>
+            <w:r>
+              <w:t xml:space="preserve">22,533 s</w:t>
+            </w:r>
+          </w:p>
+        </w:tc>
+        <w:tc>
+          <w:p>
+            <w:pPr>
+              <w:pStyle w:val="Compact"/>
+              <w:jc w:val="left"/>
+            </w:pPr>
+            <w:r>
+              <w:t xml:space="preserve">15,421,120,254 B</w:t>
+            </w:r>
+          </w:p>
+        </w:tc>
+      </w:tr>
+    </w:tbl>
+    <w:p>
+      <w:pPr>
+        <w:pStyle w:val="BodyText"/>
+      </w:pPr>
+      <w:r>
+        <w:t xml:space="preserve">The same FAISS HNSW graph is used by all three FAISS-NaviX query sets. ACORN-1 likewise uses one</w:t>
+      </w:r>
+      <w:r>
+        <w:t xml:space="preserve"> </w:t>
+      </w:r>
+      <w:r>
+        <w:t xml:space="preserve">independent ArXiv ACORN-1 graph. ACORN-gamma uses different construction parameters and therefore</w:t>
+      </w:r>
+      <w:r>
+        <w:t xml:space="preserve"> </w:t>
+      </w:r>
+      <w:r>
+        <w:t xml:space="preserve">different graphs for EM, EMIS, and R. The final YFCC FAISS and ACORN-gamma graphs use the</w:t>
+      </w:r>
+      <w:r>
+        <w:t xml:space="preserve"> </w:t>
+      </w:r>
+      <w:r>
+        <w:t xml:space="preserve">JAG-aligned values in the provenance table; obsolete exploratory YFCC graphs are not consumed by</w:t>
+      </w:r>
+      <w:r>
+        <w:t xml:space="preserve"> </w:t>
+      </w:r>
+      <w:r>
+        <w:t xml:space="preserve">the final CSVs.</w:t>
+      </w:r>
+    </w:p>
+    <w:p>
+      <w:pPr>
+        <w:pStyle w:val="BodyText"/>
+      </w:pPr>
+      <w:r>
+        <w:t xml:space="preserve">Both CPU forks accept dense byte masks, so packed-bitmap-to-byte-mask conversion is performed before</w:t>
+      </w:r>
+      <w:r>
+        <w:t xml:space="preserve"> </w:t>
+      </w:r>
+      <w:r>
+        <w:t xml:space="preserve">the timed search call. This measures each native CPU search API rather than an adapter conversion.</w:t>
+      </w:r>
+      <w:r>
+        <w:t xml:space="preserve"> </w:t>
+      </w:r>
+      <w:r>
+        <w:t xml:space="preserve">GPU timing begins with an already resident packed bitmap and includes its strict seed-selection</w:t>
+      </w:r>
+      <w:r>
+        <w:t xml:space="preserve"> </w:t>
+      </w:r>
+      <w:r>
+        <w:t xml:space="preserve">kernel. For this reason CPU/GPU overlay figures are descriptive hardware comparisons, not claims</w:t>
+      </w:r>
+      <w:r>
+        <w:t xml:space="preserve"> </w:t>
+      </w:r>
+      <w:r>
+        <w:t xml:space="preserve">that mask-representation overhead is identical.</w:t>
+      </w:r>
+    </w:p>
+    <w:p>
+      <w:pPr>
+        <w:pStyle w:val="BodyText"/>
+      </w:pPr>
+      <w:r>
+        <w:t xml:space="preserve">The clean YFCC chunk gate measured 1,444.09, 1,496.35, and 1,533.65 QPS for chunks 128, 256, and</w:t>
+      </w:r>
+      <w:r>
+        <w:t xml:space="preserve"> </w:t>
+      </w:r>
+      <w:r>
+        <w:t xml:space="preserve">512 respectively at</w:t>
+      </w:r>
+      <w:r>
+        <w:t xml:space="preserve"> </w:t>
+      </w:r>
+      <w:r>
+        <w:rPr>
+          <w:rStyle w:val="VerbatimChar"/>
+        </w:rPr>
+        <w:t xml:space="preserve">efSearch=100</w:t>
+      </w:r>
+      <w:r>
+        <w:t xml:space="preserve"> </w:t>
+      </w:r>
+      <w:r>
+        <w:t xml:space="preserve">with eight threads. Only 512 lies within two percent of the</w:t>
+      </w:r>
+      <w:r>
+        <w:t xml:space="preserve"> </w:t>
+      </w:r>
+      <w:r>
+        <w:t xml:space="preserve">best, so all final YFCC CPU sweeps use chunks of 512 queries. Five native calls collectively cover</w:t>
+      </w:r>
+      <w:r>
+        <w:t xml:space="preserve"> </w:t>
+      </w:r>
+      <w:r>
+        <w:t xml:space="preserve">the same 10,000 queries; aggregate QPS is</w:t>
+      </w:r>
+      <w:r>
+        <w:t xml:space="preserve"> </w:t>
+      </w:r>
+      <w:r>
+        <w:rPr>
+          <w:rStyle w:val="VerbatimChar"/>
+        </w:rPr>
+        <w:t xml:space="preserve">10000 / sum(search_seconds)</w:t>
+      </w:r>
+      <w:r>
+        <w:t xml:space="preserve">.</w:t>
+      </w:r>
+    </w:p>
+    <w:p>
+      <w:pPr>
+        <w:pStyle w:val="BodyText"/>
+      </w:pPr>
+      <w:r>
+        <w:t xml:space="preserve">The complete</w:t>
+      </w:r>
+      <w:r>
+        <w:t xml:space="preserve"> </w:t>
+      </w:r>
+      <w:r>
+        <w:rPr>
+          <w:rStyle w:val="VerbatimChar"/>
+        </w:rPr>
+        <w:t xml:space="preserve">8/16/32</w:t>
+      </w:r>
+      <w:r>
+        <w:t xml:space="preserve">-thread gate shows that CPU scaling is method dependent. At</w:t>
+      </w:r>
+      <w:r>
+        <w:t xml:space="preserve"> </w:t>
+      </w:r>
+      <w:r>
+        <w:rPr>
+          <w:rStyle w:val="VerbatimChar"/>
+        </w:rPr>
+        <w:t xml:space="preserve">efSearch=100</w:t>
+      </w:r>
+      <w:r>
+        <w:t xml:space="preserve">, 32 threads is fastest for every YFCC method and every ACORN method; 16 threads is</w:t>
+      </w:r>
+      <w:r>
+        <w:t xml:space="preserve"> </w:t>
+      </w:r>
+      <w:r>
+        <w:t xml:space="preserve">slightly faster for FAISS-NaviX on each ArXiv workload. Accordingly, conditional deep search uses</w:t>
+      </w:r>
+      <w:r>
+        <w:t xml:space="preserve"> </w:t>
+      </w:r>
+      <w:r>
+        <w:t xml:space="preserve">32 threads. Tables and Pareto curves choose the fastest measured resource setting at each recall</w:t>
+      </w:r>
+      <w:r>
+        <w:t xml:space="preserve"> </w:t>
+      </w:r>
+      <w:r>
+        <w:t xml:space="preserve">point rather than assuming that 32 threads always wins.</w:t>
+      </w:r>
+    </w:p>
+    <w:p>
+      <w:pPr>
+        <w:pStyle w:val="BodyText"/>
+      </w:pPr>
+      <w:r>
+        <w:t xml:space="preserve">The paired 32-thread</w:t>
+      </w:r>
+      <w:r>
+        <w:t xml:space="preserve"> </w:t>
+      </w:r>
+      <w:r>
+        <w:rPr>
+          <w:rStyle w:val="VerbatimChar"/>
+        </w:rPr>
+        <w:t xml:space="preserve">efSearch=100</w:t>
+      </w:r>
+      <w:r>
+        <w:t xml:space="preserve"> </w:t>
+      </w:r>
+      <w:r>
+        <w:t xml:space="preserve">seed ablation gives the most direct causal comparison because</w:t>
+      </w:r>
+      <w:r>
+        <w:t xml:space="preserve"> </w:t>
+      </w:r>
+      <w:r>
+        <w:t xml:space="preserve">each pair uses the same graph, query order, mask, and search budget:</w:t>
+      </w:r>
+    </w:p>
+    <w:tbl>
+      <w:tblPr>
+        <w:tblStyle w:val="Table"/>
+        <w:tblW w:type="pct" w:w="0.0"/>
+        <w:tblLook w:firstRow="1"/>
+      </w:tblPr>
+      <w:tblGrid/>
+      <w:tr>
+        <w:trPr>
+          <w:cnfStyle w:firstRow="1"/>
+        </w:trPr>
+        <w:tc>
+          <w:tcPr>
+            <w:tcBorders>
+              <w:bottom w:val="single"/>
+            </w:tcBorders>
+            <w:vAlign w:val="bottom"/>
+          </w:tcPr>
+          <w:p>
+            <w:pPr>
+              <w:pStyle w:val="Compact"/>
+              <w:jc w:val="left"/>
+            </w:pPr>
+            <w:r>
+              <w:t xml:space="preserve">Workload</w:t>
+            </w:r>
+          </w:p>
+        </w:tc>
+        <w:tc>
+          <w:tcPr>
+            <w:tcBorders>
+              <w:bottom w:val="single"/>
+            </w:tcBorders>
+            <w:vAlign w:val="bottom"/>
+          </w:tcPr>
+          <w:p>
+            <w:pPr>
+              <w:pStyle w:val="Compact"/>
+              <w:jc w:val="left"/>
+            </w:pPr>
+            <w:r>
+              <w:t xml:space="preserve">Graph/search</w:t>
+            </w:r>
+          </w:p>
+        </w:tc>
+        <w:tc>
+          <w:tcPr>
+            <w:tcBorders>
+              <w:bottom w:val="single"/>
+            </w:tcBorders>
+            <w:vAlign w:val="bottom"/>
+          </w:tcPr>
+          <w:p>
+            <w:pPr>
+              <w:pStyle w:val="Compact"/>
+              <w:jc w:val="left"/>
+            </w:pPr>
+            <w:r>
+              <w:t xml:space="preserve">Reference recall</w:t>
+            </w:r>
+          </w:p>
+        </w:tc>
+        <w:tc>
+          <w:tcPr>
+            <w:tcBorders>
+              <w:bottom w:val="single"/>
+            </w:tcBorders>
+            <w:vAlign w:val="bottom"/>
+          </w:tcPr>
+          <w:p>
+            <w:pPr>
+              <w:pStyle w:val="Compact"/>
+              <w:jc w:val="left"/>
+            </w:pPr>
+            <w:r>
+              <w:t xml:space="preserve">Seeded recall</w:t>
+            </w:r>
+          </w:p>
+        </w:tc>
+        <w:tc>
+          <w:tcPr>
+            <w:tcBorders>
+              <w:bottom w:val="single"/>
+            </w:tcBorders>
+            <w:vAlign w:val="bottom"/>
+          </w:tcPr>
+          <w:p>
+            <w:pPr>
+              <w:pStyle w:val="Compact"/>
+              <w:jc w:val="left"/>
+            </w:pPr>
+            <w:r>
+              <w:t xml:space="preserve">Recall delta</w:t>
+            </w:r>
+          </w:p>
+        </w:tc>
+        <w:tc>
+          <w:tcPr>
+            <w:tcBorders>
+              <w:bottom w:val="single"/>
+            </w:tcBorders>
+            <w:vAlign w:val="bottom"/>
+          </w:tcPr>
+          <w:p>
+            <w:pPr>
+              <w:pStyle w:val="Compact"/>
+              <w:jc w:val="left"/>
+            </w:pPr>
+            <w:r>
+              <w:t xml:space="preserve">Seeded QPS delta</w:t>
+            </w:r>
+          </w:p>
+        </w:tc>
+        <w:tc>
+          <w:tcPr>
+            <w:tcBorders>
+              <w:bottom w:val="single"/>
+            </w:tcBorders>
+            <w:vAlign w:val="bottom"/>
+          </w:tcPr>
+          <w:p>
+            <w:pPr>
+              <w:pStyle w:val="Compact"/>
+              <w:jc w:val="left"/>
+            </w:pPr>
+            <w:r>
+              <w:t xml:space="preserve">Underfilled queries</w:t>
+            </w:r>
+          </w:p>
+        </w:tc>
+      </w:tr>
+      <w:tr>
+        <w:tc>
+          <w:p>
+            <w:pPr>
+              <w:pStyle w:val="Compact"/>
+              <w:jc w:val="left"/>
+            </w:pPr>
+            <w:r>
+              <w:t xml:space="preserve">EM</w:t>
+            </w:r>
+          </w:p>
+        </w:tc>
+        <w:tc>
+          <w:p>
+            <w:pPr>
+              <w:pStyle w:val="Compact"/>
+              <w:jc w:val="left"/>
+            </w:pPr>
+            <w:r>
+              <w:t xml:space="preserve">ACORN-1</w:t>
+            </w:r>
+          </w:p>
+        </w:tc>
+        <w:tc>
+          <w:p>
+            <w:pPr>
+              <w:pStyle w:val="Compact"/>
+              <w:jc w:val="left"/>
+            </w:pPr>
+            <w:r>
+              <w:t xml:space="preserve">0.61921</w:t>
+            </w:r>
+          </w:p>
+        </w:tc>
+        <w:tc>
+          <w:p>
+            <w:pPr>
+              <w:pStyle w:val="Compact"/>
+              <w:jc w:val="left"/>
+            </w:pPr>
+            <w:r>
+              <w:t xml:space="preserve">0.62175</w:t>
+            </w:r>
+          </w:p>
+        </w:tc>
+        <w:tc>
+          <w:p>
+            <w:pPr>
+              <w:pStyle w:val="Compact"/>
+              <w:jc w:val="left"/>
+            </w:pPr>
+            <w:r>
+              <w:t xml:space="preserve">+0.00254</w:t>
+            </w:r>
+          </w:p>
+        </w:tc>
+        <w:tc>
+          <w:p>
+            <w:pPr>
+              <w:pStyle w:val="Compact"/>
+              <w:jc w:val="left"/>
+            </w:pPr>
+            <w:r>
+              <w:t xml:space="preserve">-0.22%</w:t>
+            </w:r>
+          </w:p>
+        </w:tc>
+        <w:tc>
+          <w:p>
+            <w:pPr>
+              <w:pStyle w:val="Compact"/>
+              <w:jc w:val="left"/>
+            </w:pPr>
+            <w:r>
+              <w:t xml:space="preserve">6 -&gt; 1</w:t>
+            </w:r>
+          </w:p>
+        </w:tc>
+      </w:tr>
+      <w:tr>
+        <w:tc>
+          <w:p>
+            <w:pPr>
+              <w:pStyle w:val="Compact"/>
+              <w:jc w:val="left"/>
+            </w:pPr>
+            <w:r>
+              <w:t xml:space="preserve">EM</w:t>
+            </w:r>
+          </w:p>
+        </w:tc>
+        <w:tc>
+          <w:p>
+            <w:pPr>
+              <w:pStyle w:val="Compact"/>
+              <w:jc w:val="left"/>
+            </w:pPr>
+            <w:r>
+              <w:t xml:space="preserve">ACORN-gamma</w:t>
+            </w:r>
+          </w:p>
+        </w:tc>
+        <w:tc>
+          <w:p>
+            <w:pPr>
+              <w:pStyle w:val="Compact"/>
+              <w:jc w:val="left"/>
+            </w:pPr>
+            <w:r>
+              <w:t xml:space="preserve">0.95227</w:t>
+            </w:r>
+          </w:p>
+        </w:tc>
+        <w:tc>
+          <w:p>
+            <w:pPr>
+              <w:pStyle w:val="Compact"/>
+              <w:jc w:val="left"/>
+            </w:pPr>
+            <w:r>
+              <w:t xml:space="preserve">0.95390</w:t>
+            </w:r>
+          </w:p>
+        </w:tc>
+        <w:tc>
+          <w:p>
+            <w:pPr>
+              <w:pStyle w:val="Compact"/>
+              <w:jc w:val="left"/>
+            </w:pPr>
+            <w:r>
+              <w:t xml:space="preserve">+0.00163</w:t>
+            </w:r>
+          </w:p>
+        </w:tc>
+        <w:tc>
+          <w:p>
+            <w:pPr>
+              <w:pStyle w:val="Compact"/>
+              <w:jc w:val="left"/>
+            </w:pPr>
+            <w:r>
+              <w:t xml:space="preserve">+0.88%</w:t>
+            </w:r>
+          </w:p>
+        </w:tc>
+        <w:tc>
+          <w:p>
+            <w:pPr>
+              <w:pStyle w:val="Compact"/>
+              <w:jc w:val="left"/>
+            </w:pPr>
+            <w:r>
+              <w:t xml:space="preserve">39 -&gt; 1</w:t>
+            </w:r>
+          </w:p>
+        </w:tc>
+      </w:tr>
+      <w:tr>
+        <w:tc>
+          <w:p>
+            <w:pPr>
+              <w:pStyle w:val="Compact"/>
+              <w:jc w:val="left"/>
+            </w:pPr>
+            <w:r>
+              <w:t xml:space="preserve">EMIS</w:t>
+            </w:r>
+          </w:p>
+        </w:tc>
+        <w:tc>
+          <w:p>
+            <w:pPr>
+              <w:pStyle w:val="Compact"/>
+              <w:jc w:val="left"/>
+            </w:pPr>
+            <w:r>
+              <w:t xml:space="preserve">ACORN-1</w:t>
+            </w:r>
+          </w:p>
+        </w:tc>
+        <w:tc>
+          <w:p>
+            <w:pPr>
+              <w:pStyle w:val="Compact"/>
+              <w:jc w:val="left"/>
+            </w:pPr>
+            <w:r>
+              <w:t xml:space="preserve">0.56922</w:t>
+            </w:r>
+          </w:p>
+        </w:tc>
+        <w:tc>
+          <w:p>
+            <w:pPr>
+              <w:pStyle w:val="Compact"/>
+              <w:jc w:val="left"/>
+            </w:pPr>
+            <w:r>
+              <w:t xml:space="preserve">0.57219</w:t>
+            </w:r>
+          </w:p>
+        </w:tc>
+        <w:tc>
+          <w:p>
+            <w:pPr>
+              <w:pStyle w:val="Compact"/>
+              <w:jc w:val="left"/>
+            </w:pPr>
+            <w:r>
+              <w:t xml:space="preserve">+0.00297</w:t>
+            </w:r>
+          </w:p>
+        </w:tc>
+        <w:tc>
+          <w:p>
+            <w:pPr>
+              <w:pStyle w:val="Compact"/>
+              <w:jc w:val="left"/>
+            </w:pPr>
+            <w:r>
+              <w:t xml:space="preserve">-0.13%</w:t>
+            </w:r>
+          </w:p>
+        </w:tc>
+        <w:tc>
+          <w:p>
+            <w:pPr>
+              <w:pStyle w:val="Compact"/>
+              <w:jc w:val="left"/>
+            </w:pPr>
+            <w:r>
+              <w:t xml:space="preserve">40 -&gt; 0</w:t>
+            </w:r>
+          </w:p>
+        </w:tc>
+      </w:tr>
+      <w:tr>
+        <w:tc>
+          <w:p>
+            <w:pPr>
+              <w:pStyle w:val="Compact"/>
+              <w:jc w:val="left"/>
+            </w:pPr>
+            <w:r>
+              <w:t xml:space="preserve">EMIS</w:t>
+            </w:r>
+          </w:p>
+        </w:tc>
+        <w:tc>
+          <w:p>
+            <w:pPr>
+              <w:pStyle w:val="Compact"/>
+              <w:jc w:val="left"/>
+            </w:pPr>
+            <w:r>
+              <w:t xml:space="preserve">ACORN-gamma</w:t>
+            </w:r>
+          </w:p>
+        </w:tc>
+        <w:tc>
+          <w:p>
+            <w:pPr>
+              <w:pStyle w:val="Compact"/>
+              <w:jc w:val="left"/>
+            </w:pPr>
+            <w:r>
+              <w:t xml:space="preserve">0.86782</w:t>
+            </w:r>
+          </w:p>
+        </w:tc>
+        <w:tc>
+          <w:p>
+            <w:pPr>
+              <w:pStyle w:val="Compact"/>
+              <w:jc w:val="left"/>
+            </w:pPr>
+            <w:r>
+              <w:t xml:space="preserve">0.87705</w:t>
+            </w:r>
+          </w:p>
+        </w:tc>
+        <w:tc>
+          <w:p>
+            <w:pPr>
+              <w:pStyle w:val="Compact"/>
+              <w:jc w:val="left"/>
+            </w:pPr>
+            <w:r>
+              <w:t xml:space="preserve">+0.00923</w:t>
+            </w:r>
+          </w:p>
+        </w:tc>
+        <w:tc>
+          <w:p>
+            <w:pPr>
+              <w:pStyle w:val="Compact"/>
+              <w:jc w:val="left"/>
+            </w:pPr>
+            <w:r>
+              <w:t xml:space="preserve">-2.74%</w:t>
+            </w:r>
+          </w:p>
+        </w:tc>
+        <w:tc>
+          <w:p>
+            <w:pPr>
+              <w:pStyle w:val="Compact"/>
+              <w:jc w:val="left"/>
+            </w:pPr>
+            <w:r>
+              <w:t xml:space="preserve">130 -&gt; 0</w:t>
+            </w:r>
+          </w:p>
+        </w:tc>
+      </w:tr>
+      <w:tr>
+        <w:tc>
+          <w:p>
+            <w:pPr>
+              <w:pStyle w:val="Compact"/>
+              <w:jc w:val="left"/>
+            </w:pPr>
+            <w:r>
+              <w:t xml:space="preserve">R</w:t>
+            </w:r>
+          </w:p>
+        </w:tc>
+        <w:tc>
+          <w:p>
+            <w:pPr>
+              <w:pStyle w:val="Compact"/>
+              <w:jc w:val="left"/>
+            </w:pPr>
+            <w:r>
+              <w:t xml:space="preserve">ACORN-1</w:t>
+            </w:r>
+          </w:p>
+        </w:tc>
+        <w:tc>
+          <w:p>
+            <w:pPr>
+              <w:pStyle w:val="Compact"/>
+              <w:jc w:val="left"/>
+            </w:pPr>
+            <w:r>
+              <w:t xml:space="preserve">0.59835</w:t>
+            </w:r>
+          </w:p>
+        </w:tc>
+        <w:tc>
+          <w:p>
+            <w:pPr>
+              <w:pStyle w:val="Compact"/>
+              <w:jc w:val="left"/>
+            </w:pPr>
+            <w:r>
+              <w:t xml:space="preserve">0.60364</w:t>
+            </w:r>
+          </w:p>
+        </w:tc>
+        <w:tc>
+          <w:p>
+            <w:pPr>
+              <w:pStyle w:val="Compact"/>
+              <w:jc w:val="left"/>
+            </w:pPr>
+            <w:r>
+              <w:t xml:space="preserve">+0.00529</w:t>
+            </w:r>
+          </w:p>
+        </w:tc>
+        <w:tc>
+          <w:p>
+            <w:pPr>
+              <w:pStyle w:val="Compact"/>
+              <w:jc w:val="left"/>
+            </w:pPr>
+            <w:r>
+              <w:t xml:space="preserve">+1.58%</w:t>
+            </w:r>
+          </w:p>
+        </w:tc>
+        <w:tc>
+          <w:p>
+            <w:pPr>
+              <w:pStyle w:val="Compact"/>
+              <w:jc w:val="left"/>
+            </w:pPr>
+            <w:r>
+              <w:t xml:space="preserve">3 -&gt; 0</w:t>
+            </w:r>
+          </w:p>
+        </w:tc>
+      </w:tr>
+      <w:tr>
+        <w:tc>
+          <w:p>
+            <w:pPr>
+              <w:pStyle w:val="Compact"/>
+              <w:jc w:val="left"/>
+            </w:pPr>
+            <w:r>
+              <w:t xml:space="preserve">R</w:t>
+            </w:r>
+          </w:p>
+        </w:tc>
+        <w:tc>
+          <w:p>
+            <w:pPr>
+              <w:pStyle w:val="Compact"/>
+              <w:jc w:val="left"/>
+            </w:pPr>
+            <w:r>
+              <w:t xml:space="preserve">ACORN-gamma</w:t>
+            </w:r>
+          </w:p>
+        </w:tc>
+        <w:tc>
+          <w:p>
+            <w:pPr>
+              <w:pStyle w:val="Compact"/>
+              <w:jc w:val="left"/>
+            </w:pPr>
+            <w:r>
+              <w:t xml:space="preserve">0.98120</w:t>
+            </w:r>
+          </w:p>
+        </w:tc>
+        <w:tc>
+          <w:p>
+            <w:pPr>
+              <w:pStyle w:val="Compact"/>
+              <w:jc w:val="left"/>
+            </w:pPr>
+            <w:r>
+              <w:t xml:space="preserve">0.98192</w:t>
+            </w:r>
+          </w:p>
+        </w:tc>
+        <w:tc>
+          <w:p>
+            <w:pPr>
+              <w:pStyle w:val="Compact"/>
+              <w:jc w:val="left"/>
+            </w:pPr>
+            <w:r>
+              <w:t xml:space="preserve">+0.00072</w:t>
+            </w:r>
+          </w:p>
+        </w:tc>
+        <w:tc>
+          <w:p>
+            <w:pPr>
+              <w:pStyle w:val="Compact"/>
+              <w:jc w:val="left"/>
+            </w:pPr>
+            <w:r>
+              <w:t xml:space="preserve">-2.44%</w:t>
+            </w:r>
+          </w:p>
+        </w:tc>
+        <w:tc>
+          <w:p>
+            <w:pPr>
+              <w:pStyle w:val="Compact"/>
+              <w:jc w:val="left"/>
+            </w:pPr>
+            <w:r>
+              <w:t xml:space="preserve">8 -&gt; 0</w:t>
+            </w:r>
+          </w:p>
+        </w:tc>
+      </w:tr>
+      <w:tr>
+        <w:tc>
+          <w:p>
+            <w:pPr>
+              <w:pStyle w:val="Compact"/>
+              <w:jc w:val="left"/>
+            </w:pPr>
+            <w:r>
+              <w:t xml:space="preserve">YFCC</w:t>
+            </w:r>
+          </w:p>
+        </w:tc>
+        <w:tc>
+          <w:p>
+            <w:pPr>
+              <w:pStyle w:val="Compact"/>
+              <w:jc w:val="left"/>
+            </w:pPr>
+            <w:r>
+              <w:t xml:space="preserve">ACORN-1</w:t>
+            </w:r>
+          </w:p>
+        </w:tc>
+        <w:tc>
+          <w:p>
+            <w:pPr>
+              <w:pStyle w:val="Compact"/>
+              <w:jc w:val="left"/>
+            </w:pPr>
+            <w:r>
+              <w:t xml:space="preserve">0.17087</w:t>
+            </w:r>
+          </w:p>
+        </w:tc>
+        <w:tc>
+          <w:p>
+            <w:pPr>
+              <w:pStyle w:val="Compact"/>
+              <w:jc w:val="left"/>
+            </w:pPr>
+            <w:r>
+              <w:t xml:space="preserve">0.22515</w:t>
+            </w:r>
+          </w:p>
+        </w:tc>
+        <w:tc>
+          <w:p>
+            <w:pPr>
+              <w:pStyle w:val="Compact"/>
+              <w:jc w:val="left"/>
+            </w:pPr>
+            <w:r>
+              <w:t xml:space="preserve">+0.05428</w:t>
+            </w:r>
+          </w:p>
+        </w:tc>
+        <w:tc>
+          <w:p>
+            <w:pPr>
+              <w:pStyle w:val="Compact"/>
+              <w:jc w:val="left"/>
+            </w:pPr>
+            <w:r>
+              <w:t xml:space="preserve">-15.33%</w:t>
+            </w:r>
+          </w:p>
+        </w:tc>
+        <w:tc>
+          <w:p>
+            <w:pPr>
+              <w:pStyle w:val="Compact"/>
+              <w:jc w:val="left"/>
+            </w:pPr>
+            <w:r>
+              <w:t xml:space="preserve">4,422 -&gt; 0</w:t>
+            </w:r>
+          </w:p>
+        </w:tc>
+      </w:tr>
+      <w:tr>
+        <w:tc>
+          <w:p>
+            <w:pPr>
+              <w:pStyle w:val="Compact"/>
+              <w:jc w:val="left"/>
+            </w:pPr>
+            <w:r>
+              <w:t xml:space="preserve">YFCC</w:t>
+            </w:r>
+          </w:p>
+        </w:tc>
+        <w:tc>
+          <w:p>
+            <w:pPr>
+              <w:pStyle w:val="Compact"/>
+              <w:jc w:val="left"/>
+            </w:pPr>
+            <w:r>
+              <w:t xml:space="preserve">ACORN-gamma</w:t>
+            </w:r>
+          </w:p>
+        </w:tc>
+        <w:tc>
+          <w:p>
+            <w:pPr>
+              <w:pStyle w:val="Compact"/>
+              <w:jc w:val="left"/>
+            </w:pPr>
+            <w:r>
+              <w:t xml:space="preserve">0.58614</w:t>
+            </w:r>
+          </w:p>
+        </w:tc>
+        <w:tc>
+          <w:p>
+            <w:pPr>
+              <w:pStyle w:val="Compact"/>
+              <w:jc w:val="left"/>
+            </w:pPr>
+            <w:r>
+              <w:t xml:space="preserve">0.72524</w:t>
+            </w:r>
+          </w:p>
+        </w:tc>
+        <w:tc>
+          <w:p>
+            <w:pPr>
+              <w:pStyle w:val="Compact"/>
+              <w:jc w:val="left"/>
+            </w:pPr>
+            <w:r>
+              <w:t xml:space="preserve">+0.13910</w:t>
+            </w:r>
+          </w:p>
+        </w:tc>
+        <w:tc>
+          <w:p>
+            <w:pPr>
+              <w:pStyle w:val="Compact"/>
+              <w:jc w:val="left"/>
+            </w:pPr>
+            <w:r>
+              <w:t xml:space="preserve">-18.25%</w:t>
+            </w:r>
+          </w:p>
+        </w:tc>
+        <w:tc>
+          <w:p>
+            <w:pPr>
+              <w:pStyle w:val="Compact"/>
+              <w:jc w:val="left"/>
+            </w:pPr>
+            <w:r>
+              <w:t xml:space="preserve">3,274 -&gt; 0</w:t>
+            </w:r>
+          </w:p>
+        </w:tc>
+      </w:tr>
+    </w:tbl>
+    <w:p>
+      <w:pPr>
+        <w:pStyle w:val="BodyText"/>
+      </w:pPr>
+      <w:r>
+        <w:t xml:space="preserve">The sole remaining EM underfill is intrinsic: that query has only one passing database row. On</w:t>
+      </w:r>
+      <w:r>
+        <w:t xml:space="preserve"> </w:t>
+      </w:r>
+      <w:r>
+        <w:t xml:space="preserve">YFCC the seeded ACORN-gamma point closes 74.1% of its</w:t>
+      </w:r>
+      <w:r>
+        <w:t xml:space="preserve"> </w:t>
+      </w:r>
+      <w:r>
+        <w:rPr>
+          <w:rStyle w:val="VerbatimChar"/>
+        </w:rPr>
+        <w:t xml:space="preserve">efSearch=100</w:t>
+      </w:r>
+      <w:r>
+        <w:t xml:space="preserve"> </w:t>
+      </w:r>
+      <w:r>
+        <w:t xml:space="preserve">recall gap to FAISS-NaviX</w:t>
+      </w:r>
+      <w:r>
+        <w:t xml:space="preserve"> </w:t>
+      </w:r>
+      <w:r>
+        <w:t xml:space="preserve">(0.58614 -&gt; 0.72524 versus 0.77396), while eliminating every underfilled query. Therefore missing</w:t>
+      </w:r>
+      <w:r>
+        <w:t xml:space="preserve"> </w:t>
+      </w:r>
+      <w:r>
+        <w:t xml:space="preserve">passing initialization was the dominant cause of ACORN-gamma's YFCC underfill and much of its</w:t>
+      </w:r>
+      <w:r>
+        <w:t xml:space="preserve"> </w:t>
+      </w:r>
+      <w:r>
+        <w:t xml:space="preserve">recall gap, but not all of it. The cost is real: finding and distance-evaluating seeds for very</w:t>
+      </w:r>
+      <w:r>
+        <w:t xml:space="preserve"> </w:t>
+      </w:r>
+      <w:r>
+        <w:t xml:space="preserve">sparse masks reduces YFCC QPS by 15–18%. ACORN-1 gains much less, showing that its remaining</w:t>
+      </w:r>
+      <w:r>
+        <w:t xml:space="preserve"> </w:t>
+      </w:r>
+      <w:r>
+        <w:t xml:space="preserve">limitation is not merely initialization.</w:t>
+      </w:r>
+    </w:p>
+    <w:p>
+      <w:pPr>
+        <w:pStyle w:val="BodyText"/>
+      </w:pPr>
+      <w:r>
+        <w:t xml:space="preserve">Final results through the conditional</w:t>
+      </w:r>
+      <w:r>
+        <w:t xml:space="preserve"> </w:t>
+      </w:r>
+      <w:r>
+        <w:rPr>
+          <w:rStyle w:val="VerbatimChar"/>
+        </w:rPr>
+        <w:t xml:space="preserve">efSearch={250,500,750}</w:t>
+      </w:r>
+      <w:r>
+        <w:t xml:space="preserve"> </w:t>
+      </w:r>
+      <w:r>
+        <w:t xml:space="preserve">sweep are:</w:t>
+      </w:r>
+    </w:p>
+    <w:tbl>
+      <w:tblPr>
+        <w:tblStyle w:val="Table"/>
+        <w:tblW w:type="pct" w:w="0.0"/>
+        <w:tblLook w:firstRow="1"/>
+      </w:tblPr>
+      <w:tblGrid/>
+      <w:tr>
+        <w:trPr>
+          <w:cnfStyle w:firstRow="1"/>
+        </w:trPr>
+        <w:tc>
+          <w:tcPr>
+            <w:tcBorders>
+              <w:bottom w:val="single"/>
+            </w:tcBorders>
+            <w:vAlign w:val="bottom"/>
+          </w:tcPr>
+          <w:p>
+            <w:pPr>
+              <w:pStyle w:val="Compact"/>
+              <w:jc w:val="left"/>
+            </w:pPr>
+            <w:r>
+              <w:t xml:space="preserve">Workload</w:t>
+            </w:r>
+          </w:p>
+        </w:tc>
+        <w:tc>
+          <w:tcPr>
+            <w:tcBorders>
+              <w:bottom w:val="single"/>
+            </w:tcBorders>
+            <w:vAlign w:val="bottom"/>
+          </w:tcPr>
+          <w:p>
+            <w:pPr>
+              <w:pStyle w:val="Compact"/>
+              <w:jc w:val="left"/>
+            </w:pPr>
+            <w:r>
+              <w:t xml:space="preserve">Method</w:t>
+            </w:r>
+          </w:p>
+        </w:tc>
+        <w:tc>
+          <w:tcPr>
+            <w:tcBorders>
+              <w:bottom w:val="single"/>
+            </w:tcBorders>
+            <w:vAlign w:val="bottom"/>
+          </w:tcPr>
+          <w:p>
+            <w:pPr>
+              <w:pStyle w:val="Compact"/>
+              <w:jc w:val="left"/>
+            </w:pPr>
+            <w:r>
+              <w:t xml:space="preserve">Fastest QPS at recall &gt;= 0.90</w:t>
+            </w:r>
+          </w:p>
+        </w:tc>
+        <w:tc>
+          <w:tcPr>
+            <w:tcBorders>
+              <w:bottom w:val="single"/>
+            </w:tcBorders>
+            <w:vAlign w:val="bottom"/>
+          </w:tcPr>
+          <w:p>
+            <w:pPr>
+              <w:pStyle w:val="Compact"/>
+              <w:jc w:val="left"/>
+            </w:pPr>
+            <w:r>
+              <w:t xml:space="preserve">Fastest QPS at recall &gt;= 0.95</w:t>
+            </w:r>
+          </w:p>
+        </w:tc>
+        <w:tc>
+          <w:tcPr>
+            <w:tcBorders>
+              <w:bottom w:val="single"/>
+            </w:tcBorders>
+            <w:vAlign w:val="bottom"/>
+          </w:tcPr>
+          <w:p>
+            <w:pPr>
+              <w:pStyle w:val="Compact"/>
+              <w:jc w:val="left"/>
+            </w:pPr>
+            <w:r>
+              <w:t xml:space="preserve">Maximum recall</w:t>
+            </w:r>
+          </w:p>
+        </w:tc>
+      </w:tr>
+      <w:tr>
+        <w:tc>
+          <w:p>
+            <w:pPr>
+              <w:pStyle w:val="Compact"/>
+              <w:jc w:val="left"/>
+            </w:pPr>
+            <w:r>
+              <w:t xml:space="preserve">YFCC</w:t>
+            </w:r>
+          </w:p>
+        </w:tc>
+        <w:tc>
+          <w:p>
+            <w:pPr>
+              <w:pStyle w:val="Compact"/>
+              <w:jc w:val="left"/>
+            </w:pPr>
+            <w:r>
+              <w:t xml:space="preserve">FAISS-NaviX</w:t>
+            </w:r>
+          </w:p>
+        </w:tc>
+        <w:tc>
+          <w:p>
+            <w:pPr>
+              <w:pStyle w:val="Compact"/>
+              <w:jc w:val="left"/>
+            </w:pPr>
+            <w:r>
+              <w:t xml:space="preserve">–</w:t>
+            </w:r>
+          </w:p>
+        </w:tc>
+        <w:tc>
+          <w:p>
+            <w:pPr>
+              <w:pStyle w:val="Compact"/>
+              <w:jc w:val="left"/>
+            </w:pPr>
+            <w:r>
+              <w:t xml:space="preserve">–</w:t>
+            </w:r>
+          </w:p>
+        </w:tc>
+        <w:tc>
+          <w:p>
+            <w:pPr>
+              <w:pStyle w:val="Compact"/>
+              <w:jc w:val="left"/>
+            </w:pPr>
+            <w:r>
+              <w:t xml:space="preserve">0.79664</w:t>
+            </w:r>
+          </w:p>
+        </w:tc>
+      </w:tr>
+      <w:tr>
+        <w:tc>
+          <w:p>
+            <w:pPr>
+              <w:pStyle w:val="Compact"/>
+              <w:jc w:val="left"/>
+            </w:pPr>
+            <w:r>
+              <w:t xml:space="preserve">YFCC</w:t>
+            </w:r>
+          </w:p>
+        </w:tc>
+        <w:tc>
+          <w:p>
+            <w:pPr>
+              <w:pStyle w:val="Compact"/>
+              <w:jc w:val="left"/>
+            </w:pPr>
+            <w:r>
+              <w:t xml:space="preserve">ACORN-1</w:t>
+            </w:r>
+          </w:p>
+        </w:tc>
+        <w:tc>
+          <w:p>
+            <w:pPr>
+              <w:pStyle w:val="Compact"/>
+              <w:jc w:val="left"/>
+            </w:pPr>
+            <w:r>
+              <w:t xml:space="preserve">–</w:t>
+            </w:r>
+          </w:p>
+        </w:tc>
+        <w:tc>
+          <w:p>
+            <w:pPr>
+              <w:pStyle w:val="Compact"/>
+              <w:jc w:val="left"/>
+            </w:pPr>
+            <w:r>
+              <w:t xml:space="preserve">–</w:t>
+            </w:r>
+          </w:p>
+        </w:tc>
+        <w:tc>
+          <w:p>
+            <w:pPr>
+              <w:pStyle w:val="Compact"/>
+              <w:jc w:val="left"/>
+            </w:pPr>
+            <w:r>
+              <w:t xml:space="preserve">0.32283</w:t>
+            </w:r>
+          </w:p>
+        </w:tc>
+      </w:tr>
+      <w:tr>
+        <w:tc>
+          <w:p>
+            <w:pPr>
+              <w:pStyle w:val="Compact"/>
+              <w:jc w:val="left"/>
+            </w:pPr>
+            <w:r>
+              <w:t xml:space="preserve">YFCC</w:t>
+            </w:r>
+          </w:p>
+        </w:tc>
+        <w:tc>
+          <w:p>
+            <w:pPr>
+              <w:pStyle w:val="Compact"/>
+              <w:jc w:val="left"/>
+            </w:pPr>
+            <w:r>
+              <w:t xml:space="preserve">ACORN-1 + NaviX seeds</w:t>
+            </w:r>
+          </w:p>
+        </w:tc>
+        <w:tc>
+          <w:p>
+            <w:pPr>
+              <w:pStyle w:val="Compact"/>
+              <w:jc w:val="left"/>
+            </w:pPr>
+            <w:r>
+              <w:t xml:space="preserve">–</w:t>
+            </w:r>
+          </w:p>
+        </w:tc>
+        <w:tc>
+          <w:p>
+            <w:pPr>
+              <w:pStyle w:val="Compact"/>
+              <w:jc w:val="left"/>
+            </w:pPr>
+            <w:r>
+              <w:t xml:space="preserve">–</w:t>
+            </w:r>
+          </w:p>
+        </w:tc>
+        <w:tc>
+          <w:p>
+            <w:pPr>
+              <w:pStyle w:val="Compact"/>
+              <w:jc w:val="left"/>
+            </w:pPr>
+            <w:r>
+              <w:t xml:space="preserve">0.38798</w:t>
+            </w:r>
+          </w:p>
+        </w:tc>
+      </w:tr>
+      <w:tr>
+        <w:tc>
+          <w:p>
+            <w:pPr>
+              <w:pStyle w:val="Compact"/>
+              <w:jc w:val="left"/>
+            </w:pPr>
+            <w:r>
+              <w:t xml:space="preserve">YFCC</w:t>
+            </w:r>
+          </w:p>
+        </w:tc>
+        <w:tc>
+          <w:p>
+            <w:pPr>
+              <w:pStyle w:val="Compact"/>
+              <w:jc w:val="left"/>
+            </w:pPr>
+            <w:r>
+              <w:t xml:space="preserve">ACORN-gamma</w:t>
+            </w:r>
+          </w:p>
+        </w:tc>
+        <w:tc>
+          <w:p>
+            <w:pPr>
+              <w:pStyle w:val="Compact"/>
+              <w:jc w:val="left"/>
+            </w:pPr>
+            <w:r>
+              <w:t xml:space="preserve">–</w:t>
+            </w:r>
+          </w:p>
+        </w:tc>
+        <w:tc>
+          <w:p>
+            <w:pPr>
+              <w:pStyle w:val="Compact"/>
+              <w:jc w:val="left"/>
+            </w:pPr>
+            <w:r>
+              <w:t xml:space="preserve">–</w:t>
+            </w:r>
+          </w:p>
+        </w:tc>
+        <w:tc>
+          <w:p>
+            <w:pPr>
+              <w:pStyle w:val="Compact"/>
+              <w:jc w:val="left"/>
+            </w:pPr>
+            <w:r>
+              <w:t xml:space="preserve">0.61513</w:t>
+            </w:r>
+          </w:p>
+        </w:tc>
+      </w:tr>
+      <w:tr>
+        <w:tc>
+          <w:p>
+            <w:pPr>
+              <w:pStyle w:val="Compact"/>
+              <w:jc w:val="left"/>
+            </w:pPr>
+            <w:r>
+              <w:t xml:space="preserve">YFCC</w:t>
+            </w:r>
+          </w:p>
+        </w:tc>
+        <w:tc>
+          <w:p>
+            <w:pPr>
+              <w:pStyle w:val="Compact"/>
+              <w:jc w:val="left"/>
+            </w:pPr>
+            <w:r>
+              <w:t xml:space="preserve">ACORN-gamma + NaviX seeds</w:t>
+            </w:r>
+          </w:p>
+        </w:tc>
+        <w:tc>
+          <w:p>
+            <w:pPr>
+              <w:pStyle w:val="Compact"/>
+              <w:jc w:val="left"/>
+            </w:pPr>
+            <w:r>
+              <w:t xml:space="preserve">–</w:t>
+            </w:r>
+          </w:p>
+        </w:tc>
+        <w:tc>
+          <w:p>
+            <w:pPr>
+              <w:pStyle w:val="Compact"/>
+              <w:jc w:val="left"/>
+            </w:pPr>
+            <w:r>
+              <w:t xml:space="preserve">–</w:t>
+            </w:r>
+          </w:p>
+        </w:tc>
+        <w:tc>
+          <w:p>
+            <w:pPr>
+              <w:pStyle w:val="Compact"/>
+              <w:jc w:val="left"/>
+            </w:pPr>
+            <w:r>
+              <w:t xml:space="preserve">0.76141</w:t>
+            </w:r>
+          </w:p>
+        </w:tc>
+      </w:tr>
+      <w:tr>
+        <w:tc>
+          <w:p>
+            <w:pPr>
+              <w:pStyle w:val="Compact"/>
+              <w:jc w:val="left"/>
+            </w:pPr>
+            <w:r>
+              <w:t xml:space="preserve">EM</w:t>
+            </w:r>
+          </w:p>
+        </w:tc>
+        <w:tc>
+          <w:p>
+            <w:pPr>
+              <w:pStyle w:val="Compact"/>
+              <w:jc w:val="left"/>
+            </w:pPr>
+            <w:r>
+              <w:t xml:space="preserve">FAISS-NaviX</w:t>
+            </w:r>
+          </w:p>
+        </w:tc>
+        <w:tc>
+          <w:p>
+            <w:pPr>
+              <w:pStyle w:val="Compact"/>
+              <w:jc w:val="left"/>
+            </w:pPr>
+            <w:r>
+              <w:t xml:space="preserve">13,149 (0.91824)</w:t>
+            </w:r>
+          </w:p>
+        </w:tc>
+        <w:tc>
+          <w:p>
+            <w:pPr>
+              <w:pStyle w:val="Compact"/>
+              <w:jc w:val="left"/>
+            </w:pPr>
+            <w:r>
+              <w:t xml:space="preserve">8,733 (0.95801)</w:t>
+            </w:r>
+          </w:p>
+        </w:tc>
+        <w:tc>
+          <w:p>
+            <w:pPr>
+              <w:pStyle w:val="Compact"/>
+              <w:jc w:val="left"/>
+            </w:pPr>
+            <w:r>
+              <w:t xml:space="preserve">0.99559</w:t>
+            </w:r>
+          </w:p>
+        </w:tc>
+      </w:tr>
+      <w:tr>
+        <w:tc>
+          <w:p>
+            <w:pPr>
+              <w:pStyle w:val="Compact"/>
+              <w:jc w:val="left"/>
+            </w:pPr>
+            <w:r>
+              <w:t xml:space="preserve">EM</w:t>
+            </w:r>
+          </w:p>
+        </w:tc>
+        <w:tc>
+          <w:p>
+            <w:pPr>
+              <w:pStyle w:val="Compact"/>
+              <w:jc w:val="left"/>
+            </w:pPr>
+            <w:r>
+              <w:t xml:space="preserve">ACORN-1</w:t>
+            </w:r>
+          </w:p>
+        </w:tc>
+        <w:tc>
+          <w:p>
+            <w:pPr>
+              <w:pStyle w:val="Compact"/>
+              <w:jc w:val="left"/>
+            </w:pPr>
+            <w:r>
+              <w:t xml:space="preserve">–</w:t>
+            </w:r>
+          </w:p>
+        </w:tc>
+        <w:tc>
+          <w:p>
+            <w:pPr>
+              <w:pStyle w:val="Compact"/>
+              <w:jc w:val="left"/>
+            </w:pPr>
+            <w:r>
+              <w:t xml:space="preserve">–</w:t>
+            </w:r>
+          </w:p>
+        </w:tc>
+        <w:tc>
+          <w:p>
+            <w:pPr>
+              <w:pStyle w:val="Compact"/>
+              <w:jc w:val="left"/>
+            </w:pPr>
+            <w:r>
+              <w:t xml:space="preserve">0.89392</w:t>
+            </w:r>
+          </w:p>
+        </w:tc>
+      </w:tr>
+      <w:tr>
+        <w:tc>
+          <w:p>
+            <w:pPr>
+              <w:pStyle w:val="Compact"/>
+              <w:jc w:val="left"/>
+            </w:pPr>
+            <w:r>
+              <w:t xml:space="preserve">EM</w:t>
+            </w:r>
+          </w:p>
+        </w:tc>
+        <w:tc>
+          <w:p>
+            <w:pPr>
+              <w:pStyle w:val="Compact"/>
+              <w:jc w:val="left"/>
+            </w:pPr>
+            <w:r>
+              <w:t xml:space="preserve">ACORN-1 + NaviX seeds</w:t>
+            </w:r>
+          </w:p>
+        </w:tc>
+        <w:tc>
+          <w:p>
+            <w:pPr>
+              <w:pStyle w:val="Compact"/>
+              <w:jc w:val="left"/>
+            </w:pPr>
+            <w:r>
+              <w:t xml:space="preserve">–</w:t>
+            </w:r>
+          </w:p>
+        </w:tc>
+        <w:tc>
+          <w:p>
+            <w:pPr>
+              <w:pStyle w:val="Compact"/>
+              <w:jc w:val="left"/>
+            </w:pPr>
+            <w:r>
+              <w:t xml:space="preserve">–</w:t>
+            </w:r>
+          </w:p>
+        </w:tc>
+        <w:tc>
+          <w:p>
+            <w:pPr>
+              <w:pStyle w:val="Compact"/>
+              <w:jc w:val="left"/>
+            </w:pPr>
+            <w:r>
+              <w:t xml:space="preserve">0.89410</w:t>
+            </w:r>
+          </w:p>
+        </w:tc>
+      </w:tr>
+      <w:tr>
+        <w:tc>
+          <w:p>
+            <w:pPr>
+              <w:pStyle w:val="Compact"/>
+              <w:jc w:val="left"/>
+            </w:pPr>
+            <w:r>
+              <w:t xml:space="preserve">EM</w:t>
+            </w:r>
+          </w:p>
+        </w:tc>
+        <w:tc>
+          <w:p>
+            <w:pPr>
+              <w:pStyle w:val="Compact"/>
+              <w:jc w:val="left"/>
+            </w:pPr>
+            <w:r>
+              <w:t xml:space="preserve">ACORN-gamma</w:t>
+            </w:r>
+          </w:p>
+        </w:tc>
+        <w:tc>
+          <w:p>
+            <w:pPr>
+              <w:pStyle w:val="Compact"/>
+              <w:jc w:val="left"/>
+            </w:pPr>
+            <w:r>
+              <w:t xml:space="preserve">10,833 (0.90195)</w:t>
+            </w:r>
+          </w:p>
+        </w:tc>
+        <w:tc>
+          <w:p>
+            <w:pPr>
+              <w:pStyle w:val="Compact"/>
+              <w:jc w:val="left"/>
+            </w:pPr>
+            <w:r>
+              <w:t xml:space="preserve">6,140 (0.95227)</w:t>
+            </w:r>
+          </w:p>
+        </w:tc>
+        <w:tc>
+          <w:p>
+            <w:pPr>
+              <w:pStyle w:val="Compact"/>
+              <w:jc w:val="left"/>
+            </w:pPr>
+            <w:r>
+              <w:t xml:space="preserve">0.95227</w:t>
+            </w:r>
+          </w:p>
+        </w:tc>
+      </w:tr>
+      <w:tr>
+        <w:tc>
+          <w:p>
+            <w:pPr>
+              <w:pStyle w:val="Compact"/>
+              <w:jc w:val="left"/>
+            </w:pPr>
+            <w:r>
+              <w:t xml:space="preserve">EM</w:t>
+            </w:r>
+          </w:p>
+        </w:tc>
+        <w:tc>
+          <w:p>
+            <w:pPr>
+              <w:pStyle w:val="Compact"/>
+              <w:jc w:val="left"/>
+            </w:pPr>
+            <w:r>
+              <w:t xml:space="preserve">ACORN-gamma + NaviX seeds</w:t>
+            </w:r>
+          </w:p>
+        </w:tc>
+        <w:tc>
+          <w:p>
+            <w:pPr>
+              <w:pStyle w:val="Compact"/>
+              <w:jc w:val="left"/>
+            </w:pPr>
+            <w:r>
+              <w:t xml:space="preserve">10,759 (0.90313)</w:t>
+            </w:r>
+          </w:p>
+        </w:tc>
+        <w:tc>
+          <w:p>
+            <w:pPr>
+              <w:pStyle w:val="Compact"/>
+              <w:jc w:val="left"/>
+            </w:pPr>
+            <w:r>
+              <w:t xml:space="preserve">6,194 (0.95390)</w:t>
+            </w:r>
+          </w:p>
+        </w:tc>
+        <w:tc>
+          <w:p>
+            <w:pPr>
+              <w:pStyle w:val="Compact"/>
+              <w:jc w:val="left"/>
+            </w:pPr>
+            <w:r>
+              <w:t xml:space="preserve">0.95390</w:t>
+            </w:r>
+          </w:p>
+        </w:tc>
+      </w:tr>
+      <w:tr>
+        <w:tc>
+          <w:p>
+            <w:pPr>
+              <w:pStyle w:val="Compact"/>
+              <w:jc w:val="left"/>
+            </w:pPr>
+            <w:r>
+              <w:t xml:space="preserve">EMIS</w:t>
+            </w:r>
+          </w:p>
+        </w:tc>
+        <w:tc>
+          <w:p>
+            <w:pPr>
+              <w:pStyle w:val="Compact"/>
+              <w:jc w:val="left"/>
+            </w:pPr>
+            <w:r>
+              <w:t xml:space="preserve">FAISS-NaviX</w:t>
+            </w:r>
+          </w:p>
+        </w:tc>
+        <w:tc>
+          <w:p>
+            <w:pPr>
+              <w:pStyle w:val="Compact"/>
+              <w:jc w:val="left"/>
+            </w:pPr>
+            <w:r>
+              <w:t xml:space="preserve">9,216 (0.90374)</w:t>
+            </w:r>
+          </w:p>
+        </w:tc>
+        <w:tc>
+          <w:p>
+            <w:pPr>
+              <w:pStyle w:val="Compact"/>
+              <w:jc w:val="left"/>
+            </w:pPr>
+            <w:r>
+              <w:t xml:space="preserve">5,445 (0.95165)</w:t>
+            </w:r>
+          </w:p>
+        </w:tc>
+        <w:tc>
+          <w:p>
+            <w:pPr>
+              <w:pStyle w:val="Compact"/>
+              <w:jc w:val="left"/>
+            </w:pPr>
+            <w:r>
+              <w:t xml:space="preserve">0.97782</w:t>
+            </w:r>
+          </w:p>
+        </w:tc>
+      </w:tr>
+      <w:tr>
+        <w:tc>
+          <w:p>
+            <w:pPr>
+              <w:pStyle w:val="Compact"/>
+              <w:jc w:val="left"/>
+            </w:pPr>
+            <w:r>
+              <w:t xml:space="preserve">EMIS</w:t>
+            </w:r>
+          </w:p>
+        </w:tc>
+        <w:tc>
+          <w:p>
+            <w:pPr>
+              <w:pStyle w:val="Compact"/>
+              <w:jc w:val="left"/>
+            </w:pPr>
+            <w:r>
+              <w:t xml:space="preserve">ACORN-1</w:t>
+            </w:r>
+          </w:p>
+        </w:tc>
+        <w:tc>
+          <w:p>
+            <w:pPr>
+              <w:pStyle w:val="Compact"/>
+              <w:jc w:val="left"/>
+            </w:pPr>
+            <w:r>
+              <w:t xml:space="preserve">–</w:t>
+            </w:r>
+          </w:p>
+        </w:tc>
+        <w:tc>
+          <w:p>
+            <w:pPr>
+              <w:pStyle w:val="Compact"/>
+              <w:jc w:val="left"/>
+            </w:pPr>
+            <w:r>
+              <w:t xml:space="preserve">–</w:t>
+            </w:r>
+          </w:p>
+        </w:tc>
+        <w:tc>
+          <w:p>
+            <w:pPr>
+              <w:pStyle w:val="Compact"/>
+              <w:jc w:val="left"/>
+            </w:pPr>
+            <w:r>
+              <w:t xml:space="preserve">0.84046</w:t>
+            </w:r>
+          </w:p>
+        </w:tc>
+      </w:tr>
+      <w:tr>
+        <w:tc>
+          <w:p>
+            <w:pPr>
+              <w:pStyle w:val="Compact"/>
+              <w:jc w:val="left"/>
+            </w:pPr>
+            <w:r>
+              <w:t xml:space="preserve">EMIS</w:t>
+            </w:r>
+          </w:p>
+        </w:tc>
+        <w:tc>
+          <w:p>
+            <w:pPr>
+              <w:pStyle w:val="Compact"/>
+              <w:jc w:val="left"/>
+            </w:pPr>
+            <w:r>
+              <w:t xml:space="preserve">ACORN-1 + NaviX seeds</w:t>
+            </w:r>
+          </w:p>
+        </w:tc>
+        <w:tc>
+          <w:p>
+            <w:pPr>
+              <w:pStyle w:val="Compact"/>
+              <w:jc w:val="left"/>
+            </w:pPr>
+            <w:r>
+              <w:t xml:space="preserve">–</w:t>
+            </w:r>
+          </w:p>
+        </w:tc>
+        <w:tc>
+          <w:p>
+            <w:pPr>
+              <w:pStyle w:val="Compact"/>
+              <w:jc w:val="left"/>
+            </w:pPr>
+            <w:r>
+              <w:t xml:space="preserve">–</w:t>
+            </w:r>
+          </w:p>
+        </w:tc>
+        <w:tc>
+          <w:p>
+            <w:pPr>
+              <w:pStyle w:val="Compact"/>
+              <w:jc w:val="left"/>
+            </w:pPr>
+            <w:r>
+              <w:t xml:space="preserve">0.84350</w:t>
+            </w:r>
+          </w:p>
+        </w:tc>
+      </w:tr>
+      <w:tr>
+        <w:tc>
+          <w:p>
+            <w:pPr>
+              <w:pStyle w:val="Compact"/>
+              <w:jc w:val="left"/>
+            </w:pPr>
+            <w:r>
+              <w:t xml:space="preserve">EMIS</w:t>
+            </w:r>
+          </w:p>
+        </w:tc>
+        <w:tc>
+          <w:p>
+            <w:pPr>
+              <w:pStyle w:val="Compact"/>
+              <w:jc w:val="left"/>
+            </w:pPr>
+            <w:r>
+              <w:t xml:space="preserve">ACORN-gamma</w:t>
+            </w:r>
+          </w:p>
+        </w:tc>
+        <w:tc>
+          <w:p>
+            <w:pPr>
+              <w:pStyle w:val="Compact"/>
+              <w:jc w:val="left"/>
+            </w:pPr>
+            <w:r>
+              <w:t xml:space="preserve">2,862 (0.92168)</w:t>
+            </w:r>
+          </w:p>
+        </w:tc>
+        <w:tc>
+          <w:p>
+            <w:pPr>
+              <w:pStyle w:val="Compact"/>
+              <w:jc w:val="left"/>
+            </w:pPr>
+            <w:r>
+              <w:t xml:space="preserve">1,312 (0.95226)</w:t>
+            </w:r>
+          </w:p>
+        </w:tc>
+        <w:tc>
+          <w:p>
+            <w:pPr>
+              <w:pStyle w:val="Compact"/>
+              <w:jc w:val="left"/>
+            </w:pPr>
+            <w:r>
+              <w:t xml:space="preserve">0.95226</w:t>
+            </w:r>
+          </w:p>
+        </w:tc>
+      </w:tr>
+      <w:tr>
+        <w:tc>
+          <w:p>
+            <w:pPr>
+              <w:pStyle w:val="Compact"/>
+              <w:jc w:val="left"/>
+            </w:pPr>
+            <w:r>
+              <w:t xml:space="preserve">EMIS</w:t>
+            </w:r>
+          </w:p>
+        </w:tc>
+        <w:tc>
+          <w:p>
+            <w:pPr>
+              <w:pStyle w:val="Compact"/>
+              <w:jc w:val="left"/>
+            </w:pPr>
+            <w:r>
+              <w:t xml:space="preserve">ACORN-gamma + NaviX seeds</w:t>
+            </w:r>
+          </w:p>
+        </w:tc>
+        <w:tc>
+          <w:p>
+            <w:pPr>
+              <w:pStyle w:val="Compact"/>
+              <w:jc w:val="left"/>
+            </w:pPr>
+            <w:r>
+              <w:t xml:space="preserve">2,923 (0.93204)</w:t>
+            </w:r>
+          </w:p>
+        </w:tc>
+        <w:tc>
+          <w:p>
+            <w:pPr>
+              <w:pStyle w:val="Compact"/>
+              <w:jc w:val="left"/>
+            </w:pPr>
+            <w:r>
+              <w:t xml:space="preserve">1,756 (0.95411)</w:t>
+            </w:r>
+          </w:p>
+        </w:tc>
+        <w:tc>
+          <w:p>
+            <w:pPr>
+              <w:pStyle w:val="Compact"/>
+              <w:jc w:val="left"/>
+            </w:pPr>
+            <w:r>
+              <w:t xml:space="preserve">0.96301</w:t>
+            </w:r>
+          </w:p>
+        </w:tc>
+      </w:tr>
+      <w:tr>
+        <w:tc>
+          <w:p>
+            <w:pPr>
+              <w:pStyle w:val="Compact"/>
+              <w:jc w:val="left"/>
+            </w:pPr>
+            <w:r>
+              <w:t xml:space="preserve">R</w:t>
+            </w:r>
+          </w:p>
+        </w:tc>
+        <w:tc>
+          <w:p>
+            <w:pPr>
+              <w:pStyle w:val="Compact"/>
+              <w:jc w:val="left"/>
+            </w:pPr>
+            <w:r>
+              <w:t xml:space="preserve">FAISS-NaviX</w:t>
+            </w:r>
+          </w:p>
+        </w:tc>
+        <w:tc>
+          <w:p>
+            <w:pPr>
+              <w:pStyle w:val="Compact"/>
+              <w:jc w:val="left"/>
+            </w:pPr>
+            <w:r>
+              <w:t xml:space="preserve">16,214 (0.90640)</w:t>
+            </w:r>
+          </w:p>
+        </w:tc>
+        <w:tc>
+          <w:p>
+            <w:pPr>
+              <w:pStyle w:val="Compact"/>
+              <w:jc w:val="left"/>
+            </w:pPr>
+            <w:r>
+              <w:t xml:space="preserve">9,563 (0.96024)</w:t>
+            </w:r>
+          </w:p>
+        </w:tc>
+        <w:tc>
+          <w:p>
+            <w:pPr>
+              <w:pStyle w:val="Compact"/>
+              <w:jc w:val="left"/>
+            </w:pPr>
+            <w:r>
+              <w:t xml:space="preserve">0.99413</w:t>
+            </w:r>
+          </w:p>
+        </w:tc>
+      </w:tr>
+      <w:tr>
+        <w:tc>
+          <w:p>
+            <w:pPr>
+              <w:pStyle w:val="Compact"/>
+              <w:jc w:val="left"/>
+            </w:pPr>
+            <w:r>
+              <w:t xml:space="preserve">R</w:t>
+            </w:r>
+          </w:p>
+        </w:tc>
+        <w:tc>
+          <w:p>
+            <w:pPr>
+              <w:pStyle w:val="Compact"/>
+              <w:jc w:val="left"/>
+            </w:pPr>
+            <w:r>
+              <w:t xml:space="preserve">ACORN-1</w:t>
+            </w:r>
+          </w:p>
+        </w:tc>
+        <w:tc>
+          <w:p>
+            <w:pPr>
+              <w:pStyle w:val="Compact"/>
+              <w:jc w:val="left"/>
+            </w:pPr>
+            <w:r>
+              <w:t xml:space="preserve">–</w:t>
+            </w:r>
+          </w:p>
+        </w:tc>
+        <w:tc>
+          <w:p>
+            <w:pPr>
+              <w:pStyle w:val="Compact"/>
+              <w:jc w:val="left"/>
+            </w:pPr>
+            <w:r>
+              <w:t xml:space="preserve">–</w:t>
+            </w:r>
+          </w:p>
+        </w:tc>
+        <w:tc>
+          <w:p>
+            <w:pPr>
+              <w:pStyle w:val="Compact"/>
+              <w:jc w:val="left"/>
+            </w:pPr>
+            <w:r>
+              <w:t xml:space="preserve">0.86886</w:t>
+            </w:r>
+          </w:p>
+        </w:tc>
+      </w:tr>
+      <w:tr>
+        <w:tc>
+          <w:p>
+            <w:pPr>
+              <w:pStyle w:val="Compact"/>
+              <w:jc w:val="left"/>
+            </w:pPr>
+            <w:r>
+              <w:t xml:space="preserve">R</w:t>
+            </w:r>
+          </w:p>
+        </w:tc>
+        <w:tc>
+          <w:p>
+            <w:pPr>
+              <w:pStyle w:val="Compact"/>
+              <w:jc w:val="left"/>
+            </w:pPr>
+            <w:r>
+              <w:t xml:space="preserve">ACORN-1 + NaviX seeds</w:t>
+            </w:r>
+          </w:p>
+        </w:tc>
+        <w:tc>
+          <w:p>
+            <w:pPr>
+              <w:pStyle w:val="Compact"/>
+              <w:jc w:val="left"/>
+            </w:pPr>
+            <w:r>
+              <w:t xml:space="preserve">–</w:t>
+            </w:r>
+          </w:p>
+        </w:tc>
+        <w:tc>
+          <w:p>
+            <w:pPr>
+              <w:pStyle w:val="Compact"/>
+              <w:jc w:val="left"/>
+            </w:pPr>
+            <w:r>
+              <w:t xml:space="preserve">–</w:t>
+            </w:r>
+          </w:p>
+        </w:tc>
+        <w:tc>
+          <w:p>
+            <w:pPr>
+              <w:pStyle w:val="Compact"/>
+              <w:jc w:val="left"/>
+            </w:pPr>
+            <w:r>
+              <w:t xml:space="preserve">0.86901</w:t>
+            </w:r>
+          </w:p>
+        </w:tc>
+      </w:tr>
+      <w:tr>
+        <w:tc>
+          <w:p>
+            <w:pPr>
+              <w:pStyle w:val="Compact"/>
+              <w:jc w:val="left"/>
+            </w:pPr>
+            <w:r>
+              <w:t xml:space="preserve">R</w:t>
+            </w:r>
+          </w:p>
+        </w:tc>
+        <w:tc>
+          <w:p>
+            <w:pPr>
+              <w:pStyle w:val="Compact"/>
+              <w:jc w:val="left"/>
+            </w:pPr>
+            <w:r>
+              <w:t xml:space="preserve">ACORN-gamma</w:t>
+            </w:r>
+          </w:p>
+        </w:tc>
+        <w:tc>
+          <w:p>
+            <w:pPr>
+              <w:pStyle w:val="Compact"/>
+              <w:jc w:val="left"/>
+            </w:pPr>
+            <w:r>
+              <w:t xml:space="preserve">9,499 (0.90944)</w:t>
+            </w:r>
+          </w:p>
+        </w:tc>
+        <w:tc>
+          <w:p>
+            <w:pPr>
+              <w:pStyle w:val="Compact"/>
+              <w:jc w:val="left"/>
+            </w:pPr>
+            <w:r>
+              <w:t xml:space="preserve">6,480 (0.95239)</w:t>
+            </w:r>
+          </w:p>
+        </w:tc>
+        <w:tc>
+          <w:p>
+            <w:pPr>
+              <w:pStyle w:val="Compact"/>
+              <w:jc w:val="left"/>
+            </w:pPr>
+            <w:r>
+              <w:t xml:space="preserve">0.98120</w:t>
+            </w:r>
+          </w:p>
+        </w:tc>
+      </w:tr>
+      <w:tr>
+        <w:tc>
+          <w:p>
+            <w:pPr>
+              <w:pStyle w:val="Compact"/>
+              <w:jc w:val="left"/>
+            </w:pPr>
+            <w:r>
+              <w:t xml:space="preserve">R</w:t>
+            </w:r>
+          </w:p>
+        </w:tc>
+        <w:tc>
+          <w:p>
+            <w:pPr>
+              <w:pStyle w:val="Compact"/>
+              <w:jc w:val="left"/>
+            </w:pPr>
+            <w:r>
+              <w:t xml:space="preserve">ACORN-gamma + NaviX seeds</w:t>
+            </w:r>
+          </w:p>
+        </w:tc>
+        <w:tc>
+          <w:p>
+            <w:pPr>
+              <w:pStyle w:val="Compact"/>
+              <w:jc w:val="left"/>
+            </w:pPr>
+            <w:r>
+              <w:t xml:space="preserve">9,458 (0.91130)</w:t>
+            </w:r>
+          </w:p>
+        </w:tc>
+        <w:tc>
+          <w:p>
+            <w:pPr>
+              <w:pStyle w:val="Compact"/>
+              <w:jc w:val="left"/>
+            </w:pPr>
+            <w:r>
+              <w:t xml:space="preserve">6,426 (0.95318)</w:t>
+            </w:r>
+          </w:p>
+        </w:tc>
+        <w:tc>
+          <w:p>
+            <w:pPr>
+              <w:pStyle w:val="Compact"/>
+              <w:jc w:val="left"/>
+            </w:pPr>
+            <w:r>
+              <w:t xml:space="preserve">0.98192</w:t>
+            </w:r>
+          </w:p>
+        </w:tc>
+      </w:tr>
+    </w:tbl>
+    <w:p>
+      <w:pPr>
+        <w:pStyle w:val="BodyText"/>
+      </w:pPr>
+      <w:r>
+        <w:t xml:space="preserve">The bitmap statistics distinguish intrinsic from algorithmic underfill. EM has mean selectivity</w:t>
+      </w:r>
+      <w:r>
+        <w:t xml:space="preserve"> </w:t>
+      </w:r>
+      <w:r>
+        <w:t xml:space="preserve">38.47% but one query has only one passing row; EMIS has mean 15.24% and at least 16 passing rows per</w:t>
+      </w:r>
+      <w:r>
+        <w:t xml:space="preserve"> </w:t>
+      </w:r>
+      <w:r>
+        <w:t xml:space="preserve">query; R has mean 44.55% and at least 254. Therefore the 130 ACORN-gamma EMIS underfills and eight</w:t>
+      </w:r>
+      <w:r>
+        <w:t xml:space="preserve"> </w:t>
+      </w:r>
+      <w:r>
+        <w:t xml:space="preserve">ACORN-gamma R underfills cannot be blamed on a predicate with fewer than</w:t>
+      </w:r>
+      <w:r>
+        <w:t xml:space="preserve"> </w:t>
+      </w:r>
+      <w:r>
+        <w:rPr>
+          <w:rStyle w:val="VerbatimChar"/>
+        </w:rPr>
+        <w:t xml:space="preserve">k=10</w:t>
+      </w:r>
+      <w:r>
+        <w:t xml:space="preserve"> </w:t>
+      </w:r>
+      <w:r>
+        <w:t xml:space="preserve">answers.</w:t>
+      </w:r>
+    </w:p>
+    <w:p>
+      <w:pPr>
+        <w:pStyle w:val="BodyText"/>
+      </w:pPr>
+      <w:r>
+        <w:t xml:space="preserve">The low ACORN-1 values are not parser errors: predicates are satisfied, sentinels are valid, and</w:t>
+      </w:r>
+      <w:r>
+        <w:t xml:space="preserve"> </w:t>
+      </w:r>
+      <w:r>
+        <w:t xml:space="preserve">even</w:t>
+      </w:r>
+      <w:r>
+        <w:t xml:space="preserve"> </w:t>
+      </w:r>
+      <w:r>
+        <w:rPr>
+          <w:rStyle w:val="VerbatimChar"/>
+        </w:rPr>
+        <w:t xml:space="preserve">efSearch=750</w:t>
+      </w:r>
+      <w:r>
+        <w:t xml:space="preserve"> </w:t>
+      </w:r>
+      <w:r>
+        <w:t xml:space="preserve">reaches only 0.89392/0.84046/0.86886 recall on EM/EMIS/R and 0.32283 on YFCC.</w:t>
+      </w:r>
+      <w:r>
+        <w:t xml:space="preserve"> </w:t>
+      </w:r>
+      <w:r>
+        <w:t xml:space="preserve">Giving ACORN-1 NaviX seeds changes those maxima only to 0.89410/0.84350/0.86901 and 0.38798.</w:t>
+      </w:r>
+      <w:r>
+        <w:t xml:space="preserve"> </w:t>
+      </w:r>
+      <w:r>
+        <w:t xml:space="preserve">Initialization is therefore not its main limitation. Increasing YFCC FAISS-NaviX from</w:t>
+      </w:r>
+      <w:r>
+        <w:t xml:space="preserve"> </w:t>
+      </w:r>
+      <w:r>
+        <w:rPr>
+          <w:rStyle w:val="VerbatimChar"/>
+        </w:rPr>
+        <w:t xml:space="preserve">efSearch=100</w:t>
+      </w:r>
+      <w:r>
+        <w:t xml:space="preserve"> </w:t>
+      </w:r>
+      <w:r>
+        <w:t xml:space="preserve">to 750 moves aggregate recall only from 0.77396 to 0.79664; reference ACORN-gamma</w:t>
+      </w:r>
+      <w:r>
+        <w:t xml:space="preserve"> </w:t>
+      </w:r>
+      <w:r>
+        <w:t xml:space="preserve">moves from 0.58614 to 0.61513 and seeded ACORN-gamma from 0.72524 to 0.76141. The deep points rule</w:t>
+      </w:r>
+      <w:r>
+        <w:t xml:space="preserve"> </w:t>
+      </w:r>
+      <w:r>
+        <w:t xml:space="preserve">out an accidentally shallow base sweep.</w:t>
+      </w:r>
+    </w:p>
+    <w:p>
+      <w:pPr>
+        <w:pStyle w:val="BodyText"/>
+      </w:pPr>
+      <w:r>
+        <w:t xml:space="preserve">The comparison also has an important seeding asymmetry. Bitmap GPU NaviX extracts up to</w:t>
+      </w:r>
+      <w:r>
+        <w:t xml:space="preserve"> </w:t>
+      </w:r>
+      <w:r>
+        <w:rPr>
+          <w:rStyle w:val="VerbatimChar"/>
+        </w:rPr>
+        <w:t xml:space="preserve">k</w:t>
+      </w:r>
+      <w:r>
+        <w:t xml:space="preserve"> </w:t>
+      </w:r>
+      <w:r>
+        <w:t xml:space="preserve">guaranteed-passing seeds before graph traversal, and FAISS-NaviX deterministically scans the byte</w:t>
+      </w:r>
+      <w:r>
+        <w:t xml:space="preserve"> </w:t>
+      </w:r>
+      <w:r>
+        <w:t xml:space="preserve">mask for its first ten passing IDs inside the native search call. Reference ACORN starts from its</w:t>
+      </w:r>
+      <w:r>
+        <w:t xml:space="preserve"> </w:t>
+      </w:r>
+      <w:r>
+        <w:t xml:space="preserve">ordinary hierarchical entry point and has no global passing-seed prepass or exact fallback. For</w:t>
+      </w:r>
+      <w:r>
+        <w:t xml:space="preserve"> </w:t>
+      </w:r>
+      <w:r>
+        <w:rPr>
+          <w:rStyle w:val="VerbatimChar"/>
+        </w:rPr>
+        <w:t xml:space="preserve">gamma=1</w:t>
+      </w:r>
+      <w:r>
+        <w:t xml:space="preserve"> </w:t>
+      </w:r>
+      <w:r>
+        <w:t xml:space="preserve">it blindly examines first- and second-hop neighbors, but only passing nodes persist in</w:t>
+      </w:r>
+      <w:r>
+        <w:t xml:space="preserve"> </w:t>
+      </w:r>
+      <w:r>
+        <w:t xml:space="preserve">the candidate queue. A sparse query can therefore drain that queue before it finds ten results.</w:t>
+      </w:r>
+      <w:r>
+        <w:t xml:space="preserve"> </w:t>
+      </w:r>
+      <w:r>
+        <w:t xml:space="preserve">The 4,422 ACORN-1 and 3,274 ACORN-gamma YFCC underfills persist at</w:t>
+      </w:r>
+      <w:r>
+        <w:t xml:space="preserve"> </w:t>
+      </w:r>
+      <w:r>
+        <w:rPr>
+          <w:rStyle w:val="VerbatimChar"/>
+        </w:rPr>
+        <w:t xml:space="preserve">efSearch=750</w:t>
+      </w:r>
+      <w:r>
+        <w:t xml:space="preserve">. They must not be</w:t>
+      </w:r>
+      <w:r>
+        <w:t xml:space="preserve"> </w:t>
+      </w:r>
+      <w:r>
+        <w:t xml:space="preserve">attributed solely to two-hop expansion or graph topology, because reference ACORN lacks the global</w:t>
+      </w:r>
+      <w:r>
+        <w:t xml:space="preserve"> </w:t>
+      </w:r>
+      <w:r>
+        <w:t xml:space="preserve">passing-seed prepass used by both NaviX implementations. The implemented non-reference ablation</w:t>
+      </w:r>
+      <w:r>
+        <w:t xml:space="preserve"> </w:t>
+      </w:r>
+      <w:r>
+        <w:t xml:space="preserve">settles that ambiguity: ten deterministic seeds reduce both YFCC underfill counts to zero.</w:t>
+      </w:r>
+      <w:r>
+        <w:t xml:space="preserve"> </w:t>
+      </w:r>
+      <w:r>
+        <w:t xml:space="preserve">At</w:t>
+      </w:r>
+      <w:r>
+        <w:t xml:space="preserve"> </w:t>
+      </w:r>
+      <w:r>
+        <w:rPr>
+          <w:rStyle w:val="VerbatimChar"/>
+        </w:rPr>
+        <w:t xml:space="preserve">efSearch=750</w:t>
+      </w:r>
+      <w:r>
+        <w:t xml:space="preserve">, seeding raises ACORN-gamma from 0.61513 to 0.76141, closing 80.6% of its recall</w:t>
+      </w:r>
+      <w:r>
+        <w:t xml:space="preserve"> </w:t>
+      </w:r>
+      <w:r>
+        <w:t xml:space="preserve">gap to FAISS-NaviX's 0.79664 on the same masks. The remaining 0.03523 gap despite matched seeding is</w:t>
+      </w:r>
+      <w:r>
+        <w:t xml:space="preserve"> </w:t>
+      </w:r>
+      <w:r>
+        <w:t xml:space="preserve">evidence for traversal and/or graph-topology differences. ACORN-1's much smaller 0.06515 gain</w:t>
+      </w:r>
+      <w:r>
+        <w:t xml:space="preserve"> </w:t>
+      </w:r>
+      <w:r>
+        <w:t xml:space="preserve">likewise shows that seeds are necessary for sparse-result completeness but not sufficient to make</w:t>
+      </w:r>
+      <w:r>
+        <w:t xml:space="preserve"> </w:t>
+      </w:r>
+      <w:r>
+        <w:t xml:space="preserve">every ACORN graph/search variant competitive.</w:t>
       </w:r>
     </w:p>
     <w:p>
@@ -10298,12 +10645,12 @@
           <wp:inline>
             <wp:extent cx="5334000" cy="3120957"/>
             <wp:effectExtent b="0" l="0" r="0" t="0"/>
-            <wp:docPr descr="YFCC-10M ACORN deterministic-seed ablation." title="" id="1" name="Picture"/>
+            <wp:docPr descr="YFCC-10M native CPU Pareto frontier, including conditional deep points." title="" id="1" name="Picture"/>
             <a:graphic>
               <a:graphicData uri="http://schemas.openxmlformats.org/drawingml/2006/picture">
                 <pic:pic>
                   <pic:nvPicPr>
-                    <pic:cNvPr descr="results_gpu_opt_20260818_0100/analysis/yfcc_acorn_seed_ablation.png" id="0" name="Picture"/>
+                    <pic:cNvPr descr="results_gpu_opt_20260818_0100/analysis/yfcc_cpu_qps_recall.png" id="0" name="Picture"/>
                     <pic:cNvPicPr>
                       <a:picLocks noChangeArrowheads="1" noChangeAspect="1"/>
                     </pic:cNvPicPr>
@@ -10341,7 +10688,7 @@
         <w:pStyle w:val="ImageCaption"/>
       </w:pPr>
       <w:r>
-        <w:t xml:space="preserve">YFCC-10M ACORN deterministic-seed ablation.</w:t>
+        <w:t xml:space="preserve">YFCC-10M native CPU Pareto frontier, including conditional deep points.</w:t>
       </w:r>
     </w:p>
     <w:p>
@@ -10353,12 +10700,12 @@
           <wp:inline>
             <wp:extent cx="5334000" cy="3120957"/>
             <wp:effectExtent b="0" l="0" r="0" t="0"/>
-            <wp:docPr descr="ArXiv-EM ACORN deterministic-seed ablation." title="" id="1" name="Picture"/>
+            <wp:docPr descr="ArXiv-EM native CPU Pareto frontier, including conditional deep points." title="" id="1" name="Picture"/>
             <a:graphic>
               <a:graphicData uri="http://schemas.openxmlformats.org/drawingml/2006/picture">
                 <pic:pic>
                   <pic:nvPicPr>
-                    <pic:cNvPr descr="results_gpu_opt_20260818_0100/analysis/em_acorn_seed_ablation.png" id="0" name="Picture"/>
+                    <pic:cNvPr descr="results_gpu_opt_20260818_0100/analysis/em_cpu_qps_recall.png" id="0" name="Picture"/>
                     <pic:cNvPicPr>
                       <a:picLocks noChangeArrowheads="1" noChangeAspect="1"/>
                     </pic:cNvPicPr>
@@ -10396,7 +10743,7 @@
         <w:pStyle w:val="ImageCaption"/>
       </w:pPr>
       <w:r>
-        <w:t xml:space="preserve">ArXiv-EM ACORN deterministic-seed ablation.</w:t>
+        <w:t xml:space="preserve">ArXiv-EM native CPU Pareto frontier, including conditional deep points.</w:t>
       </w:r>
     </w:p>
     <w:p>
@@ -10408,12 +10755,12 @@
           <wp:inline>
             <wp:extent cx="5334000" cy="3120957"/>
             <wp:effectExtent b="0" l="0" r="0" t="0"/>
-            <wp:docPr descr="ArXiv-EMIS ACORN deterministic-seed ablation." title="" id="1" name="Picture"/>
+            <wp:docPr descr="ArXiv-EMIS native CPU Pareto frontier, including conditional deep points." title="" id="1" name="Picture"/>
             <a:graphic>
               <a:graphicData uri="http://schemas.openxmlformats.org/drawingml/2006/picture">
                 <pic:pic>
                   <pic:nvPicPr>
-                    <pic:cNvPr descr="results_gpu_opt_20260818_0100/analysis/emis_acorn_seed_ablation.png" id="0" name="Picture"/>
+                    <pic:cNvPr descr="results_gpu_opt_20260818_0100/analysis/emis_cpu_qps_recall.png" id="0" name="Picture"/>
                     <pic:cNvPicPr>
                       <a:picLocks noChangeArrowheads="1" noChangeAspect="1"/>
                     </pic:cNvPicPr>
@@ -10451,7 +10798,7 @@
         <w:pStyle w:val="ImageCaption"/>
       </w:pPr>
       <w:r>
-        <w:t xml:space="preserve">ArXiv-EMIS ACORN deterministic-seed ablation.</w:t>
+        <w:t xml:space="preserve">ArXiv-EMIS native CPU Pareto frontier, including conditional deep points.</w:t>
       </w:r>
     </w:p>
     <w:p>
@@ -10463,12 +10810,12 @@
           <wp:inline>
             <wp:extent cx="5334000" cy="3120957"/>
             <wp:effectExtent b="0" l="0" r="0" t="0"/>
-            <wp:docPr descr="ArXiv-R ACORN deterministic-seed ablation." title="" id="1" name="Picture"/>
+            <wp:docPr descr="ArXiv-R native CPU Pareto frontier, including conditional deep points." title="" id="1" name="Picture"/>
             <a:graphic>
               <a:graphicData uri="http://schemas.openxmlformats.org/drawingml/2006/picture">
                 <pic:pic>
                   <pic:nvPicPr>
-                    <pic:cNvPr descr="results_gpu_opt_20260818_0100/analysis/r_acorn_seed_ablation.png" id="0" name="Picture"/>
+                    <pic:cNvPr descr="results_gpu_opt_20260818_0100/analysis/r_cpu_qps_recall.png" id="0" name="Picture"/>
                     <pic:cNvPicPr>
                       <a:picLocks noChangeArrowheads="1" noChangeAspect="1"/>
                     </pic:cNvPicPr>
@@ -10506,16 +10853,16 @@
         <w:pStyle w:val="ImageCaption"/>
       </w:pPr>
       <w:r>
-        <w:t xml:space="preserve">ArXiv-R ACORN deterministic-seed ablation.</w:t>
+        <w:t xml:space="preserve">ArXiv-R native CPU Pareto frontier, including conditional deep points.</w:t>
       </w:r>
     </w:p>
     <w:p>
       <w:pPr>
         <w:pStyle w:val="Heading2"/>
       </w:pPr>
-      <w:bookmarkStart w:id="65" w:name="absolute-cpugpu-overlays"/>
-      <w:r>
-        <w:t xml:space="preserve">Absolute CPU/GPU overlays</w:t>
+      <w:bookmarkStart w:id="65" w:name="Xa563f6c647321b3e6efbfaca154de516c00af95"/>
+      <w:r>
+        <w:t xml:space="preserve">Deterministic passing-seed ablation plots</w:t>
       </w:r>
       <w:bookmarkEnd w:id="65"/>
     </w:p>
@@ -10524,19 +10871,13 @@
         <w:pStyle w:val="FirstParagraph"/>
       </w:pPr>
       <w:r>
-        <w:t xml:space="preserve">These appendix plots put absolute QPS on one axis, but they are descriptive rather than controlled</w:t>
-      </w:r>
-      <w:r>
-        <w:t xml:space="preserve"> </w:t>
-      </w:r>
-      <w:r>
-        <w:t xml:space="preserve">hardware speedup claims: CPU and GPU use different graph families, different execution resources,</w:t>
-      </w:r>
-      <w:r>
-        <w:t xml:space="preserve"> </w:t>
-      </w:r>
-      <w:r>
-        <w:t xml:space="preserve">and different native mask representations.</w:t>
+        <w:t xml:space="preserve">These panels remove FAISS-NaviX from the visual comparison and show only paired reference/seeded</w:t>
+      </w:r>
+      <w:r>
+        <w:t xml:space="preserve"> </w:t>
+      </w:r>
+      <w:r>
+        <w:t xml:space="preserve">ACORN curves. Seeded variants are non-reference controls and reuse the exact same graph files.</w:t>
       </w:r>
     </w:p>
     <w:p>
@@ -10548,12 +10889,12 @@
           <wp:inline>
             <wp:extent cx="5334000" cy="3120957"/>
             <wp:effectExtent b="0" l="0" r="0" t="0"/>
-            <wp:docPr descr="YFCC-10M absolute CPU/GPU QPS overlay." title="" id="1" name="Picture"/>
+            <wp:docPr descr="YFCC-10M ACORN deterministic-seed ablation." title="" id="1" name="Picture"/>
             <a:graphic>
               <a:graphicData uri="http://schemas.openxmlformats.org/drawingml/2006/picture">
                 <pic:pic>
                   <pic:nvPicPr>
-                    <pic:cNvPr descr="results_gpu_opt_20260818_0100/analysis/yfcc_cpu_gpu_overlay.png" id="0" name="Picture"/>
+                    <pic:cNvPr descr="results_gpu_opt_20260818_0100/analysis/yfcc_acorn_seed_ablation.png" id="0" name="Picture"/>
                     <pic:cNvPicPr>
                       <a:picLocks noChangeArrowheads="1" noChangeAspect="1"/>
                     </pic:cNvPicPr>
@@ -10591,7 +10932,7 @@
         <w:pStyle w:val="ImageCaption"/>
       </w:pPr>
       <w:r>
-        <w:t xml:space="preserve">YFCC-10M absolute CPU/GPU QPS overlay.</w:t>
+        <w:t xml:space="preserve">YFCC-10M ACORN deterministic-seed ablation.</w:t>
       </w:r>
     </w:p>
     <w:p>
@@ -10603,12 +10944,12 @@
           <wp:inline>
             <wp:extent cx="5334000" cy="3120957"/>
             <wp:effectExtent b="0" l="0" r="0" t="0"/>
-            <wp:docPr descr="ArXiv-EM absolute CPU/GPU QPS overlay." title="" id="1" name="Picture"/>
+            <wp:docPr descr="ArXiv-EM ACORN deterministic-seed ablation." title="" id="1" name="Picture"/>
             <a:graphic>
               <a:graphicData uri="http://schemas.openxmlformats.org/drawingml/2006/picture">
                 <pic:pic>
                   <pic:nvPicPr>
-                    <pic:cNvPr descr="results_gpu_opt_20260818_0100/analysis/em_cpu_gpu_overlay.png" id="0" name="Picture"/>
+                    <pic:cNvPr descr="results_gpu_opt_20260818_0100/analysis/em_acorn_seed_ablation.png" id="0" name="Picture"/>
                     <pic:cNvPicPr>
                       <a:picLocks noChangeArrowheads="1" noChangeAspect="1"/>
                     </pic:cNvPicPr>
@@ -10646,7 +10987,7 @@
         <w:pStyle w:val="ImageCaption"/>
       </w:pPr>
       <w:r>
-        <w:t xml:space="preserve">ArXiv-EM absolute CPU/GPU QPS overlay.</w:t>
+        <w:t xml:space="preserve">ArXiv-EM ACORN deterministic-seed ablation.</w:t>
       </w:r>
     </w:p>
     <w:p>
@@ -10658,12 +10999,12 @@
           <wp:inline>
             <wp:extent cx="5334000" cy="3120957"/>
             <wp:effectExtent b="0" l="0" r="0" t="0"/>
-            <wp:docPr descr="ArXiv-EMIS absolute CPU/GPU QPS overlay." title="" id="1" name="Picture"/>
+            <wp:docPr descr="ArXiv-EMIS ACORN deterministic-seed ablation." title="" id="1" name="Picture"/>
             <a:graphic>
               <a:graphicData uri="http://schemas.openxmlformats.org/drawingml/2006/picture">
                 <pic:pic>
                   <pic:nvPicPr>
-                    <pic:cNvPr descr="results_gpu_opt_20260818_0100/analysis/emis_cpu_gpu_overlay.png" id="0" name="Picture"/>
+                    <pic:cNvPr descr="results_gpu_opt_20260818_0100/analysis/emis_acorn_seed_ablation.png" id="0" name="Picture"/>
                     <pic:cNvPicPr>
                       <a:picLocks noChangeArrowheads="1" noChangeAspect="1"/>
                     </pic:cNvPicPr>
@@ -10701,7 +11042,7 @@
         <w:pStyle w:val="ImageCaption"/>
       </w:pPr>
       <w:r>
-        <w:t xml:space="preserve">ArXiv-EMIS absolute CPU/GPU QPS overlay.</w:t>
+        <w:t xml:space="preserve">ArXiv-EMIS ACORN deterministic-seed ablation.</w:t>
       </w:r>
     </w:p>
     <w:p>
@@ -10713,12 +11054,12 @@
           <wp:inline>
             <wp:extent cx="5334000" cy="3120957"/>
             <wp:effectExtent b="0" l="0" r="0" t="0"/>
-            <wp:docPr descr="ArXiv-R absolute CPU/GPU QPS overlay." title="" id="1" name="Picture"/>
+            <wp:docPr descr="ArXiv-R ACORN deterministic-seed ablation." title="" id="1" name="Picture"/>
             <a:graphic>
               <a:graphicData uri="http://schemas.openxmlformats.org/drawingml/2006/picture">
                 <pic:pic>
                   <pic:nvPicPr>
-                    <pic:cNvPr descr="results_gpu_opt_20260818_0100/analysis/r_cpu_gpu_overlay.png" id="0" name="Picture"/>
+                    <pic:cNvPr descr="results_gpu_opt_20260818_0100/analysis/r_acorn_seed_ablation.png" id="0" name="Picture"/>
                     <pic:cNvPicPr>
                       <a:picLocks noChangeArrowheads="1" noChangeAspect="1"/>
                     </pic:cNvPicPr>
@@ -10756,6 +11097,256 @@
         <w:pStyle w:val="ImageCaption"/>
       </w:pPr>
       <w:r>
+        <w:t xml:space="preserve">ArXiv-R ACORN deterministic-seed ablation.</w:t>
+      </w:r>
+    </w:p>
+    <w:p>
+      <w:pPr>
+        <w:pStyle w:val="Heading2"/>
+      </w:pPr>
+      <w:bookmarkStart w:id="70" w:name="absolute-cpugpu-overlays"/>
+      <w:r>
+        <w:t xml:space="preserve">Absolute CPU/GPU overlays</w:t>
+      </w:r>
+      <w:bookmarkEnd w:id="70"/>
+    </w:p>
+    <w:p>
+      <w:pPr>
+        <w:pStyle w:val="FirstParagraph"/>
+      </w:pPr>
+      <w:r>
+        <w:t xml:space="preserve">These appendix plots put absolute QPS on one axis, but they are descriptive rather than controlled</w:t>
+      </w:r>
+      <w:r>
+        <w:t xml:space="preserve"> </w:t>
+      </w:r>
+      <w:r>
+        <w:t xml:space="preserve">hardware speedup claims: CPU and GPU use different graph families, different execution resources,</w:t>
+      </w:r>
+      <w:r>
+        <w:t xml:space="preserve"> </w:t>
+      </w:r>
+      <w:r>
+        <w:t xml:space="preserve">and different native mask representations.</w:t>
+      </w:r>
+    </w:p>
+    <w:p>
+      <w:pPr>
+        <w:pStyle w:val="CaptionedFigure"/>
+      </w:pPr>
+      <w:r>
+        <w:drawing>
+          <wp:inline>
+            <wp:extent cx="5334000" cy="3120957"/>
+            <wp:effectExtent b="0" l="0" r="0" t="0"/>
+            <wp:docPr descr="YFCC-10M absolute CPU/GPU QPS overlay." title="" id="1" name="Picture"/>
+            <a:graphic>
+              <a:graphicData uri="http://schemas.openxmlformats.org/drawingml/2006/picture">
+                <pic:pic>
+                  <pic:nvPicPr>
+                    <pic:cNvPr descr="results_gpu_opt_20260818_0100/analysis/yfcc_cpu_gpu_overlay.png" id="0" name="Picture"/>
+                    <pic:cNvPicPr>
+                      <a:picLocks noChangeArrowheads="1" noChangeAspect="1"/>
+                    </pic:cNvPicPr>
+                  </pic:nvPicPr>
+                  <pic:blipFill>
+                    <a:blip r:embed="rId71"/>
+                    <a:stretch>
+                      <a:fillRect/>
+                    </a:stretch>
+                  </pic:blipFill>
+                  <pic:spPr bwMode="auto">
+                    <a:xfrm>
+                      <a:off x="0" y="0"/>
+                      <a:ext cx="5334000" cy="3120957"/>
+                    </a:xfrm>
+                    <a:prstGeom prst="rect">
+                      <a:avLst/>
+                    </a:prstGeom>
+                    <a:noFill/>
+                    <a:ln w="9525">
+                      <a:noFill/>
+                      <a:headEnd/>
+                      <a:tailEnd/>
+                    </a:ln>
+                  </pic:spPr>
+                </pic:pic>
+              </a:graphicData>
+            </a:graphic>
+          </wp:inline>
+        </w:drawing>
+      </w:r>
+    </w:p>
+    <w:p>
+      <w:pPr>
+        <w:pStyle w:val="ImageCaption"/>
+      </w:pPr>
+      <w:r>
+        <w:t xml:space="preserve">YFCC-10M absolute CPU/GPU QPS overlay.</w:t>
+      </w:r>
+    </w:p>
+    <w:p>
+      <w:pPr>
+        <w:pStyle w:val="CaptionedFigure"/>
+      </w:pPr>
+      <w:r>
+        <w:drawing>
+          <wp:inline>
+            <wp:extent cx="5334000" cy="3120957"/>
+            <wp:effectExtent b="0" l="0" r="0" t="0"/>
+            <wp:docPr descr="ArXiv-EM absolute CPU/GPU QPS overlay." title="" id="1" name="Picture"/>
+            <a:graphic>
+              <a:graphicData uri="http://schemas.openxmlformats.org/drawingml/2006/picture">
+                <pic:pic>
+                  <pic:nvPicPr>
+                    <pic:cNvPr descr="results_gpu_opt_20260818_0100/analysis/em_cpu_gpu_overlay.png" id="0" name="Picture"/>
+                    <pic:cNvPicPr>
+                      <a:picLocks noChangeArrowheads="1" noChangeAspect="1"/>
+                    </pic:cNvPicPr>
+                  </pic:nvPicPr>
+                  <pic:blipFill>
+                    <a:blip r:embed="rId72"/>
+                    <a:stretch>
+                      <a:fillRect/>
+                    </a:stretch>
+                  </pic:blipFill>
+                  <pic:spPr bwMode="auto">
+                    <a:xfrm>
+                      <a:off x="0" y="0"/>
+                      <a:ext cx="5334000" cy="3120957"/>
+                    </a:xfrm>
+                    <a:prstGeom prst="rect">
+                      <a:avLst/>
+                    </a:prstGeom>
+                    <a:noFill/>
+                    <a:ln w="9525">
+                      <a:noFill/>
+                      <a:headEnd/>
+                      <a:tailEnd/>
+                    </a:ln>
+                  </pic:spPr>
+                </pic:pic>
+              </a:graphicData>
+            </a:graphic>
+          </wp:inline>
+        </w:drawing>
+      </w:r>
+    </w:p>
+    <w:p>
+      <w:pPr>
+        <w:pStyle w:val="ImageCaption"/>
+      </w:pPr>
+      <w:r>
+        <w:t xml:space="preserve">ArXiv-EM absolute CPU/GPU QPS overlay.</w:t>
+      </w:r>
+    </w:p>
+    <w:p>
+      <w:pPr>
+        <w:pStyle w:val="CaptionedFigure"/>
+      </w:pPr>
+      <w:r>
+        <w:drawing>
+          <wp:inline>
+            <wp:extent cx="5334000" cy="3120957"/>
+            <wp:effectExtent b="0" l="0" r="0" t="0"/>
+            <wp:docPr descr="ArXiv-EMIS absolute CPU/GPU QPS overlay." title="" id="1" name="Picture"/>
+            <a:graphic>
+              <a:graphicData uri="http://schemas.openxmlformats.org/drawingml/2006/picture">
+                <pic:pic>
+                  <pic:nvPicPr>
+                    <pic:cNvPr descr="results_gpu_opt_20260818_0100/analysis/emis_cpu_gpu_overlay.png" id="0" name="Picture"/>
+                    <pic:cNvPicPr>
+                      <a:picLocks noChangeArrowheads="1" noChangeAspect="1"/>
+                    </pic:cNvPicPr>
+                  </pic:nvPicPr>
+                  <pic:blipFill>
+                    <a:blip r:embed="rId73"/>
+                    <a:stretch>
+                      <a:fillRect/>
+                    </a:stretch>
+                  </pic:blipFill>
+                  <pic:spPr bwMode="auto">
+                    <a:xfrm>
+                      <a:off x="0" y="0"/>
+                      <a:ext cx="5334000" cy="3120957"/>
+                    </a:xfrm>
+                    <a:prstGeom prst="rect">
+                      <a:avLst/>
+                    </a:prstGeom>
+                    <a:noFill/>
+                    <a:ln w="9525">
+                      <a:noFill/>
+                      <a:headEnd/>
+                      <a:tailEnd/>
+                    </a:ln>
+                  </pic:spPr>
+                </pic:pic>
+              </a:graphicData>
+            </a:graphic>
+          </wp:inline>
+        </w:drawing>
+      </w:r>
+    </w:p>
+    <w:p>
+      <w:pPr>
+        <w:pStyle w:val="ImageCaption"/>
+      </w:pPr>
+      <w:r>
+        <w:t xml:space="preserve">ArXiv-EMIS absolute CPU/GPU QPS overlay.</w:t>
+      </w:r>
+    </w:p>
+    <w:p>
+      <w:pPr>
+        <w:pStyle w:val="CaptionedFigure"/>
+      </w:pPr>
+      <w:r>
+        <w:drawing>
+          <wp:inline>
+            <wp:extent cx="5334000" cy="3120957"/>
+            <wp:effectExtent b="0" l="0" r="0" t="0"/>
+            <wp:docPr descr="ArXiv-R absolute CPU/GPU QPS overlay." title="" id="1" name="Picture"/>
+            <a:graphic>
+              <a:graphicData uri="http://schemas.openxmlformats.org/drawingml/2006/picture">
+                <pic:pic>
+                  <pic:nvPicPr>
+                    <pic:cNvPr descr="results_gpu_opt_20260818_0100/analysis/r_cpu_gpu_overlay.png" id="0" name="Picture"/>
+                    <pic:cNvPicPr>
+                      <a:picLocks noChangeArrowheads="1" noChangeAspect="1"/>
+                    </pic:cNvPicPr>
+                  </pic:nvPicPr>
+                  <pic:blipFill>
+                    <a:blip r:embed="rId74"/>
+                    <a:stretch>
+                      <a:fillRect/>
+                    </a:stretch>
+                  </pic:blipFill>
+                  <pic:spPr bwMode="auto">
+                    <a:xfrm>
+                      <a:off x="0" y="0"/>
+                      <a:ext cx="5334000" cy="3120957"/>
+                    </a:xfrm>
+                    <a:prstGeom prst="rect">
+                      <a:avLst/>
+                    </a:prstGeom>
+                    <a:noFill/>
+                    <a:ln w="9525">
+                      <a:noFill/>
+                      <a:headEnd/>
+                      <a:tailEnd/>
+                    </a:ln>
+                  </pic:spPr>
+                </pic:pic>
+              </a:graphicData>
+            </a:graphic>
+          </wp:inline>
+        </w:drawing>
+      </w:r>
+    </w:p>
+    <w:p>
+      <w:pPr>
+        <w:pStyle w:val="ImageCaption"/>
+      </w:pPr>
+      <w:r>
         <w:t xml:space="preserve">ArXiv-R absolute CPU/GPU QPS overlay.</w:t>
       </w:r>
     </w:p>
@@ -10763,11 +11354,11 @@
       <w:pPr>
         <w:pStyle w:val="Heading1"/>
       </w:pPr>
-      <w:bookmarkStart w:id="70" w:name="limitations-and-conclusion"/>
+      <w:bookmarkStart w:id="75" w:name="limitations-and-conclusion"/>
       <w:r>
         <w:t xml:space="preserve">Limitations and conclusion</w:t>
       </w:r>
-      <w:bookmarkEnd w:id="70"/>
+      <w:bookmarkEnd w:id="75"/>
     </w:p>
     <w:p>
       <w:pPr>
@@ -10856,6 +11447,44 @@
         <w:pStyle w:val="BodyText"/>
       </w:pPr>
       <w:r>
+        <w:t xml:space="preserve">The GPU policy sweep further shows that the adaptive decision is a throughput optimization, not a</w:t>
+      </w:r>
+      <w:r>
+        <w:t xml:space="preserve"> </w:t>
+      </w:r>
+      <w:r>
+        <w:t xml:space="preserve">recall requirement. Forced blind two hop is the strongest general high-recall policy and is much</w:t>
+      </w:r>
+      <w:r>
+        <w:t xml:space="preserve"> </w:t>
+      </w:r>
+      <w:r>
+        <w:t xml:space="preserve">faster than forced directed expansion at comparable recall. Adaptive Kuzu improves the</w:t>
+      </w:r>
+      <w:r>
+        <w:t xml:space="preserve"> </w:t>
+      </w:r>
+      <w:r>
+        <w:t xml:space="preserve">intermediate-recall frontier on EM and R, but policy selection barely changes YFCC's approximately</w:t>
+      </w:r>
+      <w:r>
+        <w:t xml:space="preserve"> </w:t>
+      </w:r>
+      <w:r>
+        <w:t xml:space="preserve">0.704 ceiling. YFCC is therefore not failing because the adaptive thresholds choose the wrong</w:t>
+      </w:r>
+      <w:r>
+        <w:t xml:space="preserve"> </w:t>
+      </w:r>
+      <w:r>
+        <w:t xml:space="preserve">two-hop variant.</w:t>
+      </w:r>
+    </w:p>
+    <w:p>
+      <w:pPr>
+        <w:pStyle w:val="BodyText"/>
+      </w:pPr>
+      <w:r>
         <w:t xml:space="preserve">Therefore the actionable GPU conclusion is twofold. First, there is no retained low-level NaviX</w:t>
       </w:r>
       <w:r>
@@ -10905,11 +11534,11 @@
       <w:pPr>
         <w:pStyle w:val="Heading1"/>
       </w:pPr>
-      <w:bookmarkStart w:id="71" w:name="reproduction"/>
+      <w:bookmarkStart w:id="76" w:name="reproduction"/>
       <w:r>
         <w:t xml:space="preserve">Reproduction</w:t>
       </w:r>
-      <w:bookmarkEnd w:id="71"/>
+      <w:bookmarkEnd w:id="76"/>
     </w:p>
     <w:p>
       <w:pPr>
@@ -11068,6 +11697,48 @@
         </w:rPr>
         <w:t xml:space="preserve"> b0</w:t>
       </w:r>
+      <w:r>
+        <w:br/>
+      </w:r>
+      <w:r>
+        <w:rPr>
+          <w:rStyle w:val="VariableTok"/>
+        </w:rPr>
+        <w:t xml:space="preserve">NAVIX_RESULT_ROOT=$PWD</w:t>
+      </w:r>
+      <w:r>
+        <w:rPr>
+          <w:rStyle w:val="NormalTok"/>
+        </w:rPr>
+        <w:t xml:space="preserve">/benchmarks/navix_single_cta/results_gpu_navix_policy_20260819_193657 </w:t>
+      </w:r>
+      <w:r>
+        <w:rPr>
+          <w:rStyle w:val="KeywordTok"/>
+        </w:rPr>
+        <w:t xml:space="preserve">\</w:t>
+      </w:r>
+      <w:r>
+        <w:br/>
+      </w:r>
+      <w:r>
+        <w:rPr>
+          <w:rStyle w:val="NormalTok"/>
+        </w:rPr>
+        <w:t xml:space="preserve">  </w:t>
+      </w:r>
+      <w:r>
+        <w:rPr>
+          <w:rStyle w:val="ExtensionTok"/>
+        </w:rPr>
+        <w:t xml:space="preserve">./benchmarks/navix_single_cta/run_optimization_experiment.sh</w:t>
+      </w:r>
+      <w:r>
+        <w:rPr>
+          <w:rStyle w:val="NormalTok"/>
+        </w:rPr>
+        <w:t xml:space="preserve"> policy_b0</w:t>
+      </w:r>
     </w:p>
     <w:p>
       <w:pPr>
@@ -11512,6 +12183,33 @@
         <w:rPr>
           <w:rStyle w:val="ExtensionTok"/>
         </w:rPr>
+        <w:t xml:space="preserve">--gpu-results</w:t>
+      </w:r>
+      <w:r>
+        <w:rPr>
+          <w:rStyle w:val="NormalTok"/>
+        </w:rPr>
+        <w:t xml:space="preserve"> benchmarks/navix_single_cta/results_gpu_navix_policy_20260819_193657 </w:t>
+      </w:r>
+      <w:r>
+        <w:rPr>
+          <w:rStyle w:val="KeywordTok"/>
+        </w:rPr>
+        <w:t xml:space="preserve">\</w:t>
+      </w:r>
+      <w:r>
+        <w:br/>
+      </w:r>
+      <w:r>
+        <w:rPr>
+          <w:rStyle w:val="NormalTok"/>
+        </w:rPr>
+        <w:t xml:space="preserve">  </w:t>
+      </w:r>
+      <w:r>
+        <w:rPr>
+          <w:rStyle w:val="ExtensionTok"/>
+        </w:rPr>
         <w:t xml:space="preserve">--cpu-artifacts</w:t>
       </w:r>
       <w:r>
@@ -11621,11 +12319,11 @@
       <w:pPr>
         <w:pStyle w:val="Heading1"/>
       </w:pPr>
-      <w:bookmarkStart w:id="72" w:name="artifact-policy"/>
+      <w:bookmarkStart w:id="77" w:name="artifact-policy"/>
       <w:r>
         <w:t xml:space="preserve">Artifact policy</w:t>
       </w:r>
-      <w:bookmarkEnd w:id="72"/>
+      <w:bookmarkEnd w:id="77"/>
     </w:p>
     <w:p>
       <w:pPr>
